--- a/assets/word/loan_ru_v1.docx
+++ b/assets/word/loan_ru_v1.docx
@@ -5,104 +5,627 @@
     <w:p>
       <w:pPr>
         <w:pStyle w:val="Title"/>
+        <w:widowControl/>
+        <w:jc w:val="center"/>
       </w:pPr>
       <w:r>
+        <w:rPr>
+          <w:color w:val="000000"/>
+        </w:rPr>
         <w:t>Договор денежного займа между гражданами</w:t>
       </w:r>
     </w:p>
     <w:p>
+      <w:pPr>
+        <w:widowControl/>
+      </w:pPr>
       <w:r>
-        <w:t>Место: [Место составления]. Дата: [Дата документа].</w:t>
+        <w:rPr>
+          <w:color w:val="000000"/>
+        </w:rPr>
+        <w:t>Место составления: [Место составления]    Дата: [Дата документа]</w:t>
       </w:r>
     </w:p>
+    <w:tbl>
+      <w:tblPr>
+        <w:tblW w:type="auto" w:w="0"/>
+        <w:jc w:val="center"/>
+        <w:tblLayout w:type="fixed"/>
+        <w:tblLook w:firstColumn="1" w:firstRow="1" w:lastColumn="0" w:lastRow="0" w:noHBand="0" w:noVBand="1" w:val="04A0"/>
+        <w:tblBorders>
+          <w:top w:val="single" w:sz="5" w:color="000000"/>
+          <w:left w:val="single" w:sz="5" w:color="000000"/>
+          <w:bottom w:val="single" w:sz="5" w:color="000000"/>
+          <w:right w:val="single" w:sz="5" w:color="000000"/>
+          <w:insideH w:val="single" w:sz="5" w:color="000000"/>
+          <w:insideV w:val="single" w:sz="5" w:color="000000"/>
+        </w:tblBorders>
+        <w:tblCellMar>
+          <w:top w:w="85" w:type="dxa"/>
+          <w:bottom w:w="85" w:type="dxa"/>
+          <w:left w:w="100" w:type="dxa"/>
+          <w:right w:w="100" w:type="dxa"/>
+        </w:tblCellMar>
+      </w:tblPr>
+      <w:tblGrid>
+        <w:gridCol w:w="4819"/>
+        <w:gridCol w:w="4819"/>
+      </w:tblGrid>
+      <w:tr>
+        <w:trPr>
+          <w:cantSplit/>
+          <w:tblHeader/>
+        </w:trPr>
+        <w:tc>
+          <w:tcPr>
+            <w:tcW w:type="dxa" w:w="4819"/>
+            <w:vAlign w:val="center"/>
+          </w:tcPr>
+          <w:p>
+            <w:pPr>
+              <w:spacing w:after="20" w:line="240" w:lineRule="auto"/>
+            </w:pPr>
+            <w:r>
+              <w:rPr>
+                <w:b/>
+                <w:sz w:val="21"/>
+                <w:color w:val="000000"/>
+              </w:rPr>
+              <w:t>ЗАИМОДАВЕЦ</w:t>
+            </w:r>
+          </w:p>
+        </w:tc>
+        <w:tc>
+          <w:tcPr>
+            <w:tcW w:type="dxa" w:w="4819"/>
+            <w:vAlign w:val="center"/>
+          </w:tcPr>
+          <w:p>
+            <w:pPr>
+              <w:spacing w:after="20" w:line="240" w:lineRule="auto"/>
+            </w:pPr>
+            <w:r>
+              <w:rPr>
+                <w:b/>
+                <w:sz w:val="21"/>
+                <w:color w:val="000000"/>
+              </w:rPr>
+              <w:t>ЗАЁМЩИК</w:t>
+            </w:r>
+          </w:p>
+        </w:tc>
+      </w:tr>
+      <w:tr>
+        <w:trPr>
+          <w:cantSplit/>
+        </w:trPr>
+        <w:tc>
+          <w:tcPr>
+            <w:tcW w:type="dxa" w:w="4819"/>
+            <w:vAlign w:val="center"/>
+          </w:tcPr>
+          <w:p>
+            <w:pPr>
+              <w:spacing w:after="20" w:line="240" w:lineRule="auto"/>
+            </w:pPr>
+            <w:r>
+              <w:rPr>
+                <w:b w:val="0"/>
+                <w:sz w:val="21"/>
+                <w:color w:val="000000"/>
+              </w:rPr>
+              <w:t>[Заимодавец]</w:t>
+            </w:r>
+          </w:p>
+        </w:tc>
+        <w:tc>
+          <w:tcPr>
+            <w:tcW w:type="dxa" w:w="4819"/>
+            <w:vAlign w:val="center"/>
+          </w:tcPr>
+          <w:p>
+            <w:pPr>
+              <w:spacing w:after="20" w:line="240" w:lineRule="auto"/>
+            </w:pPr>
+            <w:r>
+              <w:rPr>
+                <w:b w:val="0"/>
+                <w:sz w:val="21"/>
+                <w:color w:val="000000"/>
+              </w:rPr>
+              <w:t>[Заёмщик]</w:t>
+            </w:r>
+          </w:p>
+        </w:tc>
+      </w:tr>
+    </w:tbl>
     <w:p>
+      <w:pPr>
+        <w:widowControl/>
+        <w:spacing w:before="120"/>
+      </w:pPr>
       <w:r>
-        <w:t xml:space="preserve">Заимодавец: [Заимодавец]. </w:t>
-      </w:r>
-    </w:p>
-    <w:p>
-      <w:r>
-        <w:t xml:space="preserve">Заёмщик: [Заёмщик]. </w:t>
+        <w:rPr>
+          <w:color w:val="000000"/>
+        </w:rPr>
+        <w:t>Указанные стороны заключили настоящий договор о нижеследующем.</w:t>
       </w:r>
     </w:p>
     <w:p>
       <w:pPr>
         <w:pStyle w:val="Heading1"/>
+        <w:widowControl/>
       </w:pPr>
       <w:r>
-        <w:t>Сумма и передача</w:t>
+        <w:rPr>
+          <w:color w:val="000000"/>
+        </w:rPr>
+        <w:t>1. Предмет договора</w:t>
+      </w:r>
+    </w:p>
+    <w:tbl>
+      <w:tblPr>
+        <w:tblW w:type="auto" w:w="0"/>
+        <w:jc w:val="center"/>
+        <w:tblLayout w:type="fixed"/>
+        <w:tblLook w:firstColumn="1" w:firstRow="1" w:lastColumn="0" w:lastRow="0" w:noHBand="0" w:noVBand="1" w:val="04A0"/>
+        <w:tblBorders>
+          <w:top w:val="single" w:sz="5" w:color="000000"/>
+          <w:left w:val="single" w:sz="5" w:color="000000"/>
+          <w:bottom w:val="single" w:sz="5" w:color="000000"/>
+          <w:right w:val="single" w:sz="5" w:color="000000"/>
+          <w:insideH w:val="single" w:sz="5" w:color="000000"/>
+          <w:insideV w:val="single" w:sz="5" w:color="000000"/>
+        </w:tblBorders>
+        <w:tblCellMar>
+          <w:top w:w="85" w:type="dxa"/>
+          <w:bottom w:w="85" w:type="dxa"/>
+          <w:left w:w="100" w:type="dxa"/>
+          <w:right w:w="100" w:type="dxa"/>
+        </w:tblCellMar>
+      </w:tblPr>
+      <w:tblGrid>
+        <w:gridCol w:w="2835"/>
+        <w:gridCol w:w="6803"/>
+      </w:tblGrid>
+      <w:tr>
+        <w:trPr>
+          <w:cantSplit/>
+          <w:tblHeader/>
+        </w:trPr>
+        <w:tc>
+          <w:tcPr>
+            <w:tcW w:type="dxa" w:w="2835"/>
+            <w:vAlign w:val="center"/>
+          </w:tcPr>
+          <w:p>
+            <w:pPr>
+              <w:spacing w:after="20" w:line="240" w:lineRule="auto"/>
+            </w:pPr>
+            <w:r>
+              <w:rPr>
+                <w:b/>
+                <w:sz w:val="21"/>
+                <w:color w:val="000000"/>
+              </w:rPr>
+              <w:t>Сведения</w:t>
+            </w:r>
+          </w:p>
+        </w:tc>
+        <w:tc>
+          <w:tcPr>
+            <w:tcW w:type="dxa" w:w="6803"/>
+            <w:vAlign w:val="center"/>
+          </w:tcPr>
+          <w:p>
+            <w:pPr>
+              <w:spacing w:after="20" w:line="240" w:lineRule="auto"/>
+            </w:pPr>
+            <w:r>
+              <w:rPr>
+                <w:b/>
+                <w:sz w:val="21"/>
+                <w:color w:val="000000"/>
+              </w:rPr>
+              <w:t>Согласованные данные</w:t>
+            </w:r>
+          </w:p>
+        </w:tc>
+      </w:tr>
+      <w:tr>
+        <w:trPr>
+          <w:cantSplit/>
+        </w:trPr>
+        <w:tc>
+          <w:tcPr>
+            <w:tcW w:type="dxa" w:w="2835"/>
+            <w:vAlign w:val="center"/>
+          </w:tcPr>
+          <w:p>
+            <w:pPr>
+              <w:spacing w:after="20" w:line="240" w:lineRule="auto"/>
+            </w:pPr>
+            <w:r>
+              <w:rPr>
+                <w:b w:val="0"/>
+                <w:sz w:val="21"/>
+                <w:color w:val="000000"/>
+              </w:rPr>
+              <w:t>Сумма займа</w:t>
+            </w:r>
+          </w:p>
+        </w:tc>
+        <w:tc>
+          <w:tcPr>
+            <w:tcW w:type="dxa" w:w="6803"/>
+            <w:vAlign w:val="center"/>
+          </w:tcPr>
+          <w:p>
+            <w:pPr>
+              <w:spacing w:after="20" w:line="240" w:lineRule="auto"/>
+            </w:pPr>
+            <w:r>
+              <w:rPr>
+                <w:b w:val="0"/>
+                <w:sz w:val="21"/>
+                <w:color w:val="000000"/>
+              </w:rPr>
+              <w:t>[Сумма займа с валютой]</w:t>
+            </w:r>
+          </w:p>
+        </w:tc>
+      </w:tr>
+      <w:tr>
+        <w:trPr>
+          <w:cantSplit/>
+        </w:trPr>
+        <w:tc>
+          <w:tcPr>
+            <w:tcW w:type="dxa" w:w="2835"/>
+            <w:vAlign w:val="center"/>
+          </w:tcPr>
+          <w:p>
+            <w:pPr>
+              <w:spacing w:after="20" w:line="240" w:lineRule="auto"/>
+            </w:pPr>
+            <w:r>
+              <w:rPr>
+                <w:b w:val="0"/>
+                <w:sz w:val="21"/>
+                <w:color w:val="000000"/>
+              </w:rPr>
+              <w:t>Передача денег</w:t>
+            </w:r>
+          </w:p>
+        </w:tc>
+        <w:tc>
+          <w:tcPr>
+            <w:tcW w:type="dxa" w:w="6803"/>
+            <w:vAlign w:val="center"/>
+          </w:tcPr>
+          <w:p>
+            <w:pPr>
+              <w:spacing w:after="20" w:line="240" w:lineRule="auto"/>
+            </w:pPr>
+            <w:r>
+              <w:rPr>
+                <w:b w:val="0"/>
+                <w:sz w:val="21"/>
+                <w:color w:val="000000"/>
+              </w:rPr>
+              <w:t>[Срок и способ передачи займа]</w:t>
+            </w:r>
+          </w:p>
+        </w:tc>
+      </w:tr>
+    </w:tbl>
+    <w:p>
+      <w:pPr>
+        <w:widowControl/>
+        <w:spacing w:before="120"/>
+      </w:pPr>
+      <w:r>
+        <w:rPr>
+          <w:color w:val="000000"/>
+        </w:rPr>
+        <w:t>1.1. Заёмщик обязуется возвратить полученную сумму займа в порядке и срок, установленные настоящим договором.</w:t>
       </w:r>
     </w:p>
     <w:p>
+      <w:pPr>
+        <w:widowControl/>
+      </w:pPr>
       <w:r>
-        <w:t>Сумма займа: [Сумма займа с валютой]. Передача денег: [Срок и способ передачи займа]. Заёмщик обязуется возвратить полученную сумму в порядке и срок, установленные договором.</w:t>
-      </w:r>
-    </w:p>
-    <w:p>
-      <w:r>
-        <w:t>Договор займа, в котором заимодавец — гражданин, считается заключённым с момента передачи денег. Подпись под данным договором не является распиской об их получении. Передача подтверждается платёжным документом или отдельной распиской заёмщика.</w:t>
+        <w:rPr>
+          <w:color w:val="000000"/>
+        </w:rPr>
+        <w:t>1.2. Договор займа, в котором заимодавец — гражданин, считается заключённым с момента передачи денег. Подпись под данным договором не является распиской об их получении. Передача подтверждается платёжным документом или отдельной распиской заёмщика.</w:t>
       </w:r>
     </w:p>
     <w:p>
       <w:pPr>
         <w:pStyle w:val="Heading1"/>
+        <w:widowControl/>
       </w:pPr>
       <w:r>
-        <w:t>Возврат и проценты</w:t>
+        <w:rPr>
+          <w:color w:val="000000"/>
+        </w:rPr>
+        <w:t>2. Проценты и возврат займа</w:t>
       </w:r>
     </w:p>
     <w:p>
+      <w:pPr>
+        <w:widowControl/>
+      </w:pPr>
       <w:r>
-        <w:t>Условия о процентах: [Проценты и порядок их уплаты]. При отсутствии согласованного условия о процентах применяются правила статьи 809 ГК РФ.</w:t>
+        <w:rPr>
+          <w:color w:val="000000"/>
+        </w:rPr>
+        <w:t>2.1. Условия о процентах: [Проценты и порядок их уплаты]. При отсутствии согласованного условия о процентах применяются правила статьи 809 ГК РФ.</w:t>
       </w:r>
     </w:p>
     <w:p>
+      <w:pPr>
+        <w:widowControl/>
+      </w:pPr>
       <w:r>
-        <w:t>Возврат: [Срок и порядок возврата]. Досрочный возврат: [Досрочный возврат].</w:t>
-      </w:r>
-    </w:p>
-    <w:p>
-      <w:r>
-        <w:t>Ответственность и последствия просрочки определяются законодательством РФ и прямо согласованными дополнительными условиями.</w:t>
-      </w:r>
-    </w:p>
-    <w:p>
-      <w:r>
-        <w:t>Дополнительные условия: [Дополнительные условия].</w:t>
+        <w:rPr>
+          <w:color w:val="000000"/>
+        </w:rPr>
+        <w:t>2.2. Возврат: [Срок и порядок возврата]. Досрочный возврат: [Досрочный возврат].</w:t>
       </w:r>
     </w:p>
     <w:p>
       <w:pPr>
         <w:pStyle w:val="Heading1"/>
+        <w:widowControl/>
       </w:pPr>
       <w:r>
-        <w:t>Реквизиты и подписи</w:t>
+        <w:rPr>
+          <w:color w:val="000000"/>
+        </w:rPr>
+        <w:t>3. Ответственность и дополнительные условия</w:t>
       </w:r>
     </w:p>
     <w:p>
+      <w:pPr>
+        <w:widowControl/>
+      </w:pPr>
       <w:r>
-        <w:t>Первая сторона: [Заимодавец]. [Реквизиты первой стороны].</w:t>
+        <w:rPr>
+          <w:color w:val="000000"/>
+        </w:rPr>
+        <w:t>3.1. Ответственность и последствия просрочки определяются законодательством РФ и прямо согласованными дополнительными условиями.</w:t>
       </w:r>
     </w:p>
     <w:p>
+      <w:pPr>
+        <w:widowControl/>
+      </w:pPr>
       <w:r>
-        <w:t>Подпись ____________________</w:t>
+        <w:rPr>
+          <w:color w:val="000000"/>
+        </w:rPr>
+        <w:t>3.2. Дополнительные условия: [Дополнительные условия].</w:t>
       </w:r>
     </w:p>
     <w:p>
+      <w:pPr>
+        <w:pStyle w:val="Heading1"/>
+        <w:widowControl/>
+      </w:pPr>
       <w:r>
-        <w:t>Вторая сторона: [Заёмщик]. [Реквизиты второй стороны].</w:t>
+        <w:rPr>
+          <w:color w:val="000000"/>
+        </w:rPr>
+        <w:t>4. Реквизиты и подписи сторон</w:t>
       </w:r>
     </w:p>
-    <w:p>
-      <w:r>
-        <w:t>Подпись ____________________</w:t>
-      </w:r>
-    </w:p>
+    <w:tbl>
+      <w:tblPr>
+        <w:tblW w:type="auto" w:w="0"/>
+        <w:jc w:val="center"/>
+        <w:tblLayout w:type="fixed"/>
+        <w:tblLook w:firstColumn="1" w:firstRow="1" w:lastColumn="0" w:lastRow="0" w:noHBand="0" w:noVBand="1" w:val="04A0"/>
+        <w:tblBorders>
+          <w:top w:val="single" w:sz="5" w:color="000000"/>
+          <w:left w:val="single" w:sz="5" w:color="000000"/>
+          <w:bottom w:val="single" w:sz="5" w:color="000000"/>
+          <w:right w:val="single" w:sz="5" w:color="000000"/>
+          <w:insideH w:val="single" w:sz="5" w:color="000000"/>
+          <w:insideV w:val="single" w:sz="5" w:color="000000"/>
+        </w:tblBorders>
+        <w:tblCellMar>
+          <w:top w:w="85" w:type="dxa"/>
+          <w:bottom w:w="85" w:type="dxa"/>
+          <w:left w:w="100" w:type="dxa"/>
+          <w:right w:w="100" w:type="dxa"/>
+        </w:tblCellMar>
+      </w:tblPr>
+      <w:tblGrid>
+        <w:gridCol w:w="4819"/>
+        <w:gridCol w:w="4819"/>
+      </w:tblGrid>
+      <w:tr>
+        <w:trPr>
+          <w:cantSplit/>
+          <w:tblHeader/>
+        </w:trPr>
+        <w:tc>
+          <w:tcPr>
+            <w:tcW w:type="dxa" w:w="4819"/>
+            <w:vAlign w:val="center"/>
+          </w:tcPr>
+          <w:p>
+            <w:pPr>
+              <w:spacing w:after="20" w:line="240" w:lineRule="auto"/>
+            </w:pPr>
+            <w:r>
+              <w:rPr>
+                <w:b/>
+                <w:sz w:val="21"/>
+                <w:color w:val="000000"/>
+              </w:rPr>
+              <w:t>ЗАИМОДАВЕЦ</w:t>
+            </w:r>
+          </w:p>
+        </w:tc>
+        <w:tc>
+          <w:tcPr>
+            <w:tcW w:type="dxa" w:w="4819"/>
+            <w:vAlign w:val="center"/>
+          </w:tcPr>
+          <w:p>
+            <w:pPr>
+              <w:spacing w:after="20" w:line="240" w:lineRule="auto"/>
+            </w:pPr>
+            <w:r>
+              <w:rPr>
+                <w:b/>
+                <w:sz w:val="21"/>
+                <w:color w:val="000000"/>
+              </w:rPr>
+              <w:t>ЗАЁМЩИК</w:t>
+            </w:r>
+          </w:p>
+        </w:tc>
+      </w:tr>
+      <w:tr>
+        <w:trPr>
+          <w:cantSplit/>
+        </w:trPr>
+        <w:tc>
+          <w:tcPr>
+            <w:tcW w:type="dxa" w:w="4819"/>
+            <w:vAlign w:val="center"/>
+          </w:tcPr>
+          <w:p>
+            <w:pPr>
+              <w:spacing w:after="20" w:line="240" w:lineRule="auto"/>
+            </w:pPr>
+            <w:r>
+              <w:rPr>
+                <w:b w:val="0"/>
+                <w:sz w:val="21"/>
+                <w:color w:val="000000"/>
+              </w:rPr>
+              <w:t>[Заимодавец]</w:t>
+            </w:r>
+          </w:p>
+        </w:tc>
+        <w:tc>
+          <w:tcPr>
+            <w:tcW w:type="dxa" w:w="4819"/>
+            <w:vAlign w:val="center"/>
+          </w:tcPr>
+          <w:p>
+            <w:pPr>
+              <w:spacing w:after="20" w:line="240" w:lineRule="auto"/>
+            </w:pPr>
+            <w:r>
+              <w:rPr>
+                <w:b w:val="0"/>
+                <w:sz w:val="21"/>
+                <w:color w:val="000000"/>
+              </w:rPr>
+              <w:t>[Заёмщик]</w:t>
+            </w:r>
+          </w:p>
+        </w:tc>
+      </w:tr>
+      <w:tr>
+        <w:trPr>
+          <w:cantSplit/>
+        </w:trPr>
+        <w:tc>
+          <w:tcPr>
+            <w:tcW w:type="dxa" w:w="4819"/>
+            <w:vAlign w:val="center"/>
+          </w:tcPr>
+          <w:p>
+            <w:pPr>
+              <w:spacing w:after="20" w:line="240" w:lineRule="auto"/>
+            </w:pPr>
+            <w:r>
+              <w:rPr>
+                <w:b w:val="0"/>
+                <w:sz w:val="21"/>
+                <w:color w:val="000000"/>
+              </w:rPr>
+              <w:t>[Реквизиты первой стороны]</w:t>
+            </w:r>
+          </w:p>
+        </w:tc>
+        <w:tc>
+          <w:tcPr>
+            <w:tcW w:type="dxa" w:w="4819"/>
+            <w:vAlign w:val="center"/>
+          </w:tcPr>
+          <w:p>
+            <w:pPr>
+              <w:spacing w:after="20" w:line="240" w:lineRule="auto"/>
+            </w:pPr>
+            <w:r>
+              <w:rPr>
+                <w:b w:val="0"/>
+                <w:sz w:val="21"/>
+                <w:color w:val="000000"/>
+              </w:rPr>
+              <w:t>[Реквизиты второй стороны]</w:t>
+            </w:r>
+          </w:p>
+        </w:tc>
+      </w:tr>
+      <w:tr>
+        <w:trPr>
+          <w:cantSplit/>
+        </w:trPr>
+        <w:tc>
+          <w:tcPr>
+            <w:tcW w:type="dxa" w:w="4819"/>
+            <w:vAlign w:val="center"/>
+          </w:tcPr>
+          <w:p>
+            <w:pPr>
+              <w:spacing w:after="20" w:line="240" w:lineRule="auto"/>
+            </w:pPr>
+            <w:r>
+              <w:rPr>
+                <w:b w:val="0"/>
+                <w:sz w:val="21"/>
+                <w:color w:val="000000"/>
+              </w:rPr>
+              <w:t>Подпись __________ / __________ /</w:t>
+            </w:r>
+          </w:p>
+        </w:tc>
+        <w:tc>
+          <w:tcPr>
+            <w:tcW w:type="dxa" w:w="4819"/>
+            <w:vAlign w:val="center"/>
+          </w:tcPr>
+          <w:p>
+            <w:pPr>
+              <w:spacing w:after="20" w:line="240" w:lineRule="auto"/>
+            </w:pPr>
+            <w:r>
+              <w:rPr>
+                <w:b w:val="0"/>
+                <w:sz w:val="21"/>
+                <w:color w:val="000000"/>
+              </w:rPr>
+              <w:t>Подпись __________ / __________ /</w:t>
+            </w:r>
+          </w:p>
+        </w:tc>
+      </w:tr>
+    </w:tbl>
     <w:sectPr>
       <w:footerReference w:type="default" r:id="rId9"/>
+      <w:headerReference w:type="default" r:id="rId10"/>
       <w:pgSz w:w="11906" w:h="16838"/>
-      <w:pgMar w:top="964" w:right="1134" w:bottom="964" w:left="1134" w:header="720" w:footer="720" w:gutter="0"/>
+      <w:pgMar w:top="1020" w:right="1020" w:bottom="1020" w:left="1247" w:header="720" w:footer="720" w:gutter="0"/>
       <w:cols w:space="720"/>
       <w:docGrid w:linePitch="360"/>
     </w:sectPr>
@@ -117,9 +640,26 @@
       <w:pStyle w:val="Footer"/>
       <w:jc w:val="center"/>
     </w:pPr>
+    <w:r>
+      <w:rPr>
+        <w:rFonts w:ascii="Times New Roman" w:hAnsi="Times New Roman"/>
+        <w:color w:val="000000"/>
+        <w:sz w:val="18"/>
+      </w:rPr>
+    </w:r>
     <w:fldSimple w:instr="PAGE"/>
   </w:p>
 </w:ftr>
+</file>
+
+<file path=word/header1.xml><?xml version="1.0" encoding="utf-8"?>
+<w:hdr xmlns:m="http://schemas.openxmlformats.org/officeDocument/2006/math" xmlns:mc="http://schemas.openxmlformats.org/markup-compatibility/2006" xmlns:mo="http://schemas.microsoft.com/office/mac/office/2008/main" xmlns:mv="urn:schemas-microsoft-com:mac:vml" xmlns:o="urn:schemas-microsoft-com:office:office" xmlns:r="http://schemas.openxmlformats.org/officeDocument/2006/relationships" xmlns:v="urn:schemas-microsoft-com:vml" xmlns:w10="urn:schemas-microsoft-com:office:word" xmlns:w14="http://schemas.microsoft.com/office/word/2010/wordml" xmlns:w="http://schemas.openxmlformats.org/wordprocessingml/2006/main" xmlns:wne="http://schemas.microsoft.com/office/word/2006/wordml" xmlns:wp14="http://schemas.microsoft.com/office/word/2010/wordprocessingDrawing" xmlns:wp="http://schemas.openxmlformats.org/drawingml/2006/wordprocessingDrawing" xmlns:wpc="http://schemas.microsoft.com/office/word/2010/wordprocessingCanvas" xmlns:wpg="http://schemas.microsoft.com/office/word/2010/wordprocessingGroup" xmlns:wpi="http://schemas.microsoft.com/office/word/2010/wordprocessingInk" xmlns:wps="http://schemas.microsoft.com/office/word/2010/wordprocessingShape" mc:Ignorable="w14 wp14">
+  <w:p>
+    <w:pPr>
+      <w:pStyle w:val="Header"/>
+    </w:pPr>
+  </w:p>
+</w:hdr>
 </file>
 
 <file path=word/numbering.xml><?xml version="1.0" encoding="utf-8"?>
@@ -486,7 +1026,7 @@
     <w:qFormat/>
     <w:rsid w:val="00FC693F"/>
     <w:pPr>
-      <w:spacing w:after="100" w:line="250" w:lineRule="auto"/>
+      <w:spacing w:after="100" w:line="254" w:lineRule="auto"/>
     </w:pPr>
     <w:rPr>
       <w:rFonts w:ascii="Times New Roman" w:hAnsi="Times New Roman" w:eastAsia="Times New Roman" w:cs="Times New Roman"/>
@@ -549,7 +1089,7 @@
     <w:pPr>
       <w:keepNext/>
       <w:keepLines/>
-      <w:spacing w:before="140" w:after="100" w:line="250" w:lineRule="auto"/>
+      <w:spacing w:before="180" w:after="100" w:line="254" w:lineRule="auto"/>
       <w:outlineLvl w:val="0"/>
     </w:pPr>
     <w:rPr>
@@ -557,7 +1097,7 @@
       <w:b/>
       <w:bCs/>
       <w:color w:val="000000"/>
-      <w:sz w:val="24"/>
+      <w:sz w:val="23"/>
       <w:szCs w:val="28"/>
     </w:rPr>
   </w:style>
@@ -573,15 +1113,15 @@
     <w:pPr>
       <w:keepNext/>
       <w:keepLines/>
-      <w:spacing w:before="200" w:after="0"/>
+      <w:spacing w:before="200" w:after="100" w:line="254" w:lineRule="auto"/>
       <w:outlineLvl w:val="1"/>
     </w:pPr>
     <w:rPr>
-      <w:rFonts w:asciiTheme="majorHAnsi" w:eastAsiaTheme="majorEastAsia" w:hAnsiTheme="majorHAnsi" w:cstheme="majorBidi"/>
+      <w:rFonts w:ascii="Times New Roman" w:hAnsi="Times New Roman" w:eastAsia="Times New Roman" w:cs="Times New Roman"/>
       <w:b/>
       <w:bCs/>
-      <w:color w:val="4F81BD" w:themeColor="accent1"/>
-      <w:sz w:val="26"/>
+      <w:color w:val="000000"/>
+      <w:sz w:val="22"/>
       <w:szCs w:val="26"/>
     </w:rPr>
   </w:style>
@@ -604,7 +1144,7 @@
       <w:rFonts w:asciiTheme="majorHAnsi" w:eastAsiaTheme="majorEastAsia" w:hAnsiTheme="majorHAnsi" w:cstheme="majorBidi"/>
       <w:b/>
       <w:bCs/>
-      <w:color w:val="4F81BD" w:themeColor="accent1"/>
+      <w:color w:val="000000"/>
     </w:rPr>
   </w:style>
   <w:style w:type="paragraph" w:styleId="Heading4">
@@ -629,7 +1169,7 @@
       <w:bCs/>
       <w:i/>
       <w:iCs/>
-      <w:color w:val="4F81BD" w:themeColor="accent1"/>
+      <w:color w:val="000000"/>
     </w:rPr>
   </w:style>
   <w:style w:type="paragraph" w:styleId="Heading5">
@@ -650,7 +1190,7 @@
     </w:pPr>
     <w:rPr>
       <w:rFonts w:asciiTheme="majorHAnsi" w:eastAsiaTheme="majorEastAsia" w:hAnsiTheme="majorHAnsi" w:cstheme="majorBidi"/>
-      <w:color w:val="243F60" w:themeColor="accent1" w:themeShade="7F"/>
+      <w:color w:val="000000"/>
     </w:rPr>
   </w:style>
   <w:style w:type="paragraph" w:styleId="Heading6">
@@ -673,7 +1213,7 @@
       <w:rFonts w:asciiTheme="majorHAnsi" w:eastAsiaTheme="majorEastAsia" w:hAnsiTheme="majorHAnsi" w:cstheme="majorBidi"/>
       <w:i/>
       <w:iCs/>
-      <w:color w:val="243F60" w:themeColor="accent1" w:themeShade="7F"/>
+      <w:color w:val="000000"/>
     </w:rPr>
   </w:style>
   <w:style w:type="paragraph" w:styleId="Heading7">
@@ -696,7 +1236,7 @@
       <w:rFonts w:asciiTheme="majorHAnsi" w:eastAsiaTheme="majorEastAsia" w:hAnsiTheme="majorHAnsi" w:cstheme="majorBidi"/>
       <w:i/>
       <w:iCs/>
-      <w:color w:val="404040" w:themeColor="text1" w:themeTint="BF"/>
+      <w:color w:val="000000"/>
     </w:rPr>
   </w:style>
   <w:style w:type="paragraph" w:styleId="Heading8">
@@ -717,7 +1257,7 @@
     </w:pPr>
     <w:rPr>
       <w:rFonts w:asciiTheme="majorHAnsi" w:eastAsiaTheme="majorEastAsia" w:hAnsiTheme="majorHAnsi" w:cstheme="majorBidi"/>
-      <w:color w:val="4F81BD" w:themeColor="accent1"/>
+      <w:color w:val="000000"/>
       <w:sz w:val="20"/>
       <w:szCs w:val="20"/>
     </w:rPr>
@@ -742,7 +1282,7 @@
       <w:rFonts w:asciiTheme="majorHAnsi" w:eastAsiaTheme="majorEastAsia" w:hAnsiTheme="majorHAnsi" w:cstheme="majorBidi"/>
       <w:i/>
       <w:iCs/>
-      <w:color w:val="404040" w:themeColor="text1" w:themeTint="BF"/>
+      <w:color w:val="000000"/>
       <w:sz w:val="20"/>
       <w:szCs w:val="20"/>
     </w:rPr>
@@ -793,7 +1333,7 @@
       <w:rFonts w:asciiTheme="majorHAnsi" w:eastAsiaTheme="majorEastAsia" w:hAnsiTheme="majorHAnsi" w:cstheme="majorBidi"/>
       <w:b/>
       <w:bCs/>
-      <w:color w:val="365F91" w:themeColor="accent1" w:themeShade="BF"/>
+      <w:color w:val="000000"/>
       <w:sz w:val="28"/>
       <w:szCs w:val="28"/>
     </w:rPr>
@@ -808,7 +1348,7 @@
       <w:rFonts w:asciiTheme="majorHAnsi" w:eastAsiaTheme="majorEastAsia" w:hAnsiTheme="majorHAnsi" w:cstheme="majorBidi"/>
       <w:b/>
       <w:bCs/>
-      <w:color w:val="4F81BD" w:themeColor="accent1"/>
+      <w:color w:val="000000"/>
       <w:sz w:val="26"/>
       <w:szCs w:val="26"/>
     </w:rPr>
@@ -823,7 +1363,7 @@
       <w:rFonts w:asciiTheme="majorHAnsi" w:eastAsiaTheme="majorEastAsia" w:hAnsiTheme="majorHAnsi" w:cstheme="majorBidi"/>
       <w:b/>
       <w:bCs/>
-      <w:color w:val="4F81BD" w:themeColor="accent1"/>
+      <w:color w:val="000000"/>
     </w:rPr>
   </w:style>
   <w:style w:type="paragraph" w:styleId="Title">
@@ -835,7 +1375,7 @@
     <w:qFormat/>
     <w:rsid w:val="00FC693F"/>
     <w:pPr>
-      <w:spacing w:after="100" w:line="250" w:lineRule="auto"/>
+      <w:spacing w:after="200" w:line="254" w:lineRule="auto"/>
       <w:contextualSpacing/>
     </w:pPr>
     <w:rPr>
@@ -844,7 +1384,7 @@
       <w:color w:val="000000"/>
       <w:spacing w:val="5"/>
       <w:kern w:val="28"/>
-      <w:sz w:val="32"/>
+      <w:sz w:val="28"/>
       <w:szCs w:val="52"/>
     </w:rPr>
   </w:style>
@@ -856,7 +1396,7 @@
     <w:rsid w:val="00FC693F"/>
     <w:rPr>
       <w:rFonts w:asciiTheme="majorHAnsi" w:eastAsiaTheme="majorEastAsia" w:hAnsiTheme="majorHAnsi" w:cstheme="majorBidi"/>
-      <w:color w:val="17365D" w:themeColor="text2" w:themeShade="BF"/>
+      <w:color w:val="000000"/>
       <w:spacing w:val="5"/>
       <w:kern w:val="28"/>
       <w:sz w:val="52"/>
@@ -880,7 +1420,7 @@
       <w:rFonts w:asciiTheme="majorHAnsi" w:eastAsiaTheme="majorEastAsia" w:hAnsiTheme="majorHAnsi" w:cstheme="majorBidi"/>
       <w:i/>
       <w:iCs/>
-      <w:color w:val="4F81BD" w:themeColor="accent1"/>
+      <w:color w:val="000000"/>
       <w:spacing w:val="15"/>
       <w:sz w:val="24"/>
       <w:szCs w:val="24"/>
@@ -896,7 +1436,7 @@
       <w:rFonts w:asciiTheme="majorHAnsi" w:eastAsiaTheme="majorEastAsia" w:hAnsiTheme="majorHAnsi" w:cstheme="majorBidi"/>
       <w:i/>
       <w:iCs/>
-      <w:color w:val="4F81BD" w:themeColor="accent1"/>
+      <w:color w:val="000000"/>
       <w:spacing w:val="15"/>
       <w:sz w:val="24"/>
       <w:szCs w:val="24"/>
@@ -1168,7 +1708,7 @@
     <w:rPr>
       <w:i/>
       <w:iCs/>
-      <w:color w:val="000000" w:themeColor="text1"/>
+      <w:color w:val="000000"/>
     </w:rPr>
   </w:style>
   <w:style w:type="character" w:customStyle="1" w:styleId="QuoteChar">
@@ -1180,7 +1720,7 @@
     <w:rPr>
       <w:i/>
       <w:iCs/>
-      <w:color w:val="000000" w:themeColor="text1"/>
+      <w:color w:val="000000"/>
     </w:rPr>
   </w:style>
   <w:style w:type="character" w:customStyle="1" w:styleId="Heading4Char">
@@ -1196,7 +1736,7 @@
       <w:bCs/>
       <w:i/>
       <w:iCs/>
-      <w:color w:val="4F81BD" w:themeColor="accent1"/>
+      <w:color w:val="000000"/>
     </w:rPr>
   </w:style>
   <w:style w:type="character" w:customStyle="1" w:styleId="Heading5Char">
@@ -1208,7 +1748,7 @@
     <w:rsid w:val="00FC693F"/>
     <w:rPr>
       <w:rFonts w:asciiTheme="majorHAnsi" w:eastAsiaTheme="majorEastAsia" w:hAnsiTheme="majorHAnsi" w:cstheme="majorBidi"/>
-      <w:color w:val="243F60" w:themeColor="accent1" w:themeShade="7F"/>
+      <w:color w:val="000000"/>
     </w:rPr>
   </w:style>
   <w:style w:type="character" w:customStyle="1" w:styleId="Heading6Char">
@@ -1222,7 +1762,7 @@
       <w:rFonts w:asciiTheme="majorHAnsi" w:eastAsiaTheme="majorEastAsia" w:hAnsiTheme="majorHAnsi" w:cstheme="majorBidi"/>
       <w:i/>
       <w:iCs/>
-      <w:color w:val="243F60" w:themeColor="accent1" w:themeShade="7F"/>
+      <w:color w:val="000000"/>
     </w:rPr>
   </w:style>
   <w:style w:type="character" w:customStyle="1" w:styleId="Heading7Char">
@@ -1236,7 +1776,7 @@
       <w:rFonts w:asciiTheme="majorHAnsi" w:eastAsiaTheme="majorEastAsia" w:hAnsiTheme="majorHAnsi" w:cstheme="majorBidi"/>
       <w:i/>
       <w:iCs/>
-      <w:color w:val="404040" w:themeColor="text1" w:themeTint="BF"/>
+      <w:color w:val="000000"/>
     </w:rPr>
   </w:style>
   <w:style w:type="character" w:customStyle="1" w:styleId="Heading8Char">
@@ -1248,7 +1788,7 @@
     <w:rsid w:val="00FC693F"/>
     <w:rPr>
       <w:rFonts w:asciiTheme="majorHAnsi" w:eastAsiaTheme="majorEastAsia" w:hAnsiTheme="majorHAnsi" w:cstheme="majorBidi"/>
-      <w:color w:val="4F81BD" w:themeColor="accent1"/>
+      <w:color w:val="000000"/>
       <w:sz w:val="20"/>
       <w:szCs w:val="20"/>
     </w:rPr>
@@ -1264,7 +1804,7 @@
       <w:rFonts w:asciiTheme="majorHAnsi" w:eastAsiaTheme="majorEastAsia" w:hAnsiTheme="majorHAnsi" w:cstheme="majorBidi"/>
       <w:i/>
       <w:iCs/>
-      <w:color w:val="404040" w:themeColor="text1" w:themeTint="BF"/>
+      <w:color w:val="000000"/>
       <w:sz w:val="20"/>
       <w:szCs w:val="20"/>
     </w:rPr>
@@ -1284,7 +1824,7 @@
     <w:rPr>
       <w:b/>
       <w:bCs/>
-      <w:color w:val="4F81BD" w:themeColor="accent1"/>
+      <w:color w:val="000000"/>
       <w:sz w:val="18"/>
       <w:szCs w:val="18"/>
     </w:rPr>
@@ -1328,7 +1868,7 @@
       <w:bCs/>
       <w:i/>
       <w:iCs/>
-      <w:color w:val="4F81BD" w:themeColor="accent1"/>
+      <w:color w:val="000000"/>
     </w:rPr>
   </w:style>
   <w:style w:type="character" w:customStyle="1" w:styleId="IntenseQuoteChar">
@@ -1342,7 +1882,7 @@
       <w:bCs/>
       <w:i/>
       <w:iCs/>
-      <w:color w:val="4F81BD" w:themeColor="accent1"/>
+      <w:color w:val="000000"/>
     </w:rPr>
   </w:style>
   <w:style w:type="character" w:styleId="SubtleEmphasis">
@@ -1354,7 +1894,7 @@
     <w:rPr>
       <w:i/>
       <w:iCs/>
-      <w:color w:val="808080" w:themeColor="text1" w:themeTint="7F"/>
+      <w:color w:val="000000"/>
     </w:rPr>
   </w:style>
   <w:style w:type="character" w:styleId="IntenseEmphasis">
@@ -1368,7 +1908,7 @@
       <w:bCs/>
       <w:i/>
       <w:iCs/>
-      <w:color w:val="4F81BD" w:themeColor="accent1"/>
+      <w:color w:val="000000"/>
     </w:rPr>
   </w:style>
   <w:style w:type="character" w:styleId="SubtleReference">
@@ -1379,7 +1919,7 @@
     <w:rsid w:val="00FC693F"/>
     <w:rPr>
       <w:smallCaps/>
-      <w:color w:val="C0504D" w:themeColor="accent2"/>
+      <w:color w:val="000000"/>
       <w:u w:val="single"/>
     </w:rPr>
   </w:style>
@@ -1393,7 +1933,7 @@
       <w:b/>
       <w:bCs/>
       <w:smallCaps/>
-      <w:color w:val="C0504D" w:themeColor="accent2"/>
+      <w:color w:val="000000"/>
       <w:spacing w:val="5"/>
       <w:u w:val="single"/>
     </w:rPr>
@@ -1459,7 +1999,7 @@
       <w:spacing w:after="0" w:line="240" w:lineRule="auto"/>
     </w:pPr>
     <w:rPr>
-      <w:color w:val="000000" w:themeColor="text1" w:themeShade="BF"/>
+      <w:color w:val="000000"/>
     </w:rPr>
     <w:tblPr>
       <w:tblStyleRowBandSize w:val="1"/>
@@ -1562,7 +2102,7 @@
       <w:spacing w:after="0" w:line="240" w:lineRule="auto"/>
     </w:pPr>
     <w:rPr>
-      <w:color w:val="365F91" w:themeColor="accent1" w:themeShade="BF"/>
+      <w:color w:val="000000"/>
     </w:rPr>
     <w:tblPr>
       <w:tblStyleRowBandSize w:val="1"/>
@@ -1665,7 +2205,7 @@
       <w:spacing w:after="0" w:line="240" w:lineRule="auto"/>
     </w:pPr>
     <w:rPr>
-      <w:color w:val="943634" w:themeColor="accent2" w:themeShade="BF"/>
+      <w:color w:val="000000"/>
     </w:rPr>
     <w:tblPr>
       <w:tblStyleRowBandSize w:val="1"/>
@@ -1768,7 +2308,7 @@
       <w:spacing w:after="0" w:line="240" w:lineRule="auto"/>
     </w:pPr>
     <w:rPr>
-      <w:color w:val="76923C" w:themeColor="accent3" w:themeShade="BF"/>
+      <w:color w:val="000000"/>
     </w:rPr>
     <w:tblPr>
       <w:tblStyleRowBandSize w:val="1"/>
@@ -1871,7 +2411,7 @@
       <w:spacing w:after="0" w:line="240" w:lineRule="auto"/>
     </w:pPr>
     <w:rPr>
-      <w:color w:val="5F497A" w:themeColor="accent4" w:themeShade="BF"/>
+      <w:color w:val="000000"/>
     </w:rPr>
     <w:tblPr>
       <w:tblStyleRowBandSize w:val="1"/>
@@ -1974,7 +2514,7 @@
       <w:spacing w:after="0" w:line="240" w:lineRule="auto"/>
     </w:pPr>
     <w:rPr>
-      <w:color w:val="31849B" w:themeColor="accent5" w:themeShade="BF"/>
+      <w:color w:val="000000"/>
     </w:rPr>
     <w:tblPr>
       <w:tblStyleRowBandSize w:val="1"/>
@@ -2077,7 +2617,7 @@
       <w:spacing w:after="0" w:line="240" w:lineRule="auto"/>
     </w:pPr>
     <w:rPr>
-      <w:color w:val="E36C0A" w:themeColor="accent6" w:themeShade="BF"/>
+      <w:color w:val="000000"/>
     </w:rPr>
     <w:tblPr>
       <w:tblStyleRowBandSize w:val="1"/>
@@ -2203,7 +2743,7 @@
       <w:rPr>
         <w:b/>
         <w:bCs/>
-        <w:color w:val="FFFFFF" w:themeColor="background1"/>
+        <w:color w:val="000000"/>
       </w:rPr>
       <w:tblPr/>
       <w:tcPr>
@@ -2295,7 +2835,7 @@
       <w:rPr>
         <w:b/>
         <w:bCs/>
-        <w:color w:val="FFFFFF" w:themeColor="background1"/>
+        <w:color w:val="000000"/>
       </w:rPr>
       <w:tblPr/>
       <w:tcPr>
@@ -2387,7 +2927,7 @@
       <w:rPr>
         <w:b/>
         <w:bCs/>
-        <w:color w:val="FFFFFF" w:themeColor="background1"/>
+        <w:color w:val="000000"/>
       </w:rPr>
       <w:tblPr/>
       <w:tcPr>
@@ -2479,7 +3019,7 @@
       <w:rPr>
         <w:b/>
         <w:bCs/>
-        <w:color w:val="FFFFFF" w:themeColor="background1"/>
+        <w:color w:val="000000"/>
       </w:rPr>
       <w:tblPr/>
       <w:tcPr>
@@ -2571,7 +3111,7 @@
       <w:rPr>
         <w:b/>
         <w:bCs/>
-        <w:color w:val="FFFFFF" w:themeColor="background1"/>
+        <w:color w:val="000000"/>
       </w:rPr>
       <w:tblPr/>
       <w:tcPr>
@@ -2663,7 +3203,7 @@
       <w:rPr>
         <w:b/>
         <w:bCs/>
-        <w:color w:val="FFFFFF" w:themeColor="background1"/>
+        <w:color w:val="000000"/>
       </w:rPr>
       <w:tblPr/>
       <w:tcPr>
@@ -2755,7 +3295,7 @@
       <w:rPr>
         <w:b/>
         <w:bCs/>
-        <w:color w:val="FFFFFF" w:themeColor="background1"/>
+        <w:color w:val="000000"/>
       </w:rPr>
       <w:tblPr/>
       <w:tcPr>
@@ -3758,7 +4298,7 @@
       <w:rPr>
         <w:b/>
         <w:bCs/>
-        <w:color w:val="FFFFFF" w:themeColor="background1"/>
+        <w:color w:val="000000"/>
       </w:rPr>
       <w:tblPr/>
       <w:tcPr>
@@ -3864,7 +4404,7 @@
       <w:rPr>
         <w:b/>
         <w:bCs/>
-        <w:color w:val="FFFFFF" w:themeColor="background1"/>
+        <w:color w:val="000000"/>
       </w:rPr>
       <w:tblPr/>
       <w:tcPr>
@@ -3970,7 +4510,7 @@
       <w:rPr>
         <w:b/>
         <w:bCs/>
-        <w:color w:val="FFFFFF" w:themeColor="background1"/>
+        <w:color w:val="000000"/>
       </w:rPr>
       <w:tblPr/>
       <w:tcPr>
@@ -4076,7 +4616,7 @@
       <w:rPr>
         <w:b/>
         <w:bCs/>
-        <w:color w:val="FFFFFF" w:themeColor="background1"/>
+        <w:color w:val="000000"/>
       </w:rPr>
       <w:tblPr/>
       <w:tcPr>
@@ -4182,7 +4722,7 @@
       <w:rPr>
         <w:b/>
         <w:bCs/>
-        <w:color w:val="FFFFFF" w:themeColor="background1"/>
+        <w:color w:val="000000"/>
       </w:rPr>
       <w:tblPr/>
       <w:tcPr>
@@ -4288,7 +4828,7 @@
       <w:rPr>
         <w:b/>
         <w:bCs/>
-        <w:color w:val="FFFFFF" w:themeColor="background1"/>
+        <w:color w:val="000000"/>
       </w:rPr>
       <w:tblPr/>
       <w:tcPr>
@@ -4394,7 +4934,7 @@
       <w:rPr>
         <w:b/>
         <w:bCs/>
-        <w:color w:val="FFFFFF" w:themeColor="background1"/>
+        <w:color w:val="000000"/>
       </w:rPr>
       <w:tblPr/>
       <w:tcPr>
@@ -4497,7 +5037,7 @@
       <w:rPr>
         <w:b/>
         <w:bCs/>
-        <w:color w:val="FFFFFF" w:themeColor="background1"/>
+        <w:color w:val="000000"/>
       </w:rPr>
       <w:tblPr/>
       <w:tcPr>
@@ -4517,7 +5057,7 @@
         <w:spacing w:before="0" w:after="0" w:line="240" w:lineRule="auto"/>
       </w:pPr>
       <w:rPr>
-        <w:color w:val="auto"/>
+        <w:color w:val="000000"/>
       </w:rPr>
       <w:tblPr/>
       <w:tcPr>
@@ -4536,7 +5076,7 @@
       <w:rPr>
         <w:b/>
         <w:bCs/>
-        <w:color w:val="FFFFFF" w:themeColor="background1"/>
+        <w:color w:val="000000"/>
       </w:rPr>
       <w:tblPr/>
       <w:tcPr>
@@ -4555,7 +5095,7 @@
       <w:rPr>
         <w:b/>
         <w:bCs/>
-        <w:color w:val="FFFFFF" w:themeColor="background1"/>
+        <w:color w:val="000000"/>
       </w:rPr>
       <w:tblPr/>
       <w:tcPr>
@@ -4601,7 +5141,7 @@
     </w:tblStylePr>
     <w:tblStylePr w:type="nwCell">
       <w:rPr>
-        <w:color w:val="FFFFFF" w:themeColor="background1"/>
+        <w:color w:val="000000"/>
       </w:rPr>
       <w:tblPr/>
       <w:tcPr>
@@ -4646,7 +5186,7 @@
       <w:rPr>
         <w:b/>
         <w:bCs/>
-        <w:color w:val="FFFFFF" w:themeColor="background1"/>
+        <w:color w:val="000000"/>
       </w:rPr>
       <w:tblPr/>
       <w:tcPr>
@@ -4666,7 +5206,7 @@
         <w:spacing w:before="0" w:after="0" w:line="240" w:lineRule="auto"/>
       </w:pPr>
       <w:rPr>
-        <w:color w:val="auto"/>
+        <w:color w:val="000000"/>
       </w:rPr>
       <w:tblPr/>
       <w:tcPr>
@@ -4685,7 +5225,7 @@
       <w:rPr>
         <w:b/>
         <w:bCs/>
-        <w:color w:val="FFFFFF" w:themeColor="background1"/>
+        <w:color w:val="000000"/>
       </w:rPr>
       <w:tblPr/>
       <w:tcPr>
@@ -4704,7 +5244,7 @@
       <w:rPr>
         <w:b/>
         <w:bCs/>
-        <w:color w:val="FFFFFF" w:themeColor="background1"/>
+        <w:color w:val="000000"/>
       </w:rPr>
       <w:tblPr/>
       <w:tcPr>
@@ -4750,7 +5290,7 @@
     </w:tblStylePr>
     <w:tblStylePr w:type="nwCell">
       <w:rPr>
-        <w:color w:val="FFFFFF" w:themeColor="background1"/>
+        <w:color w:val="000000"/>
       </w:rPr>
       <w:tblPr/>
       <w:tcPr>
@@ -4795,7 +5335,7 @@
       <w:rPr>
         <w:b/>
         <w:bCs/>
-        <w:color w:val="FFFFFF" w:themeColor="background1"/>
+        <w:color w:val="000000"/>
       </w:rPr>
       <w:tblPr/>
       <w:tcPr>
@@ -4815,7 +5355,7 @@
         <w:spacing w:before="0" w:after="0" w:line="240" w:lineRule="auto"/>
       </w:pPr>
       <w:rPr>
-        <w:color w:val="auto"/>
+        <w:color w:val="000000"/>
       </w:rPr>
       <w:tblPr/>
       <w:tcPr>
@@ -4834,7 +5374,7 @@
       <w:rPr>
         <w:b/>
         <w:bCs/>
-        <w:color w:val="FFFFFF" w:themeColor="background1"/>
+        <w:color w:val="000000"/>
       </w:rPr>
       <w:tblPr/>
       <w:tcPr>
@@ -4853,7 +5393,7 @@
       <w:rPr>
         <w:b/>
         <w:bCs/>
-        <w:color w:val="FFFFFF" w:themeColor="background1"/>
+        <w:color w:val="000000"/>
       </w:rPr>
       <w:tblPr/>
       <w:tcPr>
@@ -4899,7 +5439,7 @@
     </w:tblStylePr>
     <w:tblStylePr w:type="nwCell">
       <w:rPr>
-        <w:color w:val="FFFFFF" w:themeColor="background1"/>
+        <w:color w:val="000000"/>
       </w:rPr>
       <w:tblPr/>
       <w:tcPr>
@@ -4944,7 +5484,7 @@
       <w:rPr>
         <w:b/>
         <w:bCs/>
-        <w:color w:val="FFFFFF" w:themeColor="background1"/>
+        <w:color w:val="000000"/>
       </w:rPr>
       <w:tblPr/>
       <w:tcPr>
@@ -4964,7 +5504,7 @@
         <w:spacing w:before="0" w:after="0" w:line="240" w:lineRule="auto"/>
       </w:pPr>
       <w:rPr>
-        <w:color w:val="auto"/>
+        <w:color w:val="000000"/>
       </w:rPr>
       <w:tblPr/>
       <w:tcPr>
@@ -4983,7 +5523,7 @@
       <w:rPr>
         <w:b/>
         <w:bCs/>
-        <w:color w:val="FFFFFF" w:themeColor="background1"/>
+        <w:color w:val="000000"/>
       </w:rPr>
       <w:tblPr/>
       <w:tcPr>
@@ -5002,7 +5542,7 @@
       <w:rPr>
         <w:b/>
         <w:bCs/>
-        <w:color w:val="FFFFFF" w:themeColor="background1"/>
+        <w:color w:val="000000"/>
       </w:rPr>
       <w:tblPr/>
       <w:tcPr>
@@ -5048,7 +5588,7 @@
     </w:tblStylePr>
     <w:tblStylePr w:type="nwCell">
       <w:rPr>
-        <w:color w:val="FFFFFF" w:themeColor="background1"/>
+        <w:color w:val="000000"/>
       </w:rPr>
       <w:tblPr/>
       <w:tcPr>
@@ -5093,7 +5633,7 @@
       <w:rPr>
         <w:b/>
         <w:bCs/>
-        <w:color w:val="FFFFFF" w:themeColor="background1"/>
+        <w:color w:val="000000"/>
       </w:rPr>
       <w:tblPr/>
       <w:tcPr>
@@ -5113,7 +5653,7 @@
         <w:spacing w:before="0" w:after="0" w:line="240" w:lineRule="auto"/>
       </w:pPr>
       <w:rPr>
-        <w:color w:val="auto"/>
+        <w:color w:val="000000"/>
       </w:rPr>
       <w:tblPr/>
       <w:tcPr>
@@ -5132,7 +5672,7 @@
       <w:rPr>
         <w:b/>
         <w:bCs/>
-        <w:color w:val="FFFFFF" w:themeColor="background1"/>
+        <w:color w:val="000000"/>
       </w:rPr>
       <w:tblPr/>
       <w:tcPr>
@@ -5151,7 +5691,7 @@
       <w:rPr>
         <w:b/>
         <w:bCs/>
-        <w:color w:val="FFFFFF" w:themeColor="background1"/>
+        <w:color w:val="000000"/>
       </w:rPr>
       <w:tblPr/>
       <w:tcPr>
@@ -5197,7 +5737,7 @@
     </w:tblStylePr>
     <w:tblStylePr w:type="nwCell">
       <w:rPr>
-        <w:color w:val="FFFFFF" w:themeColor="background1"/>
+        <w:color w:val="000000"/>
       </w:rPr>
       <w:tblPr/>
       <w:tcPr>
@@ -5242,7 +5782,7 @@
       <w:rPr>
         <w:b/>
         <w:bCs/>
-        <w:color w:val="FFFFFF" w:themeColor="background1"/>
+        <w:color w:val="000000"/>
       </w:rPr>
       <w:tblPr/>
       <w:tcPr>
@@ -5262,7 +5802,7 @@
         <w:spacing w:before="0" w:after="0" w:line="240" w:lineRule="auto"/>
       </w:pPr>
       <w:rPr>
-        <w:color w:val="auto"/>
+        <w:color w:val="000000"/>
       </w:rPr>
       <w:tblPr/>
       <w:tcPr>
@@ -5281,7 +5821,7 @@
       <w:rPr>
         <w:b/>
         <w:bCs/>
-        <w:color w:val="FFFFFF" w:themeColor="background1"/>
+        <w:color w:val="000000"/>
       </w:rPr>
       <w:tblPr/>
       <w:tcPr>
@@ -5300,7 +5840,7 @@
       <w:rPr>
         <w:b/>
         <w:bCs/>
-        <w:color w:val="FFFFFF" w:themeColor="background1"/>
+        <w:color w:val="000000"/>
       </w:rPr>
       <w:tblPr/>
       <w:tcPr>
@@ -5346,7 +5886,7 @@
     </w:tblStylePr>
     <w:tblStylePr w:type="nwCell">
       <w:rPr>
-        <w:color w:val="FFFFFF" w:themeColor="background1"/>
+        <w:color w:val="000000"/>
       </w:rPr>
       <w:tblPr/>
       <w:tcPr>
@@ -5391,7 +5931,7 @@
       <w:rPr>
         <w:b/>
         <w:bCs/>
-        <w:color w:val="FFFFFF" w:themeColor="background1"/>
+        <w:color w:val="000000"/>
       </w:rPr>
       <w:tblPr/>
       <w:tcPr>
@@ -5411,7 +5951,7 @@
         <w:spacing w:before="0" w:after="0" w:line="240" w:lineRule="auto"/>
       </w:pPr>
       <w:rPr>
-        <w:color w:val="auto"/>
+        <w:color w:val="000000"/>
       </w:rPr>
       <w:tblPr/>
       <w:tcPr>
@@ -5430,7 +5970,7 @@
       <w:rPr>
         <w:b/>
         <w:bCs/>
-        <w:color w:val="FFFFFF" w:themeColor="background1"/>
+        <w:color w:val="000000"/>
       </w:rPr>
       <w:tblPr/>
       <w:tcPr>
@@ -5449,7 +5989,7 @@
       <w:rPr>
         <w:b/>
         <w:bCs/>
-        <w:color w:val="FFFFFF" w:themeColor="background1"/>
+        <w:color w:val="000000"/>
       </w:rPr>
       <w:tblPr/>
       <w:tcPr>
@@ -5495,7 +6035,7 @@
     </w:tblStylePr>
     <w:tblStylePr w:type="nwCell">
       <w:rPr>
-        <w:color w:val="FFFFFF" w:themeColor="background1"/>
+        <w:color w:val="000000"/>
       </w:rPr>
       <w:tblPr/>
       <w:tcPr>
@@ -5519,7 +6059,7 @@
       <w:spacing w:after="0" w:line="240" w:lineRule="auto"/>
     </w:pPr>
     <w:rPr>
-      <w:color w:val="000000" w:themeColor="text1"/>
+      <w:color w:val="000000"/>
     </w:rPr>
     <w:tblPr>
       <w:tblStyleRowBandSize w:val="1"/>
@@ -5552,7 +6092,7 @@
       <w:rPr>
         <w:b/>
         <w:bCs/>
-        <w:color w:val="1F497D" w:themeColor="text2"/>
+        <w:color w:val="000000"/>
       </w:rPr>
       <w:tblPr/>
       <w:tcPr>
@@ -5603,7 +6143,7 @@
       <w:spacing w:after="0" w:line="240" w:lineRule="auto"/>
     </w:pPr>
     <w:rPr>
-      <w:color w:val="000000" w:themeColor="text1"/>
+      <w:color w:val="000000"/>
     </w:rPr>
     <w:tblPr>
       <w:tblStyleRowBandSize w:val="1"/>
@@ -5636,7 +6176,7 @@
       <w:rPr>
         <w:b/>
         <w:bCs/>
-        <w:color w:val="1F497D" w:themeColor="text2"/>
+        <w:color w:val="000000"/>
       </w:rPr>
       <w:tblPr/>
       <w:tcPr>
@@ -5687,7 +6227,7 @@
       <w:spacing w:after="0" w:line="240" w:lineRule="auto"/>
     </w:pPr>
     <w:rPr>
-      <w:color w:val="000000" w:themeColor="text1"/>
+      <w:color w:val="000000"/>
     </w:rPr>
     <w:tblPr>
       <w:tblStyleRowBandSize w:val="1"/>
@@ -5720,7 +6260,7 @@
       <w:rPr>
         <w:b/>
         <w:bCs/>
-        <w:color w:val="1F497D" w:themeColor="text2"/>
+        <w:color w:val="000000"/>
       </w:rPr>
       <w:tblPr/>
       <w:tcPr>
@@ -5771,7 +6311,7 @@
       <w:spacing w:after="0" w:line="240" w:lineRule="auto"/>
     </w:pPr>
     <w:rPr>
-      <w:color w:val="000000" w:themeColor="text1"/>
+      <w:color w:val="000000"/>
     </w:rPr>
     <w:tblPr>
       <w:tblStyleRowBandSize w:val="1"/>
@@ -5804,7 +6344,7 @@
       <w:rPr>
         <w:b/>
         <w:bCs/>
-        <w:color w:val="1F497D" w:themeColor="text2"/>
+        <w:color w:val="000000"/>
       </w:rPr>
       <w:tblPr/>
       <w:tcPr>
@@ -5855,7 +6395,7 @@
       <w:spacing w:after="0" w:line="240" w:lineRule="auto"/>
     </w:pPr>
     <w:rPr>
-      <w:color w:val="000000" w:themeColor="text1"/>
+      <w:color w:val="000000"/>
     </w:rPr>
     <w:tblPr>
       <w:tblStyleRowBandSize w:val="1"/>
@@ -5888,7 +6428,7 @@
       <w:rPr>
         <w:b/>
         <w:bCs/>
-        <w:color w:val="1F497D" w:themeColor="text2"/>
+        <w:color w:val="000000"/>
       </w:rPr>
       <w:tblPr/>
       <w:tcPr>
@@ -5939,7 +6479,7 @@
       <w:spacing w:after="0" w:line="240" w:lineRule="auto"/>
     </w:pPr>
     <w:rPr>
-      <w:color w:val="000000" w:themeColor="text1"/>
+      <w:color w:val="000000"/>
     </w:rPr>
     <w:tblPr>
       <w:tblStyleRowBandSize w:val="1"/>
@@ -5972,7 +6512,7 @@
       <w:rPr>
         <w:b/>
         <w:bCs/>
-        <w:color w:val="1F497D" w:themeColor="text2"/>
+        <w:color w:val="000000"/>
       </w:rPr>
       <w:tblPr/>
       <w:tcPr>
@@ -6023,7 +6563,7 @@
       <w:spacing w:after="0" w:line="240" w:lineRule="auto"/>
     </w:pPr>
     <w:rPr>
-      <w:color w:val="000000" w:themeColor="text1"/>
+      <w:color w:val="000000"/>
     </w:rPr>
     <w:tblPr>
       <w:tblStyleRowBandSize w:val="1"/>
@@ -6056,7 +6596,7 @@
       <w:rPr>
         <w:b/>
         <w:bCs/>
-        <w:color w:val="1F497D" w:themeColor="text2"/>
+        <w:color w:val="000000"/>
       </w:rPr>
       <w:tblPr/>
       <w:tcPr>
@@ -6108,7 +6648,7 @@
     </w:pPr>
     <w:rPr>
       <w:rFonts w:asciiTheme="majorHAnsi" w:eastAsiaTheme="majorEastAsia" w:hAnsiTheme="majorHAnsi" w:cstheme="majorBidi"/>
-      <w:color w:val="000000" w:themeColor="text1"/>
+      <w:color w:val="000000"/>
     </w:rPr>
     <w:tblPr>
       <w:tblStyleRowBandSize w:val="1"/>
@@ -6236,7 +6776,7 @@
     </w:pPr>
     <w:rPr>
       <w:rFonts w:asciiTheme="majorHAnsi" w:eastAsiaTheme="majorEastAsia" w:hAnsiTheme="majorHAnsi" w:cstheme="majorBidi"/>
-      <w:color w:val="000000" w:themeColor="text1"/>
+      <w:color w:val="000000"/>
     </w:rPr>
     <w:tblPr>
       <w:tblStyleRowBandSize w:val="1"/>
@@ -6364,7 +6904,7 @@
     </w:pPr>
     <w:rPr>
       <w:rFonts w:asciiTheme="majorHAnsi" w:eastAsiaTheme="majorEastAsia" w:hAnsiTheme="majorHAnsi" w:cstheme="majorBidi"/>
-      <w:color w:val="000000" w:themeColor="text1"/>
+      <w:color w:val="000000"/>
     </w:rPr>
     <w:tblPr>
       <w:tblStyleRowBandSize w:val="1"/>
@@ -6492,7 +7032,7 @@
     </w:pPr>
     <w:rPr>
       <w:rFonts w:asciiTheme="majorHAnsi" w:eastAsiaTheme="majorEastAsia" w:hAnsiTheme="majorHAnsi" w:cstheme="majorBidi"/>
-      <w:color w:val="000000" w:themeColor="text1"/>
+      <w:color w:val="000000"/>
     </w:rPr>
     <w:tblPr>
       <w:tblStyleRowBandSize w:val="1"/>
@@ -6620,7 +7160,7 @@
     </w:pPr>
     <w:rPr>
       <w:rFonts w:asciiTheme="majorHAnsi" w:eastAsiaTheme="majorEastAsia" w:hAnsiTheme="majorHAnsi" w:cstheme="majorBidi"/>
-      <w:color w:val="000000" w:themeColor="text1"/>
+      <w:color w:val="000000"/>
     </w:rPr>
     <w:tblPr>
       <w:tblStyleRowBandSize w:val="1"/>
@@ -6748,7 +7288,7 @@
     </w:pPr>
     <w:rPr>
       <w:rFonts w:asciiTheme="majorHAnsi" w:eastAsiaTheme="majorEastAsia" w:hAnsiTheme="majorHAnsi" w:cstheme="majorBidi"/>
-      <w:color w:val="000000" w:themeColor="text1"/>
+      <w:color w:val="000000"/>
     </w:rPr>
     <w:tblPr>
       <w:tblStyleRowBandSize w:val="1"/>
@@ -6876,7 +7416,7 @@
     </w:pPr>
     <w:rPr>
       <w:rFonts w:asciiTheme="majorHAnsi" w:eastAsiaTheme="majorEastAsia" w:hAnsiTheme="majorHAnsi" w:cstheme="majorBidi"/>
-      <w:color w:val="000000" w:themeColor="text1"/>
+      <w:color w:val="000000"/>
     </w:rPr>
     <w:tblPr>
       <w:tblStyleRowBandSize w:val="1"/>
@@ -7515,7 +8055,7 @@
     </w:pPr>
     <w:rPr>
       <w:rFonts w:asciiTheme="majorHAnsi" w:eastAsiaTheme="majorEastAsia" w:hAnsiTheme="majorHAnsi" w:cstheme="majorBidi"/>
-      <w:color w:val="000000" w:themeColor="text1"/>
+      <w:color w:val="000000"/>
     </w:rPr>
     <w:tblPr>
       <w:tblStyleRowBandSize w:val="1"/>
@@ -7543,7 +8083,7 @@
       <w:rPr>
         <w:b/>
         <w:bCs/>
-        <w:color w:val="000000" w:themeColor="text1"/>
+        <w:color w:val="000000"/>
       </w:rPr>
       <w:tblPr/>
       <w:tcPr>
@@ -7554,7 +8094,7 @@
       <w:rPr>
         <w:b/>
         <w:bCs/>
-        <w:color w:val="000000" w:themeColor="text1"/>
+        <w:color w:val="000000"/>
       </w:rPr>
       <w:tblPr/>
       <w:tcPr>
@@ -7573,7 +8113,7 @@
       <w:rPr>
         <w:b/>
         <w:bCs/>
-        <w:color w:val="000000" w:themeColor="text1"/>
+        <w:color w:val="000000"/>
       </w:rPr>
       <w:tblPr/>
       <w:tcPr>
@@ -7592,7 +8132,7 @@
       <w:rPr>
         <w:b w:val="0"/>
         <w:bCs w:val="0"/>
-        <w:color w:val="000000" w:themeColor="text1"/>
+        <w:color w:val="000000"/>
       </w:rPr>
       <w:tblPr/>
       <w:tcPr>
@@ -7640,7 +8180,7 @@
     </w:pPr>
     <w:rPr>
       <w:rFonts w:asciiTheme="majorHAnsi" w:eastAsiaTheme="majorEastAsia" w:hAnsiTheme="majorHAnsi" w:cstheme="majorBidi"/>
-      <w:color w:val="000000" w:themeColor="text1"/>
+      <w:color w:val="000000"/>
     </w:rPr>
     <w:tblPr>
       <w:tblStyleRowBandSize w:val="1"/>
@@ -7668,7 +8208,7 @@
       <w:rPr>
         <w:b/>
         <w:bCs/>
-        <w:color w:val="000000" w:themeColor="text1"/>
+        <w:color w:val="000000"/>
       </w:rPr>
       <w:tblPr/>
       <w:tcPr>
@@ -7679,7 +8219,7 @@
       <w:rPr>
         <w:b/>
         <w:bCs/>
-        <w:color w:val="000000" w:themeColor="text1"/>
+        <w:color w:val="000000"/>
       </w:rPr>
       <w:tblPr/>
       <w:tcPr>
@@ -7698,7 +8238,7 @@
       <w:rPr>
         <w:b/>
         <w:bCs/>
-        <w:color w:val="000000" w:themeColor="text1"/>
+        <w:color w:val="000000"/>
       </w:rPr>
       <w:tblPr/>
       <w:tcPr>
@@ -7717,7 +8257,7 @@
       <w:rPr>
         <w:b w:val="0"/>
         <w:bCs w:val="0"/>
-        <w:color w:val="000000" w:themeColor="text1"/>
+        <w:color w:val="000000"/>
       </w:rPr>
       <w:tblPr/>
       <w:tcPr>
@@ -7765,7 +8305,7 @@
     </w:pPr>
     <w:rPr>
       <w:rFonts w:asciiTheme="majorHAnsi" w:eastAsiaTheme="majorEastAsia" w:hAnsiTheme="majorHAnsi" w:cstheme="majorBidi"/>
-      <w:color w:val="000000" w:themeColor="text1"/>
+      <w:color w:val="000000"/>
     </w:rPr>
     <w:tblPr>
       <w:tblStyleRowBandSize w:val="1"/>
@@ -7793,7 +8333,7 @@
       <w:rPr>
         <w:b/>
         <w:bCs/>
-        <w:color w:val="000000" w:themeColor="text1"/>
+        <w:color w:val="000000"/>
       </w:rPr>
       <w:tblPr/>
       <w:tcPr>
@@ -7804,7 +8344,7 @@
       <w:rPr>
         <w:b/>
         <w:bCs/>
-        <w:color w:val="000000" w:themeColor="text1"/>
+        <w:color w:val="000000"/>
       </w:rPr>
       <w:tblPr/>
       <w:tcPr>
@@ -7823,7 +8363,7 @@
       <w:rPr>
         <w:b/>
         <w:bCs/>
-        <w:color w:val="000000" w:themeColor="text1"/>
+        <w:color w:val="000000"/>
       </w:rPr>
       <w:tblPr/>
       <w:tcPr>
@@ -7842,7 +8382,7 @@
       <w:rPr>
         <w:b w:val="0"/>
         <w:bCs w:val="0"/>
-        <w:color w:val="000000" w:themeColor="text1"/>
+        <w:color w:val="000000"/>
       </w:rPr>
       <w:tblPr/>
       <w:tcPr>
@@ -7890,7 +8430,7 @@
     </w:pPr>
     <w:rPr>
       <w:rFonts w:asciiTheme="majorHAnsi" w:eastAsiaTheme="majorEastAsia" w:hAnsiTheme="majorHAnsi" w:cstheme="majorBidi"/>
-      <w:color w:val="000000" w:themeColor="text1"/>
+      <w:color w:val="000000"/>
     </w:rPr>
     <w:tblPr>
       <w:tblStyleRowBandSize w:val="1"/>
@@ -7918,7 +8458,7 @@
       <w:rPr>
         <w:b/>
         <w:bCs/>
-        <w:color w:val="000000" w:themeColor="text1"/>
+        <w:color w:val="000000"/>
       </w:rPr>
       <w:tblPr/>
       <w:tcPr>
@@ -7929,7 +8469,7 @@
       <w:rPr>
         <w:b/>
         <w:bCs/>
-        <w:color w:val="000000" w:themeColor="text1"/>
+        <w:color w:val="000000"/>
       </w:rPr>
       <w:tblPr/>
       <w:tcPr>
@@ -7948,7 +8488,7 @@
       <w:rPr>
         <w:b/>
         <w:bCs/>
-        <w:color w:val="000000" w:themeColor="text1"/>
+        <w:color w:val="000000"/>
       </w:rPr>
       <w:tblPr/>
       <w:tcPr>
@@ -7967,7 +8507,7 @@
       <w:rPr>
         <w:b w:val="0"/>
         <w:bCs w:val="0"/>
-        <w:color w:val="000000" w:themeColor="text1"/>
+        <w:color w:val="000000"/>
       </w:rPr>
       <w:tblPr/>
       <w:tcPr>
@@ -8015,7 +8555,7 @@
     </w:pPr>
     <w:rPr>
       <w:rFonts w:asciiTheme="majorHAnsi" w:eastAsiaTheme="majorEastAsia" w:hAnsiTheme="majorHAnsi" w:cstheme="majorBidi"/>
-      <w:color w:val="000000" w:themeColor="text1"/>
+      <w:color w:val="000000"/>
     </w:rPr>
     <w:tblPr>
       <w:tblStyleRowBandSize w:val="1"/>
@@ -8043,7 +8583,7 @@
       <w:rPr>
         <w:b/>
         <w:bCs/>
-        <w:color w:val="000000" w:themeColor="text1"/>
+        <w:color w:val="000000"/>
       </w:rPr>
       <w:tblPr/>
       <w:tcPr>
@@ -8054,7 +8594,7 @@
       <w:rPr>
         <w:b/>
         <w:bCs/>
-        <w:color w:val="000000" w:themeColor="text1"/>
+        <w:color w:val="000000"/>
       </w:rPr>
       <w:tblPr/>
       <w:tcPr>
@@ -8073,7 +8613,7 @@
       <w:rPr>
         <w:b/>
         <w:bCs/>
-        <w:color w:val="000000" w:themeColor="text1"/>
+        <w:color w:val="000000"/>
       </w:rPr>
       <w:tblPr/>
       <w:tcPr>
@@ -8092,7 +8632,7 @@
       <w:rPr>
         <w:b w:val="0"/>
         <w:bCs w:val="0"/>
-        <w:color w:val="000000" w:themeColor="text1"/>
+        <w:color w:val="000000"/>
       </w:rPr>
       <w:tblPr/>
       <w:tcPr>
@@ -8140,7 +8680,7 @@
     </w:pPr>
     <w:rPr>
       <w:rFonts w:asciiTheme="majorHAnsi" w:eastAsiaTheme="majorEastAsia" w:hAnsiTheme="majorHAnsi" w:cstheme="majorBidi"/>
-      <w:color w:val="000000" w:themeColor="text1"/>
+      <w:color w:val="000000"/>
     </w:rPr>
     <w:tblPr>
       <w:tblStyleRowBandSize w:val="1"/>
@@ -8168,7 +8708,7 @@
       <w:rPr>
         <w:b/>
         <w:bCs/>
-        <w:color w:val="000000" w:themeColor="text1"/>
+        <w:color w:val="000000"/>
       </w:rPr>
       <w:tblPr/>
       <w:tcPr>
@@ -8179,7 +8719,7 @@
       <w:rPr>
         <w:b/>
         <w:bCs/>
-        <w:color w:val="000000" w:themeColor="text1"/>
+        <w:color w:val="000000"/>
       </w:rPr>
       <w:tblPr/>
       <w:tcPr>
@@ -8198,7 +8738,7 @@
       <w:rPr>
         <w:b/>
         <w:bCs/>
-        <w:color w:val="000000" w:themeColor="text1"/>
+        <w:color w:val="000000"/>
       </w:rPr>
       <w:tblPr/>
       <w:tcPr>
@@ -8217,7 +8757,7 @@
       <w:rPr>
         <w:b w:val="0"/>
         <w:bCs w:val="0"/>
-        <w:color w:val="000000" w:themeColor="text1"/>
+        <w:color w:val="000000"/>
       </w:rPr>
       <w:tblPr/>
       <w:tcPr>
@@ -8265,7 +8805,7 @@
     </w:pPr>
     <w:rPr>
       <w:rFonts w:asciiTheme="majorHAnsi" w:eastAsiaTheme="majorEastAsia" w:hAnsiTheme="majorHAnsi" w:cstheme="majorBidi"/>
-      <w:color w:val="000000" w:themeColor="text1"/>
+      <w:color w:val="000000"/>
     </w:rPr>
     <w:tblPr>
       <w:tblStyleRowBandSize w:val="1"/>
@@ -8293,7 +8833,7 @@
       <w:rPr>
         <w:b/>
         <w:bCs/>
-        <w:color w:val="000000" w:themeColor="text1"/>
+        <w:color w:val="000000"/>
       </w:rPr>
       <w:tblPr/>
       <w:tcPr>
@@ -8304,7 +8844,7 @@
       <w:rPr>
         <w:b/>
         <w:bCs/>
-        <w:color w:val="000000" w:themeColor="text1"/>
+        <w:color w:val="000000"/>
       </w:rPr>
       <w:tblPr/>
       <w:tcPr>
@@ -8323,7 +8863,7 @@
       <w:rPr>
         <w:b/>
         <w:bCs/>
-        <w:color w:val="000000" w:themeColor="text1"/>
+        <w:color w:val="000000"/>
       </w:rPr>
       <w:tblPr/>
       <w:tcPr>
@@ -8342,7 +8882,7 @@
       <w:rPr>
         <w:b w:val="0"/>
         <w:bCs w:val="0"/>
-        <w:color w:val="000000" w:themeColor="text1"/>
+        <w:color w:val="000000"/>
       </w:rPr>
       <w:tblPr/>
       <w:tcPr>
@@ -8416,7 +8956,7 @@
         <w:bCs/>
         <w:i w:val="0"/>
         <w:iCs w:val="0"/>
-        <w:color w:val="FFFFFF" w:themeColor="background1"/>
+        <w:color w:val="000000"/>
       </w:rPr>
       <w:tblPr/>
       <w:tcPr>
@@ -8437,7 +8977,7 @@
         <w:bCs/>
         <w:i w:val="0"/>
         <w:iCs w:val="0"/>
-        <w:color w:val="FFFFFF" w:themeColor="background1"/>
+        <w:color w:val="000000"/>
       </w:rPr>
       <w:tblPr/>
       <w:tcPr>
@@ -8458,7 +8998,7 @@
         <w:bCs/>
         <w:i w:val="0"/>
         <w:iCs w:val="0"/>
-        <w:color w:val="FFFFFF" w:themeColor="background1"/>
+        <w:color w:val="000000"/>
       </w:rPr>
       <w:tblPr/>
       <w:tcPr>
@@ -8477,7 +9017,7 @@
         <w:bCs/>
         <w:i w:val="0"/>
         <w:iCs w:val="0"/>
-        <w:color w:val="FFFFFF" w:themeColor="background1"/>
+        <w:color w:val="000000"/>
       </w:rPr>
       <w:tblPr/>
       <w:tcPr>
@@ -8557,7 +9097,7 @@
         <w:bCs/>
         <w:i w:val="0"/>
         <w:iCs w:val="0"/>
-        <w:color w:val="FFFFFF" w:themeColor="background1"/>
+        <w:color w:val="000000"/>
       </w:rPr>
       <w:tblPr/>
       <w:tcPr>
@@ -8578,7 +9118,7 @@
         <w:bCs/>
         <w:i w:val="0"/>
         <w:iCs w:val="0"/>
-        <w:color w:val="FFFFFF" w:themeColor="background1"/>
+        <w:color w:val="000000"/>
       </w:rPr>
       <w:tblPr/>
       <w:tcPr>
@@ -8599,7 +9139,7 @@
         <w:bCs/>
         <w:i w:val="0"/>
         <w:iCs w:val="0"/>
-        <w:color w:val="FFFFFF" w:themeColor="background1"/>
+        <w:color w:val="000000"/>
       </w:rPr>
       <w:tblPr/>
       <w:tcPr>
@@ -8618,7 +9158,7 @@
         <w:bCs/>
         <w:i w:val="0"/>
         <w:iCs w:val="0"/>
-        <w:color w:val="FFFFFF" w:themeColor="background1"/>
+        <w:color w:val="000000"/>
       </w:rPr>
       <w:tblPr/>
       <w:tcPr>
@@ -8698,7 +9238,7 @@
         <w:bCs/>
         <w:i w:val="0"/>
         <w:iCs w:val="0"/>
-        <w:color w:val="FFFFFF" w:themeColor="background1"/>
+        <w:color w:val="000000"/>
       </w:rPr>
       <w:tblPr/>
       <w:tcPr>
@@ -8719,7 +9259,7 @@
         <w:bCs/>
         <w:i w:val="0"/>
         <w:iCs w:val="0"/>
-        <w:color w:val="FFFFFF" w:themeColor="background1"/>
+        <w:color w:val="000000"/>
       </w:rPr>
       <w:tblPr/>
       <w:tcPr>
@@ -8740,7 +9280,7 @@
         <w:bCs/>
         <w:i w:val="0"/>
         <w:iCs w:val="0"/>
-        <w:color w:val="FFFFFF" w:themeColor="background1"/>
+        <w:color w:val="000000"/>
       </w:rPr>
       <w:tblPr/>
       <w:tcPr>
@@ -8759,7 +9299,7 @@
         <w:bCs/>
         <w:i w:val="0"/>
         <w:iCs w:val="0"/>
-        <w:color w:val="FFFFFF" w:themeColor="background1"/>
+        <w:color w:val="000000"/>
       </w:rPr>
       <w:tblPr/>
       <w:tcPr>
@@ -8839,7 +9379,7 @@
         <w:bCs/>
         <w:i w:val="0"/>
         <w:iCs w:val="0"/>
-        <w:color w:val="FFFFFF" w:themeColor="background1"/>
+        <w:color w:val="000000"/>
       </w:rPr>
       <w:tblPr/>
       <w:tcPr>
@@ -8860,7 +9400,7 @@
         <w:bCs/>
         <w:i w:val="0"/>
         <w:iCs w:val="0"/>
-        <w:color w:val="FFFFFF" w:themeColor="background1"/>
+        <w:color w:val="000000"/>
       </w:rPr>
       <w:tblPr/>
       <w:tcPr>
@@ -8881,7 +9421,7 @@
         <w:bCs/>
         <w:i w:val="0"/>
         <w:iCs w:val="0"/>
-        <w:color w:val="FFFFFF" w:themeColor="background1"/>
+        <w:color w:val="000000"/>
       </w:rPr>
       <w:tblPr/>
       <w:tcPr>
@@ -8900,7 +9440,7 @@
         <w:bCs/>
         <w:i w:val="0"/>
         <w:iCs w:val="0"/>
-        <w:color w:val="FFFFFF" w:themeColor="background1"/>
+        <w:color w:val="000000"/>
       </w:rPr>
       <w:tblPr/>
       <w:tcPr>
@@ -8980,7 +9520,7 @@
         <w:bCs/>
         <w:i w:val="0"/>
         <w:iCs w:val="0"/>
-        <w:color w:val="FFFFFF" w:themeColor="background1"/>
+        <w:color w:val="000000"/>
       </w:rPr>
       <w:tblPr/>
       <w:tcPr>
@@ -9001,7 +9541,7 @@
         <w:bCs/>
         <w:i w:val="0"/>
         <w:iCs w:val="0"/>
-        <w:color w:val="FFFFFF" w:themeColor="background1"/>
+        <w:color w:val="000000"/>
       </w:rPr>
       <w:tblPr/>
       <w:tcPr>
@@ -9022,7 +9562,7 @@
         <w:bCs/>
         <w:i w:val="0"/>
         <w:iCs w:val="0"/>
-        <w:color w:val="FFFFFF" w:themeColor="background1"/>
+        <w:color w:val="000000"/>
       </w:rPr>
       <w:tblPr/>
       <w:tcPr>
@@ -9041,7 +9581,7 @@
         <w:bCs/>
         <w:i w:val="0"/>
         <w:iCs w:val="0"/>
-        <w:color w:val="FFFFFF" w:themeColor="background1"/>
+        <w:color w:val="000000"/>
       </w:rPr>
       <w:tblPr/>
       <w:tcPr>
@@ -9121,7 +9661,7 @@
         <w:bCs/>
         <w:i w:val="0"/>
         <w:iCs w:val="0"/>
-        <w:color w:val="FFFFFF" w:themeColor="background1"/>
+        <w:color w:val="000000"/>
       </w:rPr>
       <w:tblPr/>
       <w:tcPr>
@@ -9142,7 +9682,7 @@
         <w:bCs/>
         <w:i w:val="0"/>
         <w:iCs w:val="0"/>
-        <w:color w:val="FFFFFF" w:themeColor="background1"/>
+        <w:color w:val="000000"/>
       </w:rPr>
       <w:tblPr/>
       <w:tcPr>
@@ -9163,7 +9703,7 @@
         <w:bCs/>
         <w:i w:val="0"/>
         <w:iCs w:val="0"/>
-        <w:color w:val="FFFFFF" w:themeColor="background1"/>
+        <w:color w:val="000000"/>
       </w:rPr>
       <w:tblPr/>
       <w:tcPr>
@@ -9182,7 +9722,7 @@
         <w:bCs/>
         <w:i w:val="0"/>
         <w:iCs w:val="0"/>
-        <w:color w:val="FFFFFF" w:themeColor="background1"/>
+        <w:color w:val="000000"/>
       </w:rPr>
       <w:tblPr/>
       <w:tcPr>
@@ -9262,7 +9802,7 @@
         <w:bCs/>
         <w:i w:val="0"/>
         <w:iCs w:val="0"/>
-        <w:color w:val="FFFFFF" w:themeColor="background1"/>
+        <w:color w:val="000000"/>
       </w:rPr>
       <w:tblPr/>
       <w:tcPr>
@@ -9283,7 +9823,7 @@
         <w:bCs/>
         <w:i w:val="0"/>
         <w:iCs w:val="0"/>
-        <w:color w:val="FFFFFF" w:themeColor="background1"/>
+        <w:color w:val="000000"/>
       </w:rPr>
       <w:tblPr/>
       <w:tcPr>
@@ -9304,7 +9844,7 @@
         <w:bCs/>
         <w:i w:val="0"/>
         <w:iCs w:val="0"/>
-        <w:color w:val="FFFFFF" w:themeColor="background1"/>
+        <w:color w:val="000000"/>
       </w:rPr>
       <w:tblPr/>
       <w:tcPr>
@@ -9323,7 +9863,7 @@
         <w:bCs/>
         <w:i w:val="0"/>
         <w:iCs w:val="0"/>
-        <w:color w:val="FFFFFF" w:themeColor="background1"/>
+        <w:color w:val="000000"/>
       </w:rPr>
       <w:tblPr/>
       <w:tcPr>
@@ -9376,7 +9916,7 @@
       <w:spacing w:after="0" w:line="240" w:lineRule="auto"/>
     </w:pPr>
     <w:rPr>
-      <w:color w:val="FFFFFF" w:themeColor="background1"/>
+      <w:color w:val="000000"/>
     </w:rPr>
     <w:tblPr>
       <w:tblStyleRowBandSize w:val="1"/>
@@ -9490,7 +10030,7 @@
       <w:spacing w:after="0" w:line="240" w:lineRule="auto"/>
     </w:pPr>
     <w:rPr>
-      <w:color w:val="FFFFFF" w:themeColor="background1"/>
+      <w:color w:val="000000"/>
     </w:rPr>
     <w:tblPr>
       <w:tblStyleRowBandSize w:val="1"/>
@@ -9604,7 +10144,7 @@
       <w:spacing w:after="0" w:line="240" w:lineRule="auto"/>
     </w:pPr>
     <w:rPr>
-      <w:color w:val="FFFFFF" w:themeColor="background1"/>
+      <w:color w:val="000000"/>
     </w:rPr>
     <w:tblPr>
       <w:tblStyleRowBandSize w:val="1"/>
@@ -9718,7 +10258,7 @@
       <w:spacing w:after="0" w:line="240" w:lineRule="auto"/>
     </w:pPr>
     <w:rPr>
-      <w:color w:val="FFFFFF" w:themeColor="background1"/>
+      <w:color w:val="000000"/>
     </w:rPr>
     <w:tblPr>
       <w:tblStyleRowBandSize w:val="1"/>
@@ -9832,7 +10372,7 @@
       <w:spacing w:after="0" w:line="240" w:lineRule="auto"/>
     </w:pPr>
     <w:rPr>
-      <w:color w:val="FFFFFF" w:themeColor="background1"/>
+      <w:color w:val="000000"/>
     </w:rPr>
     <w:tblPr>
       <w:tblStyleRowBandSize w:val="1"/>
@@ -9946,7 +10486,7 @@
       <w:spacing w:after="0" w:line="240" w:lineRule="auto"/>
     </w:pPr>
     <w:rPr>
-      <w:color w:val="FFFFFF" w:themeColor="background1"/>
+      <w:color w:val="000000"/>
     </w:rPr>
     <w:tblPr>
       <w:tblStyleRowBandSize w:val="1"/>
@@ -10060,7 +10600,7 @@
       <w:spacing w:after="0" w:line="240" w:lineRule="auto"/>
     </w:pPr>
     <w:rPr>
-      <w:color w:val="FFFFFF" w:themeColor="background1"/>
+      <w:color w:val="000000"/>
     </w:rPr>
     <w:tblPr>
       <w:tblStyleRowBandSize w:val="1"/>
@@ -10174,7 +10714,7 @@
       <w:spacing w:after="0" w:line="240" w:lineRule="auto"/>
     </w:pPr>
     <w:rPr>
-      <w:color w:val="000000" w:themeColor="text1"/>
+      <w:color w:val="000000"/>
     </w:rPr>
     <w:tblPr>
       <w:tblStyleRowBandSize w:val="1"/>
@@ -10220,7 +10760,7 @@
       <w:rPr>
         <w:b/>
         <w:bCs/>
-        <w:color w:val="FFFFFF" w:themeColor="background1"/>
+        <w:color w:val="000000"/>
       </w:rPr>
       <w:tblPr/>
       <w:tcPr>
@@ -10232,7 +10772,7 @@
     </w:tblStylePr>
     <w:tblStylePr w:type="firstCol">
       <w:rPr>
-        <w:color w:val="FFFFFF" w:themeColor="background1"/>
+        <w:color w:val="000000"/>
       </w:rPr>
       <w:tblPr/>
       <w:tcPr>
@@ -10249,7 +10789,7 @@
     </w:tblStylePr>
     <w:tblStylePr w:type="lastCol">
       <w:rPr>
-        <w:color w:val="FFFFFF" w:themeColor="background1"/>
+        <w:color w:val="000000"/>
       </w:rPr>
       <w:tblPr/>
       <w:tcPr>
@@ -10278,12 +10818,12 @@
     </w:tblStylePr>
     <w:tblStylePr w:type="neCell">
       <w:rPr>
-        <w:color w:val="000000" w:themeColor="text1"/>
+        <w:color w:val="000000"/>
       </w:rPr>
     </w:tblStylePr>
     <w:tblStylePr w:type="nwCell">
       <w:rPr>
-        <w:color w:val="000000" w:themeColor="text1"/>
+        <w:color w:val="000000"/>
       </w:rPr>
     </w:tblStylePr>
   </w:style>
@@ -10296,7 +10836,7 @@
       <w:spacing w:after="0" w:line="240" w:lineRule="auto"/>
     </w:pPr>
     <w:rPr>
-      <w:color w:val="000000" w:themeColor="text1"/>
+      <w:color w:val="000000"/>
     </w:rPr>
     <w:tblPr>
       <w:tblStyleRowBandSize w:val="1"/>
@@ -10342,7 +10882,7 @@
       <w:rPr>
         <w:b/>
         <w:bCs/>
-        <w:color w:val="FFFFFF" w:themeColor="background1"/>
+        <w:color w:val="000000"/>
       </w:rPr>
       <w:tblPr/>
       <w:tcPr>
@@ -10354,7 +10894,7 @@
     </w:tblStylePr>
     <w:tblStylePr w:type="firstCol">
       <w:rPr>
-        <w:color w:val="FFFFFF" w:themeColor="background1"/>
+        <w:color w:val="000000"/>
       </w:rPr>
       <w:tblPr/>
       <w:tcPr>
@@ -10371,7 +10911,7 @@
     </w:tblStylePr>
     <w:tblStylePr w:type="lastCol">
       <w:rPr>
-        <w:color w:val="FFFFFF" w:themeColor="background1"/>
+        <w:color w:val="000000"/>
       </w:rPr>
       <w:tblPr/>
       <w:tcPr>
@@ -10400,12 +10940,12 @@
     </w:tblStylePr>
     <w:tblStylePr w:type="neCell">
       <w:rPr>
-        <w:color w:val="000000" w:themeColor="text1"/>
+        <w:color w:val="000000"/>
       </w:rPr>
     </w:tblStylePr>
     <w:tblStylePr w:type="nwCell">
       <w:rPr>
-        <w:color w:val="000000" w:themeColor="text1"/>
+        <w:color w:val="000000"/>
       </w:rPr>
     </w:tblStylePr>
   </w:style>
@@ -10418,7 +10958,7 @@
       <w:spacing w:after="0" w:line="240" w:lineRule="auto"/>
     </w:pPr>
     <w:rPr>
-      <w:color w:val="000000" w:themeColor="text1"/>
+      <w:color w:val="000000"/>
     </w:rPr>
     <w:tblPr>
       <w:tblStyleRowBandSize w:val="1"/>
@@ -10464,7 +11004,7 @@
       <w:rPr>
         <w:b/>
         <w:bCs/>
-        <w:color w:val="FFFFFF" w:themeColor="background1"/>
+        <w:color w:val="000000"/>
       </w:rPr>
       <w:tblPr/>
       <w:tcPr>
@@ -10476,7 +11016,7 @@
     </w:tblStylePr>
     <w:tblStylePr w:type="firstCol">
       <w:rPr>
-        <w:color w:val="FFFFFF" w:themeColor="background1"/>
+        <w:color w:val="000000"/>
       </w:rPr>
       <w:tblPr/>
       <w:tcPr>
@@ -10493,7 +11033,7 @@
     </w:tblStylePr>
     <w:tblStylePr w:type="lastCol">
       <w:rPr>
-        <w:color w:val="FFFFFF" w:themeColor="background1"/>
+        <w:color w:val="000000"/>
       </w:rPr>
       <w:tblPr/>
       <w:tcPr>
@@ -10522,12 +11062,12 @@
     </w:tblStylePr>
     <w:tblStylePr w:type="neCell">
       <w:rPr>
-        <w:color w:val="000000" w:themeColor="text1"/>
+        <w:color w:val="000000"/>
       </w:rPr>
     </w:tblStylePr>
     <w:tblStylePr w:type="nwCell">
       <w:rPr>
-        <w:color w:val="000000" w:themeColor="text1"/>
+        <w:color w:val="000000"/>
       </w:rPr>
     </w:tblStylePr>
   </w:style>
@@ -10540,7 +11080,7 @@
       <w:spacing w:after="0" w:line="240" w:lineRule="auto"/>
     </w:pPr>
     <w:rPr>
-      <w:color w:val="000000" w:themeColor="text1"/>
+      <w:color w:val="000000"/>
     </w:rPr>
     <w:tblPr>
       <w:tblStyleRowBandSize w:val="1"/>
@@ -10586,7 +11126,7 @@
       <w:rPr>
         <w:b/>
         <w:bCs/>
-        <w:color w:val="FFFFFF" w:themeColor="background1"/>
+        <w:color w:val="000000"/>
       </w:rPr>
       <w:tblPr/>
       <w:tcPr>
@@ -10598,7 +11138,7 @@
     </w:tblStylePr>
     <w:tblStylePr w:type="firstCol">
       <w:rPr>
-        <w:color w:val="FFFFFF" w:themeColor="background1"/>
+        <w:color w:val="000000"/>
       </w:rPr>
       <w:tblPr/>
       <w:tcPr>
@@ -10615,7 +11155,7 @@
     </w:tblStylePr>
     <w:tblStylePr w:type="lastCol">
       <w:rPr>
-        <w:color w:val="FFFFFF" w:themeColor="background1"/>
+        <w:color w:val="000000"/>
       </w:rPr>
       <w:tblPr/>
       <w:tcPr>
@@ -10652,7 +11192,7 @@
       <w:spacing w:after="0" w:line="240" w:lineRule="auto"/>
     </w:pPr>
     <w:rPr>
-      <w:color w:val="000000" w:themeColor="text1"/>
+      <w:color w:val="000000"/>
     </w:rPr>
     <w:tblPr>
       <w:tblStyleRowBandSize w:val="1"/>
@@ -10698,7 +11238,7 @@
       <w:rPr>
         <w:b/>
         <w:bCs/>
-        <w:color w:val="FFFFFF" w:themeColor="background1"/>
+        <w:color w:val="000000"/>
       </w:rPr>
       <w:tblPr/>
       <w:tcPr>
@@ -10710,7 +11250,7 @@
     </w:tblStylePr>
     <w:tblStylePr w:type="firstCol">
       <w:rPr>
-        <w:color w:val="FFFFFF" w:themeColor="background1"/>
+        <w:color w:val="000000"/>
       </w:rPr>
       <w:tblPr/>
       <w:tcPr>
@@ -10727,7 +11267,7 @@
     </w:tblStylePr>
     <w:tblStylePr w:type="lastCol">
       <w:rPr>
-        <w:color w:val="FFFFFF" w:themeColor="background1"/>
+        <w:color w:val="000000"/>
       </w:rPr>
       <w:tblPr/>
       <w:tcPr>
@@ -10756,12 +11296,12 @@
     </w:tblStylePr>
     <w:tblStylePr w:type="neCell">
       <w:rPr>
-        <w:color w:val="000000" w:themeColor="text1"/>
+        <w:color w:val="000000"/>
       </w:rPr>
     </w:tblStylePr>
     <w:tblStylePr w:type="nwCell">
       <w:rPr>
-        <w:color w:val="000000" w:themeColor="text1"/>
+        <w:color w:val="000000"/>
       </w:rPr>
     </w:tblStylePr>
   </w:style>
@@ -10774,7 +11314,7 @@
       <w:spacing w:after="0" w:line="240" w:lineRule="auto"/>
     </w:pPr>
     <w:rPr>
-      <w:color w:val="000000" w:themeColor="text1"/>
+      <w:color w:val="000000"/>
     </w:rPr>
     <w:tblPr>
       <w:tblStyleRowBandSize w:val="1"/>
@@ -10820,7 +11360,7 @@
       <w:rPr>
         <w:b/>
         <w:bCs/>
-        <w:color w:val="FFFFFF" w:themeColor="background1"/>
+        <w:color w:val="000000"/>
       </w:rPr>
       <w:tblPr/>
       <w:tcPr>
@@ -10832,7 +11372,7 @@
     </w:tblStylePr>
     <w:tblStylePr w:type="firstCol">
       <w:rPr>
-        <w:color w:val="FFFFFF" w:themeColor="background1"/>
+        <w:color w:val="000000"/>
       </w:rPr>
       <w:tblPr/>
       <w:tcPr>
@@ -10849,7 +11389,7 @@
     </w:tblStylePr>
     <w:tblStylePr w:type="lastCol">
       <w:rPr>
-        <w:color w:val="FFFFFF" w:themeColor="background1"/>
+        <w:color w:val="000000"/>
       </w:rPr>
       <w:tblPr/>
       <w:tcPr>
@@ -10878,12 +11418,12 @@
     </w:tblStylePr>
     <w:tblStylePr w:type="neCell">
       <w:rPr>
-        <w:color w:val="000000" w:themeColor="text1"/>
+        <w:color w:val="000000"/>
       </w:rPr>
     </w:tblStylePr>
     <w:tblStylePr w:type="nwCell">
       <w:rPr>
-        <w:color w:val="000000" w:themeColor="text1"/>
+        <w:color w:val="000000"/>
       </w:rPr>
     </w:tblStylePr>
   </w:style>
@@ -10896,7 +11436,7 @@
       <w:spacing w:after="0" w:line="240" w:lineRule="auto"/>
     </w:pPr>
     <w:rPr>
-      <w:color w:val="000000" w:themeColor="text1"/>
+      <w:color w:val="000000"/>
     </w:rPr>
     <w:tblPr>
       <w:tblStyleRowBandSize w:val="1"/>
@@ -10942,7 +11482,7 @@
       <w:rPr>
         <w:b/>
         <w:bCs/>
-        <w:color w:val="FFFFFF" w:themeColor="background1"/>
+        <w:color w:val="000000"/>
       </w:rPr>
       <w:tblPr/>
       <w:tcPr>
@@ -10954,7 +11494,7 @@
     </w:tblStylePr>
     <w:tblStylePr w:type="firstCol">
       <w:rPr>
-        <w:color w:val="FFFFFF" w:themeColor="background1"/>
+        <w:color w:val="000000"/>
       </w:rPr>
       <w:tblPr/>
       <w:tcPr>
@@ -10971,7 +11511,7 @@
     </w:tblStylePr>
     <w:tblStylePr w:type="lastCol">
       <w:rPr>
-        <w:color w:val="FFFFFF" w:themeColor="background1"/>
+        <w:color w:val="000000"/>
       </w:rPr>
       <w:tblPr/>
       <w:tcPr>
@@ -11000,12 +11540,12 @@
     </w:tblStylePr>
     <w:tblStylePr w:type="neCell">
       <w:rPr>
-        <w:color w:val="000000" w:themeColor="text1"/>
+        <w:color w:val="000000"/>
       </w:rPr>
     </w:tblStylePr>
     <w:tblStylePr w:type="nwCell">
       <w:rPr>
-        <w:color w:val="000000" w:themeColor="text1"/>
+        <w:color w:val="000000"/>
       </w:rPr>
     </w:tblStylePr>
   </w:style>
@@ -11018,7 +11558,7 @@
       <w:spacing w:after="0" w:line="240" w:lineRule="auto"/>
     </w:pPr>
     <w:rPr>
-      <w:color w:val="000000" w:themeColor="text1"/>
+      <w:color w:val="000000"/>
     </w:rPr>
     <w:tblPr>
       <w:tblStyleRowBandSize w:val="1"/>
@@ -11038,7 +11578,7 @@
       <w:rPr>
         <w:b/>
         <w:bCs/>
-        <w:color w:val="FFFFFF" w:themeColor="background1"/>
+        <w:color w:val="000000"/>
       </w:rPr>
       <w:tblPr/>
       <w:tcPr>
@@ -11052,7 +11592,7 @@
       <w:rPr>
         <w:b/>
         <w:bCs/>
-        <w:color w:val="9E3A38" w:themeColor="accent2" w:themeShade="CC"/>
+        <w:color w:val="000000"/>
       </w:rPr>
       <w:tblPr/>
       <w:tcPr>
@@ -11104,7 +11644,7 @@
       <w:spacing w:after="0" w:line="240" w:lineRule="auto"/>
     </w:pPr>
     <w:rPr>
-      <w:color w:val="000000" w:themeColor="text1"/>
+      <w:color w:val="000000"/>
     </w:rPr>
     <w:tblPr>
       <w:tblStyleRowBandSize w:val="1"/>
@@ -11124,7 +11664,7 @@
       <w:rPr>
         <w:b/>
         <w:bCs/>
-        <w:color w:val="FFFFFF" w:themeColor="background1"/>
+        <w:color w:val="000000"/>
       </w:rPr>
       <w:tblPr/>
       <w:tcPr>
@@ -11138,7 +11678,7 @@
       <w:rPr>
         <w:b/>
         <w:bCs/>
-        <w:color w:val="9E3A38" w:themeColor="accent2" w:themeShade="CC"/>
+        <w:color w:val="000000"/>
       </w:rPr>
       <w:tblPr/>
       <w:tcPr>
@@ -11190,7 +11730,7 @@
       <w:spacing w:after="0" w:line="240" w:lineRule="auto"/>
     </w:pPr>
     <w:rPr>
-      <w:color w:val="000000" w:themeColor="text1"/>
+      <w:color w:val="000000"/>
     </w:rPr>
     <w:tblPr>
       <w:tblStyleRowBandSize w:val="1"/>
@@ -11210,7 +11750,7 @@
       <w:rPr>
         <w:b/>
         <w:bCs/>
-        <w:color w:val="FFFFFF" w:themeColor="background1"/>
+        <w:color w:val="000000"/>
       </w:rPr>
       <w:tblPr/>
       <w:tcPr>
@@ -11224,7 +11764,7 @@
       <w:rPr>
         <w:b/>
         <w:bCs/>
-        <w:color w:val="9E3A38" w:themeColor="accent2" w:themeShade="CC"/>
+        <w:color w:val="000000"/>
       </w:rPr>
       <w:tblPr/>
       <w:tcPr>
@@ -11276,7 +11816,7 @@
       <w:spacing w:after="0" w:line="240" w:lineRule="auto"/>
     </w:pPr>
     <w:rPr>
-      <w:color w:val="000000" w:themeColor="text1"/>
+      <w:color w:val="000000"/>
     </w:rPr>
     <w:tblPr>
       <w:tblStyleRowBandSize w:val="1"/>
@@ -11296,7 +11836,7 @@
       <w:rPr>
         <w:b/>
         <w:bCs/>
-        <w:color w:val="FFFFFF" w:themeColor="background1"/>
+        <w:color w:val="000000"/>
       </w:rPr>
       <w:tblPr/>
       <w:tcPr>
@@ -11310,7 +11850,7 @@
       <w:rPr>
         <w:b/>
         <w:bCs/>
-        <w:color w:val="664E82" w:themeColor="accent4" w:themeShade="CC"/>
+        <w:color w:val="000000"/>
       </w:rPr>
       <w:tblPr/>
       <w:tcPr>
@@ -11362,7 +11902,7 @@
       <w:spacing w:after="0" w:line="240" w:lineRule="auto"/>
     </w:pPr>
     <w:rPr>
-      <w:color w:val="000000" w:themeColor="text1"/>
+      <w:color w:val="000000"/>
     </w:rPr>
     <w:tblPr>
       <w:tblStyleRowBandSize w:val="1"/>
@@ -11382,7 +11922,7 @@
       <w:rPr>
         <w:b/>
         <w:bCs/>
-        <w:color w:val="FFFFFF" w:themeColor="background1"/>
+        <w:color w:val="000000"/>
       </w:rPr>
       <w:tblPr/>
       <w:tcPr>
@@ -11396,7 +11936,7 @@
       <w:rPr>
         <w:b/>
         <w:bCs/>
-        <w:color w:val="7E9C40" w:themeColor="accent3" w:themeShade="CC"/>
+        <w:color w:val="000000"/>
       </w:rPr>
       <w:tblPr/>
       <w:tcPr>
@@ -11448,7 +11988,7 @@
       <w:spacing w:after="0" w:line="240" w:lineRule="auto"/>
     </w:pPr>
     <w:rPr>
-      <w:color w:val="000000" w:themeColor="text1"/>
+      <w:color w:val="000000"/>
     </w:rPr>
     <w:tblPr>
       <w:tblStyleRowBandSize w:val="1"/>
@@ -11468,7 +12008,7 @@
       <w:rPr>
         <w:b/>
         <w:bCs/>
-        <w:color w:val="FFFFFF" w:themeColor="background1"/>
+        <w:color w:val="000000"/>
       </w:rPr>
       <w:tblPr/>
       <w:tcPr>
@@ -11482,7 +12022,7 @@
       <w:rPr>
         <w:b/>
         <w:bCs/>
-        <w:color w:val="F2730A" w:themeColor="accent6" w:themeShade="CC"/>
+        <w:color w:val="000000"/>
       </w:rPr>
       <w:tblPr/>
       <w:tcPr>
@@ -11534,7 +12074,7 @@
       <w:spacing w:after="0" w:line="240" w:lineRule="auto"/>
     </w:pPr>
     <w:rPr>
-      <w:color w:val="000000" w:themeColor="text1"/>
+      <w:color w:val="000000"/>
     </w:rPr>
     <w:tblPr>
       <w:tblStyleRowBandSize w:val="1"/>
@@ -11554,7 +12094,7 @@
       <w:rPr>
         <w:b/>
         <w:bCs/>
-        <w:color w:val="FFFFFF" w:themeColor="background1"/>
+        <w:color w:val="000000"/>
       </w:rPr>
       <w:tblPr/>
       <w:tcPr>
@@ -11568,7 +12108,7 @@
       <w:rPr>
         <w:b/>
         <w:bCs/>
-        <w:color w:val="348DA5" w:themeColor="accent5" w:themeShade="CC"/>
+        <w:color w:val="000000"/>
       </w:rPr>
       <w:tblPr/>
       <w:tcPr>
@@ -11620,7 +12160,7 @@
       <w:spacing w:after="0" w:line="240" w:lineRule="auto"/>
     </w:pPr>
     <w:rPr>
-      <w:color w:val="000000" w:themeColor="text1"/>
+      <w:color w:val="000000"/>
     </w:rPr>
     <w:tblPr>
       <w:tblStyleRowBandSize w:val="1"/>
@@ -11653,7 +12193,7 @@
       <w:rPr>
         <w:b/>
         <w:bCs/>
-        <w:color w:val="000000" w:themeColor="text1"/>
+        <w:color w:val="000000"/>
       </w:rPr>
       <w:tblPr/>
       <w:tcPr>
@@ -11662,7 +12202,7 @@
     </w:tblStylePr>
     <w:tblStylePr w:type="firstCol">
       <w:rPr>
-        <w:color w:val="FFFFFF" w:themeColor="background1"/>
+        <w:color w:val="000000"/>
       </w:rPr>
       <w:tblPr/>
       <w:tcPr>
@@ -11671,7 +12211,7 @@
     </w:tblStylePr>
     <w:tblStylePr w:type="lastCol">
       <w:rPr>
-        <w:color w:val="FFFFFF" w:themeColor="background1"/>
+        <w:color w:val="000000"/>
       </w:rPr>
       <w:tblPr/>
       <w:tcPr>
@@ -11700,7 +12240,7 @@
       <w:spacing w:after="0" w:line="240" w:lineRule="auto"/>
     </w:pPr>
     <w:rPr>
-      <w:color w:val="000000" w:themeColor="text1"/>
+      <w:color w:val="000000"/>
     </w:rPr>
     <w:tblPr>
       <w:tblStyleRowBandSize w:val="1"/>
@@ -11733,7 +12273,7 @@
       <w:rPr>
         <w:b/>
         <w:bCs/>
-        <w:color w:val="000000" w:themeColor="text1"/>
+        <w:color w:val="000000"/>
       </w:rPr>
       <w:tblPr/>
       <w:tcPr>
@@ -11742,7 +12282,7 @@
     </w:tblStylePr>
     <w:tblStylePr w:type="firstCol">
       <w:rPr>
-        <w:color w:val="FFFFFF" w:themeColor="background1"/>
+        <w:color w:val="000000"/>
       </w:rPr>
       <w:tblPr/>
       <w:tcPr>
@@ -11751,7 +12291,7 @@
     </w:tblStylePr>
     <w:tblStylePr w:type="lastCol">
       <w:rPr>
-        <w:color w:val="FFFFFF" w:themeColor="background1"/>
+        <w:color w:val="000000"/>
       </w:rPr>
       <w:tblPr/>
       <w:tcPr>
@@ -11780,7 +12320,7 @@
       <w:spacing w:after="0" w:line="240" w:lineRule="auto"/>
     </w:pPr>
     <w:rPr>
-      <w:color w:val="000000" w:themeColor="text1"/>
+      <w:color w:val="000000"/>
     </w:rPr>
     <w:tblPr>
       <w:tblStyleRowBandSize w:val="1"/>
@@ -11813,7 +12353,7 @@
       <w:rPr>
         <w:b/>
         <w:bCs/>
-        <w:color w:val="000000" w:themeColor="text1"/>
+        <w:color w:val="000000"/>
       </w:rPr>
       <w:tblPr/>
       <w:tcPr>
@@ -11822,7 +12362,7 @@
     </w:tblStylePr>
     <w:tblStylePr w:type="firstCol">
       <w:rPr>
-        <w:color w:val="FFFFFF" w:themeColor="background1"/>
+        <w:color w:val="000000"/>
       </w:rPr>
       <w:tblPr/>
       <w:tcPr>
@@ -11831,7 +12371,7 @@
     </w:tblStylePr>
     <w:tblStylePr w:type="lastCol">
       <w:rPr>
-        <w:color w:val="FFFFFF" w:themeColor="background1"/>
+        <w:color w:val="000000"/>
       </w:rPr>
       <w:tblPr/>
       <w:tcPr>
@@ -11860,7 +12400,7 @@
       <w:spacing w:after="0" w:line="240" w:lineRule="auto"/>
     </w:pPr>
     <w:rPr>
-      <w:color w:val="000000" w:themeColor="text1"/>
+      <w:color w:val="000000"/>
     </w:rPr>
     <w:tblPr>
       <w:tblStyleRowBandSize w:val="1"/>
@@ -11893,7 +12433,7 @@
       <w:rPr>
         <w:b/>
         <w:bCs/>
-        <w:color w:val="000000" w:themeColor="text1"/>
+        <w:color w:val="000000"/>
       </w:rPr>
       <w:tblPr/>
       <w:tcPr>
@@ -11902,7 +12442,7 @@
     </w:tblStylePr>
     <w:tblStylePr w:type="firstCol">
       <w:rPr>
-        <w:color w:val="FFFFFF" w:themeColor="background1"/>
+        <w:color w:val="000000"/>
       </w:rPr>
       <w:tblPr/>
       <w:tcPr>
@@ -11911,7 +12451,7 @@
     </w:tblStylePr>
     <w:tblStylePr w:type="lastCol">
       <w:rPr>
-        <w:color w:val="FFFFFF" w:themeColor="background1"/>
+        <w:color w:val="000000"/>
       </w:rPr>
       <w:tblPr/>
       <w:tcPr>
@@ -11940,7 +12480,7 @@
       <w:spacing w:after="0" w:line="240" w:lineRule="auto"/>
     </w:pPr>
     <w:rPr>
-      <w:color w:val="000000" w:themeColor="text1"/>
+      <w:color w:val="000000"/>
     </w:rPr>
     <w:tblPr>
       <w:tblStyleRowBandSize w:val="1"/>
@@ -11973,7 +12513,7 @@
       <w:rPr>
         <w:b/>
         <w:bCs/>
-        <w:color w:val="000000" w:themeColor="text1"/>
+        <w:color w:val="000000"/>
       </w:rPr>
       <w:tblPr/>
       <w:tcPr>
@@ -11982,7 +12522,7 @@
     </w:tblStylePr>
     <w:tblStylePr w:type="firstCol">
       <w:rPr>
-        <w:color w:val="FFFFFF" w:themeColor="background1"/>
+        <w:color w:val="000000"/>
       </w:rPr>
       <w:tblPr/>
       <w:tcPr>
@@ -11991,7 +12531,7 @@
     </w:tblStylePr>
     <w:tblStylePr w:type="lastCol">
       <w:rPr>
-        <w:color w:val="FFFFFF" w:themeColor="background1"/>
+        <w:color w:val="000000"/>
       </w:rPr>
       <w:tblPr/>
       <w:tcPr>
@@ -12020,7 +12560,7 @@
       <w:spacing w:after="0" w:line="240" w:lineRule="auto"/>
     </w:pPr>
     <w:rPr>
-      <w:color w:val="000000" w:themeColor="text1"/>
+      <w:color w:val="000000"/>
     </w:rPr>
     <w:tblPr>
       <w:tblStyleRowBandSize w:val="1"/>
@@ -12053,7 +12593,7 @@
       <w:rPr>
         <w:b/>
         <w:bCs/>
-        <w:color w:val="000000" w:themeColor="text1"/>
+        <w:color w:val="000000"/>
       </w:rPr>
       <w:tblPr/>
       <w:tcPr>
@@ -12062,7 +12602,7 @@
     </w:tblStylePr>
     <w:tblStylePr w:type="firstCol">
       <w:rPr>
-        <w:color w:val="FFFFFF" w:themeColor="background1"/>
+        <w:color w:val="000000"/>
       </w:rPr>
       <w:tblPr/>
       <w:tcPr>
@@ -12071,7 +12611,7 @@
     </w:tblStylePr>
     <w:tblStylePr w:type="lastCol">
       <w:rPr>
-        <w:color w:val="FFFFFF" w:themeColor="background1"/>
+        <w:color w:val="000000"/>
       </w:rPr>
       <w:tblPr/>
       <w:tcPr>
@@ -12100,7 +12640,7 @@
       <w:spacing w:after="0" w:line="240" w:lineRule="auto"/>
     </w:pPr>
     <w:rPr>
-      <w:color w:val="000000" w:themeColor="text1"/>
+      <w:color w:val="000000"/>
     </w:rPr>
     <w:tblPr>
       <w:tblStyleRowBandSize w:val="1"/>
@@ -12133,7 +12673,7 @@
       <w:rPr>
         <w:b/>
         <w:bCs/>
-        <w:color w:val="000000" w:themeColor="text1"/>
+        <w:color w:val="000000"/>
       </w:rPr>
       <w:tblPr/>
       <w:tcPr>
@@ -12142,7 +12682,7 @@
     </w:tblStylePr>
     <w:tblStylePr w:type="firstCol">
       <w:rPr>
-        <w:color w:val="FFFFFF" w:themeColor="background1"/>
+        <w:color w:val="000000"/>
       </w:rPr>
       <w:tblPr/>
       <w:tcPr>
@@ -12151,7 +12691,7 @@
     </w:tblStylePr>
     <w:tblStylePr w:type="lastCol">
       <w:rPr>
-        <w:color w:val="FFFFFF" w:themeColor="background1"/>
+        <w:color w:val="000000"/>
       </w:rPr>
       <w:tblPr/>
       <w:tcPr>
@@ -12353,7 +12893,7 @@
       <w:rFonts w:asciiTheme="majorHAnsi" w:eastAsiaTheme="majorEastAsia" w:hAnsiTheme="majorHAnsi" w:cstheme="majorBidi"/>
       <w:b/>
       <w:bCs/>
-      <w:color w:val="365F91" w:themeColor="accent1" w:themeShade="BF"/>
+      <w:color w:val="000000"/>
       <w:sz w:val="28"/>
       <w:szCs w:val="28"/>
     </w:rPr>
@@ -12377,7 +12917,7 @@
       <w:rFonts w:asciiTheme="majorHAnsi" w:eastAsiaTheme="majorEastAsia" w:hAnsiTheme="majorHAnsi" w:cstheme="majorBidi"/>
       <w:b/>
       <w:bCs/>
-      <w:color w:val="4F81BD" w:themeColor="accent1"/>
+      <w:color w:val="000000"/>
       <w:sz w:val="26"/>
       <w:szCs w:val="26"/>
     </w:rPr>
@@ -12401,7 +12941,7 @@
       <w:rFonts w:asciiTheme="majorHAnsi" w:eastAsiaTheme="majorEastAsia" w:hAnsiTheme="majorHAnsi" w:cstheme="majorBidi"/>
       <w:b/>
       <w:bCs/>
-      <w:color w:val="4F81BD" w:themeColor="accent1"/>
+      <w:color w:val="000000"/>
     </w:rPr>
   </w:style>
   <w:style w:type="paragraph" w:styleId="Heading4">
@@ -12426,7 +12966,7 @@
       <w:bCs/>
       <w:i/>
       <w:iCs/>
-      <w:color w:val="4F81BD" w:themeColor="accent1"/>
+      <w:color w:val="000000"/>
     </w:rPr>
   </w:style>
   <w:style w:type="paragraph" w:styleId="Heading5">
@@ -12447,7 +12987,7 @@
     </w:pPr>
     <w:rPr>
       <w:rFonts w:asciiTheme="majorHAnsi" w:eastAsiaTheme="majorEastAsia" w:hAnsiTheme="majorHAnsi" w:cstheme="majorBidi"/>
-      <w:color w:val="243F60" w:themeColor="accent1" w:themeShade="7F"/>
+      <w:color w:val="000000"/>
     </w:rPr>
   </w:style>
   <w:style w:type="paragraph" w:styleId="Heading6">
@@ -12470,7 +13010,7 @@
       <w:rFonts w:asciiTheme="majorHAnsi" w:eastAsiaTheme="majorEastAsia" w:hAnsiTheme="majorHAnsi" w:cstheme="majorBidi"/>
       <w:i/>
       <w:iCs/>
-      <w:color w:val="243F60" w:themeColor="accent1" w:themeShade="7F"/>
+      <w:color w:val="000000"/>
     </w:rPr>
   </w:style>
   <w:style w:type="paragraph" w:styleId="Heading7">
@@ -12493,7 +13033,7 @@
       <w:rFonts w:asciiTheme="majorHAnsi" w:eastAsiaTheme="majorEastAsia" w:hAnsiTheme="majorHAnsi" w:cstheme="majorBidi"/>
       <w:i/>
       <w:iCs/>
-      <w:color w:val="404040" w:themeColor="text1" w:themeTint="BF"/>
+      <w:color w:val="000000"/>
     </w:rPr>
   </w:style>
   <w:style w:type="paragraph" w:styleId="Heading8">
@@ -12514,7 +13054,7 @@
     </w:pPr>
     <w:rPr>
       <w:rFonts w:asciiTheme="majorHAnsi" w:eastAsiaTheme="majorEastAsia" w:hAnsiTheme="majorHAnsi" w:cstheme="majorBidi"/>
-      <w:color w:val="4F81BD" w:themeColor="accent1"/>
+      <w:color w:val="000000"/>
       <w:sz w:val="20"/>
       <w:szCs w:val="20"/>
     </w:rPr>
@@ -12539,7 +13079,7 @@
       <w:rFonts w:asciiTheme="majorHAnsi" w:eastAsiaTheme="majorEastAsia" w:hAnsiTheme="majorHAnsi" w:cstheme="majorBidi"/>
       <w:i/>
       <w:iCs/>
-      <w:color w:val="404040" w:themeColor="text1" w:themeTint="BF"/>
+      <w:color w:val="000000"/>
       <w:sz w:val="20"/>
       <w:szCs w:val="20"/>
     </w:rPr>
@@ -12590,7 +13130,7 @@
       <w:rFonts w:asciiTheme="majorHAnsi" w:eastAsiaTheme="majorEastAsia" w:hAnsiTheme="majorHAnsi" w:cstheme="majorBidi"/>
       <w:b/>
       <w:bCs/>
-      <w:color w:val="365F91" w:themeColor="accent1" w:themeShade="BF"/>
+      <w:color w:val="000000"/>
       <w:sz w:val="28"/>
       <w:szCs w:val="28"/>
     </w:rPr>
@@ -12605,7 +13145,7 @@
       <w:rFonts w:asciiTheme="majorHAnsi" w:eastAsiaTheme="majorEastAsia" w:hAnsiTheme="majorHAnsi" w:cstheme="majorBidi"/>
       <w:b/>
       <w:bCs/>
-      <w:color w:val="4F81BD" w:themeColor="accent1"/>
+      <w:color w:val="000000"/>
       <w:sz w:val="26"/>
       <w:szCs w:val="26"/>
     </w:rPr>
@@ -12620,7 +13160,7 @@
       <w:rFonts w:asciiTheme="majorHAnsi" w:eastAsiaTheme="majorEastAsia" w:hAnsiTheme="majorHAnsi" w:cstheme="majorBidi"/>
       <w:b/>
       <w:bCs/>
-      <w:color w:val="4F81BD" w:themeColor="accent1"/>
+      <w:color w:val="000000"/>
     </w:rPr>
   </w:style>
   <w:style w:type="paragraph" w:styleId="Title">
@@ -12640,7 +13180,7 @@
     </w:pPr>
     <w:rPr>
       <w:rFonts w:asciiTheme="majorHAnsi" w:eastAsiaTheme="majorEastAsia" w:hAnsiTheme="majorHAnsi" w:cstheme="majorBidi"/>
-      <w:color w:val="17365D" w:themeColor="text2" w:themeShade="BF"/>
+      <w:color w:val="000000"/>
       <w:spacing w:val="5"/>
       <w:kern w:val="28"/>
       <w:sz w:val="52"/>
@@ -12655,7 +13195,7 @@
     <w:rsid w:val="00FC693F"/>
     <w:rPr>
       <w:rFonts w:asciiTheme="majorHAnsi" w:eastAsiaTheme="majorEastAsia" w:hAnsiTheme="majorHAnsi" w:cstheme="majorBidi"/>
-      <w:color w:val="17365D" w:themeColor="text2" w:themeShade="BF"/>
+      <w:color w:val="000000"/>
       <w:spacing w:val="5"/>
       <w:kern w:val="28"/>
       <w:sz w:val="52"/>
@@ -12679,7 +13219,7 @@
       <w:rFonts w:asciiTheme="majorHAnsi" w:eastAsiaTheme="majorEastAsia" w:hAnsiTheme="majorHAnsi" w:cstheme="majorBidi"/>
       <w:i/>
       <w:iCs/>
-      <w:color w:val="4F81BD" w:themeColor="accent1"/>
+      <w:color w:val="000000"/>
       <w:spacing w:val="15"/>
       <w:sz w:val="24"/>
       <w:szCs w:val="24"/>
@@ -12695,7 +13235,7 @@
       <w:rFonts w:asciiTheme="majorHAnsi" w:eastAsiaTheme="majorEastAsia" w:hAnsiTheme="majorHAnsi" w:cstheme="majorBidi"/>
       <w:i/>
       <w:iCs/>
-      <w:color w:val="4F81BD" w:themeColor="accent1"/>
+      <w:color w:val="000000"/>
       <w:spacing w:val="15"/>
       <w:sz w:val="24"/>
       <w:szCs w:val="24"/>
@@ -12967,7 +13507,7 @@
     <w:rPr>
       <w:i/>
       <w:iCs/>
-      <w:color w:val="000000" w:themeColor="text1"/>
+      <w:color w:val="000000"/>
     </w:rPr>
   </w:style>
   <w:style w:type="character" w:customStyle="1" w:styleId="QuoteChar">
@@ -12979,7 +13519,7 @@
     <w:rPr>
       <w:i/>
       <w:iCs/>
-      <w:color w:val="000000" w:themeColor="text1"/>
+      <w:color w:val="000000"/>
     </w:rPr>
   </w:style>
   <w:style w:type="character" w:customStyle="1" w:styleId="Heading4Char">
@@ -12995,7 +13535,7 @@
       <w:bCs/>
       <w:i/>
       <w:iCs/>
-      <w:color w:val="4F81BD" w:themeColor="accent1"/>
+      <w:color w:val="000000"/>
     </w:rPr>
   </w:style>
   <w:style w:type="character" w:customStyle="1" w:styleId="Heading5Char">
@@ -13007,7 +13547,7 @@
     <w:rsid w:val="00FC693F"/>
     <w:rPr>
       <w:rFonts w:asciiTheme="majorHAnsi" w:eastAsiaTheme="majorEastAsia" w:hAnsiTheme="majorHAnsi" w:cstheme="majorBidi"/>
-      <w:color w:val="243F60" w:themeColor="accent1" w:themeShade="7F"/>
+      <w:color w:val="000000"/>
     </w:rPr>
   </w:style>
   <w:style w:type="character" w:customStyle="1" w:styleId="Heading6Char">
@@ -13021,7 +13561,7 @@
       <w:rFonts w:asciiTheme="majorHAnsi" w:eastAsiaTheme="majorEastAsia" w:hAnsiTheme="majorHAnsi" w:cstheme="majorBidi"/>
       <w:i/>
       <w:iCs/>
-      <w:color w:val="243F60" w:themeColor="accent1" w:themeShade="7F"/>
+      <w:color w:val="000000"/>
     </w:rPr>
   </w:style>
   <w:style w:type="character" w:customStyle="1" w:styleId="Heading7Char">
@@ -13035,7 +13575,7 @@
       <w:rFonts w:asciiTheme="majorHAnsi" w:eastAsiaTheme="majorEastAsia" w:hAnsiTheme="majorHAnsi" w:cstheme="majorBidi"/>
       <w:i/>
       <w:iCs/>
-      <w:color w:val="404040" w:themeColor="text1" w:themeTint="BF"/>
+      <w:color w:val="000000"/>
     </w:rPr>
   </w:style>
   <w:style w:type="character" w:customStyle="1" w:styleId="Heading8Char">
@@ -13047,7 +13587,7 @@
     <w:rsid w:val="00FC693F"/>
     <w:rPr>
       <w:rFonts w:asciiTheme="majorHAnsi" w:eastAsiaTheme="majorEastAsia" w:hAnsiTheme="majorHAnsi" w:cstheme="majorBidi"/>
-      <w:color w:val="4F81BD" w:themeColor="accent1"/>
+      <w:color w:val="000000"/>
       <w:sz w:val="20"/>
       <w:szCs w:val="20"/>
     </w:rPr>
@@ -13063,7 +13603,7 @@
       <w:rFonts w:asciiTheme="majorHAnsi" w:eastAsiaTheme="majorEastAsia" w:hAnsiTheme="majorHAnsi" w:cstheme="majorBidi"/>
       <w:i/>
       <w:iCs/>
-      <w:color w:val="404040" w:themeColor="text1" w:themeTint="BF"/>
+      <w:color w:val="000000"/>
       <w:sz w:val="20"/>
       <w:szCs w:val="20"/>
     </w:rPr>
@@ -13083,7 +13623,7 @@
     <w:rPr>
       <w:b/>
       <w:bCs/>
-      <w:color w:val="4F81BD" w:themeColor="accent1"/>
+      <w:color w:val="000000"/>
       <w:sz w:val="18"/>
       <w:szCs w:val="18"/>
     </w:rPr>
@@ -13130,7 +13670,7 @@
       <w:bCs/>
       <w:i/>
       <w:iCs/>
-      <w:color w:val="4F81BD" w:themeColor="accent1"/>
+      <w:color w:val="000000"/>
     </w:rPr>
   </w:style>
   <w:style w:type="character" w:customStyle="1" w:styleId="IntenseQuoteChar">
@@ -13144,7 +13684,7 @@
       <w:bCs/>
       <w:i/>
       <w:iCs/>
-      <w:color w:val="4F81BD" w:themeColor="accent1"/>
+      <w:color w:val="000000"/>
     </w:rPr>
   </w:style>
   <w:style w:type="character" w:styleId="SubtleEmphasis">
@@ -13156,7 +13696,7 @@
     <w:rPr>
       <w:i/>
       <w:iCs/>
-      <w:color w:val="808080" w:themeColor="text1" w:themeTint="7F"/>
+      <w:color w:val="000000"/>
     </w:rPr>
   </w:style>
   <w:style w:type="character" w:styleId="IntenseEmphasis">
@@ -13170,7 +13710,7 @@
       <w:bCs/>
       <w:i/>
       <w:iCs/>
-      <w:color w:val="4F81BD" w:themeColor="accent1"/>
+      <w:color w:val="000000"/>
     </w:rPr>
   </w:style>
   <w:style w:type="character" w:styleId="SubtleReference">
@@ -13181,7 +13721,7 @@
     <w:rsid w:val="00FC693F"/>
     <w:rPr>
       <w:smallCaps/>
-      <w:color w:val="C0504D" w:themeColor="accent2"/>
+      <w:color w:val="000000"/>
       <w:u w:val="single"/>
     </w:rPr>
   </w:style>
@@ -13195,7 +13735,7 @@
       <w:b/>
       <w:bCs/>
       <w:smallCaps/>
-      <w:color w:val="C0504D" w:themeColor="accent2"/>
+      <w:color w:val="000000"/>
       <w:spacing w:val="5"/>
       <w:u w:val="single"/>
     </w:rPr>
@@ -13261,7 +13801,7 @@
       <w:spacing w:after="0" w:line="240" w:lineRule="auto"/>
     </w:pPr>
     <w:rPr>
-      <w:color w:val="000000" w:themeColor="text1" w:themeShade="BF"/>
+      <w:color w:val="000000"/>
     </w:rPr>
     <w:tblPr>
       <w:tblStyleRowBandSize w:val="1"/>
@@ -13364,7 +13904,7 @@
       <w:spacing w:after="0" w:line="240" w:lineRule="auto"/>
     </w:pPr>
     <w:rPr>
-      <w:color w:val="365F91" w:themeColor="accent1" w:themeShade="BF"/>
+      <w:color w:val="000000"/>
     </w:rPr>
     <w:tblPr>
       <w:tblStyleRowBandSize w:val="1"/>
@@ -13467,7 +14007,7 @@
       <w:spacing w:after="0" w:line="240" w:lineRule="auto"/>
     </w:pPr>
     <w:rPr>
-      <w:color w:val="943634" w:themeColor="accent2" w:themeShade="BF"/>
+      <w:color w:val="000000"/>
     </w:rPr>
     <w:tblPr>
       <w:tblStyleRowBandSize w:val="1"/>
@@ -13570,7 +14110,7 @@
       <w:spacing w:after="0" w:line="240" w:lineRule="auto"/>
     </w:pPr>
     <w:rPr>
-      <w:color w:val="76923C" w:themeColor="accent3" w:themeShade="BF"/>
+      <w:color w:val="000000"/>
     </w:rPr>
     <w:tblPr>
       <w:tblStyleRowBandSize w:val="1"/>
@@ -13673,7 +14213,7 @@
       <w:spacing w:after="0" w:line="240" w:lineRule="auto"/>
     </w:pPr>
     <w:rPr>
-      <w:color w:val="5F497A" w:themeColor="accent4" w:themeShade="BF"/>
+      <w:color w:val="000000"/>
     </w:rPr>
     <w:tblPr>
       <w:tblStyleRowBandSize w:val="1"/>
@@ -13776,7 +14316,7 @@
       <w:spacing w:after="0" w:line="240" w:lineRule="auto"/>
     </w:pPr>
     <w:rPr>
-      <w:color w:val="31849B" w:themeColor="accent5" w:themeShade="BF"/>
+      <w:color w:val="000000"/>
     </w:rPr>
     <w:tblPr>
       <w:tblStyleRowBandSize w:val="1"/>
@@ -13879,7 +14419,7 @@
       <w:spacing w:after="0" w:line="240" w:lineRule="auto"/>
     </w:pPr>
     <w:rPr>
-      <w:color w:val="E36C0A" w:themeColor="accent6" w:themeShade="BF"/>
+      <w:color w:val="000000"/>
     </w:rPr>
     <w:tblPr>
       <w:tblStyleRowBandSize w:val="1"/>
@@ -14005,7 +14545,7 @@
       <w:rPr>
         <w:b/>
         <w:bCs/>
-        <w:color w:val="FFFFFF" w:themeColor="background1"/>
+        <w:color w:val="000000"/>
       </w:rPr>
       <w:tblPr/>
       <w:tcPr>
@@ -14097,7 +14637,7 @@
       <w:rPr>
         <w:b/>
         <w:bCs/>
-        <w:color w:val="FFFFFF" w:themeColor="background1"/>
+        <w:color w:val="000000"/>
       </w:rPr>
       <w:tblPr/>
       <w:tcPr>
@@ -14189,7 +14729,7 @@
       <w:rPr>
         <w:b/>
         <w:bCs/>
-        <w:color w:val="FFFFFF" w:themeColor="background1"/>
+        <w:color w:val="000000"/>
       </w:rPr>
       <w:tblPr/>
       <w:tcPr>
@@ -14281,7 +14821,7 @@
       <w:rPr>
         <w:b/>
         <w:bCs/>
-        <w:color w:val="FFFFFF" w:themeColor="background1"/>
+        <w:color w:val="000000"/>
       </w:rPr>
       <w:tblPr/>
       <w:tcPr>
@@ -14373,7 +14913,7 @@
       <w:rPr>
         <w:b/>
         <w:bCs/>
-        <w:color w:val="FFFFFF" w:themeColor="background1"/>
+        <w:color w:val="000000"/>
       </w:rPr>
       <w:tblPr/>
       <w:tcPr>
@@ -14465,7 +15005,7 @@
       <w:rPr>
         <w:b/>
         <w:bCs/>
-        <w:color w:val="FFFFFF" w:themeColor="background1"/>
+        <w:color w:val="000000"/>
       </w:rPr>
       <w:tblPr/>
       <w:tcPr>
@@ -14557,7 +15097,7 @@
       <w:rPr>
         <w:b/>
         <w:bCs/>
-        <w:color w:val="FFFFFF" w:themeColor="background1"/>
+        <w:color w:val="000000"/>
       </w:rPr>
       <w:tblPr/>
       <w:tcPr>
@@ -15560,7 +16100,7 @@
       <w:rPr>
         <w:b/>
         <w:bCs/>
-        <w:color w:val="FFFFFF" w:themeColor="background1"/>
+        <w:color w:val="000000"/>
       </w:rPr>
       <w:tblPr/>
       <w:tcPr>
@@ -15666,7 +16206,7 @@
       <w:rPr>
         <w:b/>
         <w:bCs/>
-        <w:color w:val="FFFFFF" w:themeColor="background1"/>
+        <w:color w:val="000000"/>
       </w:rPr>
       <w:tblPr/>
       <w:tcPr>
@@ -15772,7 +16312,7 @@
       <w:rPr>
         <w:b/>
         <w:bCs/>
-        <w:color w:val="FFFFFF" w:themeColor="background1"/>
+        <w:color w:val="000000"/>
       </w:rPr>
       <w:tblPr/>
       <w:tcPr>
@@ -15878,7 +16418,7 @@
       <w:rPr>
         <w:b/>
         <w:bCs/>
-        <w:color w:val="FFFFFF" w:themeColor="background1"/>
+        <w:color w:val="000000"/>
       </w:rPr>
       <w:tblPr/>
       <w:tcPr>
@@ -15984,7 +16524,7 @@
       <w:rPr>
         <w:b/>
         <w:bCs/>
-        <w:color w:val="FFFFFF" w:themeColor="background1"/>
+        <w:color w:val="000000"/>
       </w:rPr>
       <w:tblPr/>
       <w:tcPr>
@@ -16090,7 +16630,7 @@
       <w:rPr>
         <w:b/>
         <w:bCs/>
-        <w:color w:val="FFFFFF" w:themeColor="background1"/>
+        <w:color w:val="000000"/>
       </w:rPr>
       <w:tblPr/>
       <w:tcPr>
@@ -16196,7 +16736,7 @@
       <w:rPr>
         <w:b/>
         <w:bCs/>
-        <w:color w:val="FFFFFF" w:themeColor="background1"/>
+        <w:color w:val="000000"/>
       </w:rPr>
       <w:tblPr/>
       <w:tcPr>
@@ -16299,7 +16839,7 @@
       <w:rPr>
         <w:b/>
         <w:bCs/>
-        <w:color w:val="FFFFFF" w:themeColor="background1"/>
+        <w:color w:val="000000"/>
       </w:rPr>
       <w:tblPr/>
       <w:tcPr>
@@ -16319,7 +16859,7 @@
         <w:spacing w:before="0" w:after="0" w:line="240" w:lineRule="auto"/>
       </w:pPr>
       <w:rPr>
-        <w:color w:val="auto"/>
+        <w:color w:val="000000"/>
       </w:rPr>
       <w:tblPr/>
       <w:tcPr>
@@ -16338,7 +16878,7 @@
       <w:rPr>
         <w:b/>
         <w:bCs/>
-        <w:color w:val="FFFFFF" w:themeColor="background1"/>
+        <w:color w:val="000000"/>
       </w:rPr>
       <w:tblPr/>
       <w:tcPr>
@@ -16357,7 +16897,7 @@
       <w:rPr>
         <w:b/>
         <w:bCs/>
-        <w:color w:val="FFFFFF" w:themeColor="background1"/>
+        <w:color w:val="000000"/>
       </w:rPr>
       <w:tblPr/>
       <w:tcPr>
@@ -16403,7 +16943,7 @@
     </w:tblStylePr>
     <w:tblStylePr w:type="nwCell">
       <w:rPr>
-        <w:color w:val="FFFFFF" w:themeColor="background1"/>
+        <w:color w:val="000000"/>
       </w:rPr>
       <w:tblPr/>
       <w:tcPr>
@@ -16448,7 +16988,7 @@
       <w:rPr>
         <w:b/>
         <w:bCs/>
-        <w:color w:val="FFFFFF" w:themeColor="background1"/>
+        <w:color w:val="000000"/>
       </w:rPr>
       <w:tblPr/>
       <w:tcPr>
@@ -16468,7 +17008,7 @@
         <w:spacing w:before="0" w:after="0" w:line="240" w:lineRule="auto"/>
       </w:pPr>
       <w:rPr>
-        <w:color w:val="auto"/>
+        <w:color w:val="000000"/>
       </w:rPr>
       <w:tblPr/>
       <w:tcPr>
@@ -16487,7 +17027,7 @@
       <w:rPr>
         <w:b/>
         <w:bCs/>
-        <w:color w:val="FFFFFF" w:themeColor="background1"/>
+        <w:color w:val="000000"/>
       </w:rPr>
       <w:tblPr/>
       <w:tcPr>
@@ -16506,7 +17046,7 @@
       <w:rPr>
         <w:b/>
         <w:bCs/>
-        <w:color w:val="FFFFFF" w:themeColor="background1"/>
+        <w:color w:val="000000"/>
       </w:rPr>
       <w:tblPr/>
       <w:tcPr>
@@ -16552,7 +17092,7 @@
     </w:tblStylePr>
     <w:tblStylePr w:type="nwCell">
       <w:rPr>
-        <w:color w:val="FFFFFF" w:themeColor="background1"/>
+        <w:color w:val="000000"/>
       </w:rPr>
       <w:tblPr/>
       <w:tcPr>
@@ -16597,7 +17137,7 @@
       <w:rPr>
         <w:b/>
         <w:bCs/>
-        <w:color w:val="FFFFFF" w:themeColor="background1"/>
+        <w:color w:val="000000"/>
       </w:rPr>
       <w:tblPr/>
       <w:tcPr>
@@ -16617,7 +17157,7 @@
         <w:spacing w:before="0" w:after="0" w:line="240" w:lineRule="auto"/>
       </w:pPr>
       <w:rPr>
-        <w:color w:val="auto"/>
+        <w:color w:val="000000"/>
       </w:rPr>
       <w:tblPr/>
       <w:tcPr>
@@ -16636,7 +17176,7 @@
       <w:rPr>
         <w:b/>
         <w:bCs/>
-        <w:color w:val="FFFFFF" w:themeColor="background1"/>
+        <w:color w:val="000000"/>
       </w:rPr>
       <w:tblPr/>
       <w:tcPr>
@@ -16655,7 +17195,7 @@
       <w:rPr>
         <w:b/>
         <w:bCs/>
-        <w:color w:val="FFFFFF" w:themeColor="background1"/>
+        <w:color w:val="000000"/>
       </w:rPr>
       <w:tblPr/>
       <w:tcPr>
@@ -16701,7 +17241,7 @@
     </w:tblStylePr>
     <w:tblStylePr w:type="nwCell">
       <w:rPr>
-        <w:color w:val="FFFFFF" w:themeColor="background1"/>
+        <w:color w:val="000000"/>
       </w:rPr>
       <w:tblPr/>
       <w:tcPr>
@@ -16746,7 +17286,7 @@
       <w:rPr>
         <w:b/>
         <w:bCs/>
-        <w:color w:val="FFFFFF" w:themeColor="background1"/>
+        <w:color w:val="000000"/>
       </w:rPr>
       <w:tblPr/>
       <w:tcPr>
@@ -16766,7 +17306,7 @@
         <w:spacing w:before="0" w:after="0" w:line="240" w:lineRule="auto"/>
       </w:pPr>
       <w:rPr>
-        <w:color w:val="auto"/>
+        <w:color w:val="000000"/>
       </w:rPr>
       <w:tblPr/>
       <w:tcPr>
@@ -16785,7 +17325,7 @@
       <w:rPr>
         <w:b/>
         <w:bCs/>
-        <w:color w:val="FFFFFF" w:themeColor="background1"/>
+        <w:color w:val="000000"/>
       </w:rPr>
       <w:tblPr/>
       <w:tcPr>
@@ -16804,7 +17344,7 @@
       <w:rPr>
         <w:b/>
         <w:bCs/>
-        <w:color w:val="FFFFFF" w:themeColor="background1"/>
+        <w:color w:val="000000"/>
       </w:rPr>
       <w:tblPr/>
       <w:tcPr>
@@ -16850,7 +17390,7 @@
     </w:tblStylePr>
     <w:tblStylePr w:type="nwCell">
       <w:rPr>
-        <w:color w:val="FFFFFF" w:themeColor="background1"/>
+        <w:color w:val="000000"/>
       </w:rPr>
       <w:tblPr/>
       <w:tcPr>
@@ -16895,7 +17435,7 @@
       <w:rPr>
         <w:b/>
         <w:bCs/>
-        <w:color w:val="FFFFFF" w:themeColor="background1"/>
+        <w:color w:val="000000"/>
       </w:rPr>
       <w:tblPr/>
       <w:tcPr>
@@ -16915,7 +17455,7 @@
         <w:spacing w:before="0" w:after="0" w:line="240" w:lineRule="auto"/>
       </w:pPr>
       <w:rPr>
-        <w:color w:val="auto"/>
+        <w:color w:val="000000"/>
       </w:rPr>
       <w:tblPr/>
       <w:tcPr>
@@ -16934,7 +17474,7 @@
       <w:rPr>
         <w:b/>
         <w:bCs/>
-        <w:color w:val="FFFFFF" w:themeColor="background1"/>
+        <w:color w:val="000000"/>
       </w:rPr>
       <w:tblPr/>
       <w:tcPr>
@@ -16953,7 +17493,7 @@
       <w:rPr>
         <w:b/>
         <w:bCs/>
-        <w:color w:val="FFFFFF" w:themeColor="background1"/>
+        <w:color w:val="000000"/>
       </w:rPr>
       <w:tblPr/>
       <w:tcPr>
@@ -16999,7 +17539,7 @@
     </w:tblStylePr>
     <w:tblStylePr w:type="nwCell">
       <w:rPr>
-        <w:color w:val="FFFFFF" w:themeColor="background1"/>
+        <w:color w:val="000000"/>
       </w:rPr>
       <w:tblPr/>
       <w:tcPr>
@@ -17044,7 +17584,7 @@
       <w:rPr>
         <w:b/>
         <w:bCs/>
-        <w:color w:val="FFFFFF" w:themeColor="background1"/>
+        <w:color w:val="000000"/>
       </w:rPr>
       <w:tblPr/>
       <w:tcPr>
@@ -17064,7 +17604,7 @@
         <w:spacing w:before="0" w:after="0" w:line="240" w:lineRule="auto"/>
       </w:pPr>
       <w:rPr>
-        <w:color w:val="auto"/>
+        <w:color w:val="000000"/>
       </w:rPr>
       <w:tblPr/>
       <w:tcPr>
@@ -17083,7 +17623,7 @@
       <w:rPr>
         <w:b/>
         <w:bCs/>
-        <w:color w:val="FFFFFF" w:themeColor="background1"/>
+        <w:color w:val="000000"/>
       </w:rPr>
       <w:tblPr/>
       <w:tcPr>
@@ -17102,7 +17642,7 @@
       <w:rPr>
         <w:b/>
         <w:bCs/>
-        <w:color w:val="FFFFFF" w:themeColor="background1"/>
+        <w:color w:val="000000"/>
       </w:rPr>
       <w:tblPr/>
       <w:tcPr>
@@ -17148,7 +17688,7 @@
     </w:tblStylePr>
     <w:tblStylePr w:type="nwCell">
       <w:rPr>
-        <w:color w:val="FFFFFF" w:themeColor="background1"/>
+        <w:color w:val="000000"/>
       </w:rPr>
       <w:tblPr/>
       <w:tcPr>
@@ -17193,7 +17733,7 @@
       <w:rPr>
         <w:b/>
         <w:bCs/>
-        <w:color w:val="FFFFFF" w:themeColor="background1"/>
+        <w:color w:val="000000"/>
       </w:rPr>
       <w:tblPr/>
       <w:tcPr>
@@ -17213,7 +17753,7 @@
         <w:spacing w:before="0" w:after="0" w:line="240" w:lineRule="auto"/>
       </w:pPr>
       <w:rPr>
-        <w:color w:val="auto"/>
+        <w:color w:val="000000"/>
       </w:rPr>
       <w:tblPr/>
       <w:tcPr>
@@ -17232,7 +17772,7 @@
       <w:rPr>
         <w:b/>
         <w:bCs/>
-        <w:color w:val="FFFFFF" w:themeColor="background1"/>
+        <w:color w:val="000000"/>
       </w:rPr>
       <w:tblPr/>
       <w:tcPr>
@@ -17251,7 +17791,7 @@
       <w:rPr>
         <w:b/>
         <w:bCs/>
-        <w:color w:val="FFFFFF" w:themeColor="background1"/>
+        <w:color w:val="000000"/>
       </w:rPr>
       <w:tblPr/>
       <w:tcPr>
@@ -17297,7 +17837,7 @@
     </w:tblStylePr>
     <w:tblStylePr w:type="nwCell">
       <w:rPr>
-        <w:color w:val="FFFFFF" w:themeColor="background1"/>
+        <w:color w:val="000000"/>
       </w:rPr>
       <w:tblPr/>
       <w:tcPr>
@@ -17321,7 +17861,7 @@
       <w:spacing w:after="0" w:line="240" w:lineRule="auto"/>
     </w:pPr>
     <w:rPr>
-      <w:color w:val="000000" w:themeColor="text1"/>
+      <w:color w:val="000000"/>
     </w:rPr>
     <w:tblPr>
       <w:tblStyleRowBandSize w:val="1"/>
@@ -17354,7 +17894,7 @@
       <w:rPr>
         <w:b/>
         <w:bCs/>
-        <w:color w:val="1F497D" w:themeColor="text2"/>
+        <w:color w:val="000000"/>
       </w:rPr>
       <w:tblPr/>
       <w:tcPr>
@@ -17405,7 +17945,7 @@
       <w:spacing w:after="0" w:line="240" w:lineRule="auto"/>
     </w:pPr>
     <w:rPr>
-      <w:color w:val="000000" w:themeColor="text1"/>
+      <w:color w:val="000000"/>
     </w:rPr>
     <w:tblPr>
       <w:tblStyleRowBandSize w:val="1"/>
@@ -17438,7 +17978,7 @@
       <w:rPr>
         <w:b/>
         <w:bCs/>
-        <w:color w:val="1F497D" w:themeColor="text2"/>
+        <w:color w:val="000000"/>
       </w:rPr>
       <w:tblPr/>
       <w:tcPr>
@@ -17489,7 +18029,7 @@
       <w:spacing w:after="0" w:line="240" w:lineRule="auto"/>
     </w:pPr>
     <w:rPr>
-      <w:color w:val="000000" w:themeColor="text1"/>
+      <w:color w:val="000000"/>
     </w:rPr>
     <w:tblPr>
       <w:tblStyleRowBandSize w:val="1"/>
@@ -17522,7 +18062,7 @@
       <w:rPr>
         <w:b/>
         <w:bCs/>
-        <w:color w:val="1F497D" w:themeColor="text2"/>
+        <w:color w:val="000000"/>
       </w:rPr>
       <w:tblPr/>
       <w:tcPr>
@@ -17573,7 +18113,7 @@
       <w:spacing w:after="0" w:line="240" w:lineRule="auto"/>
     </w:pPr>
     <w:rPr>
-      <w:color w:val="000000" w:themeColor="text1"/>
+      <w:color w:val="000000"/>
     </w:rPr>
     <w:tblPr>
       <w:tblStyleRowBandSize w:val="1"/>
@@ -17606,7 +18146,7 @@
       <w:rPr>
         <w:b/>
         <w:bCs/>
-        <w:color w:val="1F497D" w:themeColor="text2"/>
+        <w:color w:val="000000"/>
       </w:rPr>
       <w:tblPr/>
       <w:tcPr>
@@ -17657,7 +18197,7 @@
       <w:spacing w:after="0" w:line="240" w:lineRule="auto"/>
     </w:pPr>
     <w:rPr>
-      <w:color w:val="000000" w:themeColor="text1"/>
+      <w:color w:val="000000"/>
     </w:rPr>
     <w:tblPr>
       <w:tblStyleRowBandSize w:val="1"/>
@@ -17690,7 +18230,7 @@
       <w:rPr>
         <w:b/>
         <w:bCs/>
-        <w:color w:val="1F497D" w:themeColor="text2"/>
+        <w:color w:val="000000"/>
       </w:rPr>
       <w:tblPr/>
       <w:tcPr>
@@ -17741,7 +18281,7 @@
       <w:spacing w:after="0" w:line="240" w:lineRule="auto"/>
     </w:pPr>
     <w:rPr>
-      <w:color w:val="000000" w:themeColor="text1"/>
+      <w:color w:val="000000"/>
     </w:rPr>
     <w:tblPr>
       <w:tblStyleRowBandSize w:val="1"/>
@@ -17774,7 +18314,7 @@
       <w:rPr>
         <w:b/>
         <w:bCs/>
-        <w:color w:val="1F497D" w:themeColor="text2"/>
+        <w:color w:val="000000"/>
       </w:rPr>
       <w:tblPr/>
       <w:tcPr>
@@ -17825,7 +18365,7 @@
       <w:spacing w:after="0" w:line="240" w:lineRule="auto"/>
     </w:pPr>
     <w:rPr>
-      <w:color w:val="000000" w:themeColor="text1"/>
+      <w:color w:val="000000"/>
     </w:rPr>
     <w:tblPr>
       <w:tblStyleRowBandSize w:val="1"/>
@@ -17858,7 +18398,7 @@
       <w:rPr>
         <w:b/>
         <w:bCs/>
-        <w:color w:val="1F497D" w:themeColor="text2"/>
+        <w:color w:val="000000"/>
       </w:rPr>
       <w:tblPr/>
       <w:tcPr>
@@ -17910,7 +18450,7 @@
     </w:pPr>
     <w:rPr>
       <w:rFonts w:asciiTheme="majorHAnsi" w:eastAsiaTheme="majorEastAsia" w:hAnsiTheme="majorHAnsi" w:cstheme="majorBidi"/>
-      <w:color w:val="000000" w:themeColor="text1"/>
+      <w:color w:val="000000"/>
     </w:rPr>
     <w:tblPr>
       <w:tblStyleRowBandSize w:val="1"/>
@@ -18038,7 +18578,7 @@
     </w:pPr>
     <w:rPr>
       <w:rFonts w:asciiTheme="majorHAnsi" w:eastAsiaTheme="majorEastAsia" w:hAnsiTheme="majorHAnsi" w:cstheme="majorBidi"/>
-      <w:color w:val="000000" w:themeColor="text1"/>
+      <w:color w:val="000000"/>
     </w:rPr>
     <w:tblPr>
       <w:tblStyleRowBandSize w:val="1"/>
@@ -18166,7 +18706,7 @@
     </w:pPr>
     <w:rPr>
       <w:rFonts w:asciiTheme="majorHAnsi" w:eastAsiaTheme="majorEastAsia" w:hAnsiTheme="majorHAnsi" w:cstheme="majorBidi"/>
-      <w:color w:val="000000" w:themeColor="text1"/>
+      <w:color w:val="000000"/>
     </w:rPr>
     <w:tblPr>
       <w:tblStyleRowBandSize w:val="1"/>
@@ -18294,7 +18834,7 @@
     </w:pPr>
     <w:rPr>
       <w:rFonts w:asciiTheme="majorHAnsi" w:eastAsiaTheme="majorEastAsia" w:hAnsiTheme="majorHAnsi" w:cstheme="majorBidi"/>
-      <w:color w:val="000000" w:themeColor="text1"/>
+      <w:color w:val="000000"/>
     </w:rPr>
     <w:tblPr>
       <w:tblStyleRowBandSize w:val="1"/>
@@ -18422,7 +18962,7 @@
     </w:pPr>
     <w:rPr>
       <w:rFonts w:asciiTheme="majorHAnsi" w:eastAsiaTheme="majorEastAsia" w:hAnsiTheme="majorHAnsi" w:cstheme="majorBidi"/>
-      <w:color w:val="000000" w:themeColor="text1"/>
+      <w:color w:val="000000"/>
     </w:rPr>
     <w:tblPr>
       <w:tblStyleRowBandSize w:val="1"/>
@@ -18550,7 +19090,7 @@
     </w:pPr>
     <w:rPr>
       <w:rFonts w:asciiTheme="majorHAnsi" w:eastAsiaTheme="majorEastAsia" w:hAnsiTheme="majorHAnsi" w:cstheme="majorBidi"/>
-      <w:color w:val="000000" w:themeColor="text1"/>
+      <w:color w:val="000000"/>
     </w:rPr>
     <w:tblPr>
       <w:tblStyleRowBandSize w:val="1"/>
@@ -18678,7 +19218,7 @@
     </w:pPr>
     <w:rPr>
       <w:rFonts w:asciiTheme="majorHAnsi" w:eastAsiaTheme="majorEastAsia" w:hAnsiTheme="majorHAnsi" w:cstheme="majorBidi"/>
-      <w:color w:val="000000" w:themeColor="text1"/>
+      <w:color w:val="000000"/>
     </w:rPr>
     <w:tblPr>
       <w:tblStyleRowBandSize w:val="1"/>
@@ -19317,7 +19857,7 @@
     </w:pPr>
     <w:rPr>
       <w:rFonts w:asciiTheme="majorHAnsi" w:eastAsiaTheme="majorEastAsia" w:hAnsiTheme="majorHAnsi" w:cstheme="majorBidi"/>
-      <w:color w:val="000000" w:themeColor="text1"/>
+      <w:color w:val="000000"/>
     </w:rPr>
     <w:tblPr>
       <w:tblStyleRowBandSize w:val="1"/>
@@ -19345,7 +19885,7 @@
       <w:rPr>
         <w:b/>
         <w:bCs/>
-        <w:color w:val="000000" w:themeColor="text1"/>
+        <w:color w:val="000000"/>
       </w:rPr>
       <w:tblPr/>
       <w:tcPr>
@@ -19356,7 +19896,7 @@
       <w:rPr>
         <w:b/>
         <w:bCs/>
-        <w:color w:val="000000" w:themeColor="text1"/>
+        <w:color w:val="000000"/>
       </w:rPr>
       <w:tblPr/>
       <w:tcPr>
@@ -19375,7 +19915,7 @@
       <w:rPr>
         <w:b/>
         <w:bCs/>
-        <w:color w:val="000000" w:themeColor="text1"/>
+        <w:color w:val="000000"/>
       </w:rPr>
       <w:tblPr/>
       <w:tcPr>
@@ -19394,7 +19934,7 @@
       <w:rPr>
         <w:b w:val="0"/>
         <w:bCs w:val="0"/>
-        <w:color w:val="000000" w:themeColor="text1"/>
+        <w:color w:val="000000"/>
       </w:rPr>
       <w:tblPr/>
       <w:tcPr>
@@ -19442,7 +19982,7 @@
     </w:pPr>
     <w:rPr>
       <w:rFonts w:asciiTheme="majorHAnsi" w:eastAsiaTheme="majorEastAsia" w:hAnsiTheme="majorHAnsi" w:cstheme="majorBidi"/>
-      <w:color w:val="000000" w:themeColor="text1"/>
+      <w:color w:val="000000"/>
     </w:rPr>
     <w:tblPr>
       <w:tblStyleRowBandSize w:val="1"/>
@@ -19470,7 +20010,7 @@
       <w:rPr>
         <w:b/>
         <w:bCs/>
-        <w:color w:val="000000" w:themeColor="text1"/>
+        <w:color w:val="000000"/>
       </w:rPr>
       <w:tblPr/>
       <w:tcPr>
@@ -19481,7 +20021,7 @@
       <w:rPr>
         <w:b/>
         <w:bCs/>
-        <w:color w:val="000000" w:themeColor="text1"/>
+        <w:color w:val="000000"/>
       </w:rPr>
       <w:tblPr/>
       <w:tcPr>
@@ -19500,7 +20040,7 @@
       <w:rPr>
         <w:b/>
         <w:bCs/>
-        <w:color w:val="000000" w:themeColor="text1"/>
+        <w:color w:val="000000"/>
       </w:rPr>
       <w:tblPr/>
       <w:tcPr>
@@ -19519,7 +20059,7 @@
       <w:rPr>
         <w:b w:val="0"/>
         <w:bCs w:val="0"/>
-        <w:color w:val="000000" w:themeColor="text1"/>
+        <w:color w:val="000000"/>
       </w:rPr>
       <w:tblPr/>
       <w:tcPr>
@@ -19567,7 +20107,7 @@
     </w:pPr>
     <w:rPr>
       <w:rFonts w:asciiTheme="majorHAnsi" w:eastAsiaTheme="majorEastAsia" w:hAnsiTheme="majorHAnsi" w:cstheme="majorBidi"/>
-      <w:color w:val="000000" w:themeColor="text1"/>
+      <w:color w:val="000000"/>
     </w:rPr>
     <w:tblPr>
       <w:tblStyleRowBandSize w:val="1"/>
@@ -19595,7 +20135,7 @@
       <w:rPr>
         <w:b/>
         <w:bCs/>
-        <w:color w:val="000000" w:themeColor="text1"/>
+        <w:color w:val="000000"/>
       </w:rPr>
       <w:tblPr/>
       <w:tcPr>
@@ -19606,7 +20146,7 @@
       <w:rPr>
         <w:b/>
         <w:bCs/>
-        <w:color w:val="000000" w:themeColor="text1"/>
+        <w:color w:val="000000"/>
       </w:rPr>
       <w:tblPr/>
       <w:tcPr>
@@ -19625,7 +20165,7 @@
       <w:rPr>
         <w:b/>
         <w:bCs/>
-        <w:color w:val="000000" w:themeColor="text1"/>
+        <w:color w:val="000000"/>
       </w:rPr>
       <w:tblPr/>
       <w:tcPr>
@@ -19644,7 +20184,7 @@
       <w:rPr>
         <w:b w:val="0"/>
         <w:bCs w:val="0"/>
-        <w:color w:val="000000" w:themeColor="text1"/>
+        <w:color w:val="000000"/>
       </w:rPr>
       <w:tblPr/>
       <w:tcPr>
@@ -19692,7 +20232,7 @@
     </w:pPr>
     <w:rPr>
       <w:rFonts w:asciiTheme="majorHAnsi" w:eastAsiaTheme="majorEastAsia" w:hAnsiTheme="majorHAnsi" w:cstheme="majorBidi"/>
-      <w:color w:val="000000" w:themeColor="text1"/>
+      <w:color w:val="000000"/>
     </w:rPr>
     <w:tblPr>
       <w:tblStyleRowBandSize w:val="1"/>
@@ -19720,7 +20260,7 @@
       <w:rPr>
         <w:b/>
         <w:bCs/>
-        <w:color w:val="000000" w:themeColor="text1"/>
+        <w:color w:val="000000"/>
       </w:rPr>
       <w:tblPr/>
       <w:tcPr>
@@ -19731,7 +20271,7 @@
       <w:rPr>
         <w:b/>
         <w:bCs/>
-        <w:color w:val="000000" w:themeColor="text1"/>
+        <w:color w:val="000000"/>
       </w:rPr>
       <w:tblPr/>
       <w:tcPr>
@@ -19750,7 +20290,7 @@
       <w:rPr>
         <w:b/>
         <w:bCs/>
-        <w:color w:val="000000" w:themeColor="text1"/>
+        <w:color w:val="000000"/>
       </w:rPr>
       <w:tblPr/>
       <w:tcPr>
@@ -19769,7 +20309,7 @@
       <w:rPr>
         <w:b w:val="0"/>
         <w:bCs w:val="0"/>
-        <w:color w:val="000000" w:themeColor="text1"/>
+        <w:color w:val="000000"/>
       </w:rPr>
       <w:tblPr/>
       <w:tcPr>
@@ -19817,7 +20357,7 @@
     </w:pPr>
     <w:rPr>
       <w:rFonts w:asciiTheme="majorHAnsi" w:eastAsiaTheme="majorEastAsia" w:hAnsiTheme="majorHAnsi" w:cstheme="majorBidi"/>
-      <w:color w:val="000000" w:themeColor="text1"/>
+      <w:color w:val="000000"/>
     </w:rPr>
     <w:tblPr>
       <w:tblStyleRowBandSize w:val="1"/>
@@ -19845,7 +20385,7 @@
       <w:rPr>
         <w:b/>
         <w:bCs/>
-        <w:color w:val="000000" w:themeColor="text1"/>
+        <w:color w:val="000000"/>
       </w:rPr>
       <w:tblPr/>
       <w:tcPr>
@@ -19856,7 +20396,7 @@
       <w:rPr>
         <w:b/>
         <w:bCs/>
-        <w:color w:val="000000" w:themeColor="text1"/>
+        <w:color w:val="000000"/>
       </w:rPr>
       <w:tblPr/>
       <w:tcPr>
@@ -19875,7 +20415,7 @@
       <w:rPr>
         <w:b/>
         <w:bCs/>
-        <w:color w:val="000000" w:themeColor="text1"/>
+        <w:color w:val="000000"/>
       </w:rPr>
       <w:tblPr/>
       <w:tcPr>
@@ -19894,7 +20434,7 @@
       <w:rPr>
         <w:b w:val="0"/>
         <w:bCs w:val="0"/>
-        <w:color w:val="000000" w:themeColor="text1"/>
+        <w:color w:val="000000"/>
       </w:rPr>
       <w:tblPr/>
       <w:tcPr>
@@ -19942,7 +20482,7 @@
     </w:pPr>
     <w:rPr>
       <w:rFonts w:asciiTheme="majorHAnsi" w:eastAsiaTheme="majorEastAsia" w:hAnsiTheme="majorHAnsi" w:cstheme="majorBidi"/>
-      <w:color w:val="000000" w:themeColor="text1"/>
+      <w:color w:val="000000"/>
     </w:rPr>
     <w:tblPr>
       <w:tblStyleRowBandSize w:val="1"/>
@@ -19970,7 +20510,7 @@
       <w:rPr>
         <w:b/>
         <w:bCs/>
-        <w:color w:val="000000" w:themeColor="text1"/>
+        <w:color w:val="000000"/>
       </w:rPr>
       <w:tblPr/>
       <w:tcPr>
@@ -19981,7 +20521,7 @@
       <w:rPr>
         <w:b/>
         <w:bCs/>
-        <w:color w:val="000000" w:themeColor="text1"/>
+        <w:color w:val="000000"/>
       </w:rPr>
       <w:tblPr/>
       <w:tcPr>
@@ -20000,7 +20540,7 @@
       <w:rPr>
         <w:b/>
         <w:bCs/>
-        <w:color w:val="000000" w:themeColor="text1"/>
+        <w:color w:val="000000"/>
       </w:rPr>
       <w:tblPr/>
       <w:tcPr>
@@ -20019,7 +20559,7 @@
       <w:rPr>
         <w:b w:val="0"/>
         <w:bCs w:val="0"/>
-        <w:color w:val="000000" w:themeColor="text1"/>
+        <w:color w:val="000000"/>
       </w:rPr>
       <w:tblPr/>
       <w:tcPr>
@@ -20067,7 +20607,7 @@
     </w:pPr>
     <w:rPr>
       <w:rFonts w:asciiTheme="majorHAnsi" w:eastAsiaTheme="majorEastAsia" w:hAnsiTheme="majorHAnsi" w:cstheme="majorBidi"/>
-      <w:color w:val="000000" w:themeColor="text1"/>
+      <w:color w:val="000000"/>
     </w:rPr>
     <w:tblPr>
       <w:tblStyleRowBandSize w:val="1"/>
@@ -20095,7 +20635,7 @@
       <w:rPr>
         <w:b/>
         <w:bCs/>
-        <w:color w:val="000000" w:themeColor="text1"/>
+        <w:color w:val="000000"/>
       </w:rPr>
       <w:tblPr/>
       <w:tcPr>
@@ -20106,7 +20646,7 @@
       <w:rPr>
         <w:b/>
         <w:bCs/>
-        <w:color w:val="000000" w:themeColor="text1"/>
+        <w:color w:val="000000"/>
       </w:rPr>
       <w:tblPr/>
       <w:tcPr>
@@ -20125,7 +20665,7 @@
       <w:rPr>
         <w:b/>
         <w:bCs/>
-        <w:color w:val="000000" w:themeColor="text1"/>
+        <w:color w:val="000000"/>
       </w:rPr>
       <w:tblPr/>
       <w:tcPr>
@@ -20144,7 +20684,7 @@
       <w:rPr>
         <w:b w:val="0"/>
         <w:bCs w:val="0"/>
-        <w:color w:val="000000" w:themeColor="text1"/>
+        <w:color w:val="000000"/>
       </w:rPr>
       <w:tblPr/>
       <w:tcPr>
@@ -20218,7 +20758,7 @@
         <w:bCs/>
         <w:i w:val="0"/>
         <w:iCs w:val="0"/>
-        <w:color w:val="FFFFFF" w:themeColor="background1"/>
+        <w:color w:val="000000"/>
       </w:rPr>
       <w:tblPr/>
       <w:tcPr>
@@ -20239,7 +20779,7 @@
         <w:bCs/>
         <w:i w:val="0"/>
         <w:iCs w:val="0"/>
-        <w:color w:val="FFFFFF" w:themeColor="background1"/>
+        <w:color w:val="000000"/>
       </w:rPr>
       <w:tblPr/>
       <w:tcPr>
@@ -20260,7 +20800,7 @@
         <w:bCs/>
         <w:i w:val="0"/>
         <w:iCs w:val="0"/>
-        <w:color w:val="FFFFFF" w:themeColor="background1"/>
+        <w:color w:val="000000"/>
       </w:rPr>
       <w:tblPr/>
       <w:tcPr>
@@ -20279,7 +20819,7 @@
         <w:bCs/>
         <w:i w:val="0"/>
         <w:iCs w:val="0"/>
-        <w:color w:val="FFFFFF" w:themeColor="background1"/>
+        <w:color w:val="000000"/>
       </w:rPr>
       <w:tblPr/>
       <w:tcPr>
@@ -20359,7 +20899,7 @@
         <w:bCs/>
         <w:i w:val="0"/>
         <w:iCs w:val="0"/>
-        <w:color w:val="FFFFFF" w:themeColor="background1"/>
+        <w:color w:val="000000"/>
       </w:rPr>
       <w:tblPr/>
       <w:tcPr>
@@ -20380,7 +20920,7 @@
         <w:bCs/>
         <w:i w:val="0"/>
         <w:iCs w:val="0"/>
-        <w:color w:val="FFFFFF" w:themeColor="background1"/>
+        <w:color w:val="000000"/>
       </w:rPr>
       <w:tblPr/>
       <w:tcPr>
@@ -20401,7 +20941,7 @@
         <w:bCs/>
         <w:i w:val="0"/>
         <w:iCs w:val="0"/>
-        <w:color w:val="FFFFFF" w:themeColor="background1"/>
+        <w:color w:val="000000"/>
       </w:rPr>
       <w:tblPr/>
       <w:tcPr>
@@ -20420,7 +20960,7 @@
         <w:bCs/>
         <w:i w:val="0"/>
         <w:iCs w:val="0"/>
-        <w:color w:val="FFFFFF" w:themeColor="background1"/>
+        <w:color w:val="000000"/>
       </w:rPr>
       <w:tblPr/>
       <w:tcPr>
@@ -20500,7 +21040,7 @@
         <w:bCs/>
         <w:i w:val="0"/>
         <w:iCs w:val="0"/>
-        <w:color w:val="FFFFFF" w:themeColor="background1"/>
+        <w:color w:val="000000"/>
       </w:rPr>
       <w:tblPr/>
       <w:tcPr>
@@ -20521,7 +21061,7 @@
         <w:bCs/>
         <w:i w:val="0"/>
         <w:iCs w:val="0"/>
-        <w:color w:val="FFFFFF" w:themeColor="background1"/>
+        <w:color w:val="000000"/>
       </w:rPr>
       <w:tblPr/>
       <w:tcPr>
@@ -20542,7 +21082,7 @@
         <w:bCs/>
         <w:i w:val="0"/>
         <w:iCs w:val="0"/>
-        <w:color w:val="FFFFFF" w:themeColor="background1"/>
+        <w:color w:val="000000"/>
       </w:rPr>
       <w:tblPr/>
       <w:tcPr>
@@ -20561,7 +21101,7 @@
         <w:bCs/>
         <w:i w:val="0"/>
         <w:iCs w:val="0"/>
-        <w:color w:val="FFFFFF" w:themeColor="background1"/>
+        <w:color w:val="000000"/>
       </w:rPr>
       <w:tblPr/>
       <w:tcPr>
@@ -20641,7 +21181,7 @@
         <w:bCs/>
         <w:i w:val="0"/>
         <w:iCs w:val="0"/>
-        <w:color w:val="FFFFFF" w:themeColor="background1"/>
+        <w:color w:val="000000"/>
       </w:rPr>
       <w:tblPr/>
       <w:tcPr>
@@ -20662,7 +21202,7 @@
         <w:bCs/>
         <w:i w:val="0"/>
         <w:iCs w:val="0"/>
-        <w:color w:val="FFFFFF" w:themeColor="background1"/>
+        <w:color w:val="000000"/>
       </w:rPr>
       <w:tblPr/>
       <w:tcPr>
@@ -20683,7 +21223,7 @@
         <w:bCs/>
         <w:i w:val="0"/>
         <w:iCs w:val="0"/>
-        <w:color w:val="FFFFFF" w:themeColor="background1"/>
+        <w:color w:val="000000"/>
       </w:rPr>
       <w:tblPr/>
       <w:tcPr>
@@ -20702,7 +21242,7 @@
         <w:bCs/>
         <w:i w:val="0"/>
         <w:iCs w:val="0"/>
-        <w:color w:val="FFFFFF" w:themeColor="background1"/>
+        <w:color w:val="000000"/>
       </w:rPr>
       <w:tblPr/>
       <w:tcPr>
@@ -20782,7 +21322,7 @@
         <w:bCs/>
         <w:i w:val="0"/>
         <w:iCs w:val="0"/>
-        <w:color w:val="FFFFFF" w:themeColor="background1"/>
+        <w:color w:val="000000"/>
       </w:rPr>
       <w:tblPr/>
       <w:tcPr>
@@ -20803,7 +21343,7 @@
         <w:bCs/>
         <w:i w:val="0"/>
         <w:iCs w:val="0"/>
-        <w:color w:val="FFFFFF" w:themeColor="background1"/>
+        <w:color w:val="000000"/>
       </w:rPr>
       <w:tblPr/>
       <w:tcPr>
@@ -20824,7 +21364,7 @@
         <w:bCs/>
         <w:i w:val="0"/>
         <w:iCs w:val="0"/>
-        <w:color w:val="FFFFFF" w:themeColor="background1"/>
+        <w:color w:val="000000"/>
       </w:rPr>
       <w:tblPr/>
       <w:tcPr>
@@ -20843,7 +21383,7 @@
         <w:bCs/>
         <w:i w:val="0"/>
         <w:iCs w:val="0"/>
-        <w:color w:val="FFFFFF" w:themeColor="background1"/>
+        <w:color w:val="000000"/>
       </w:rPr>
       <w:tblPr/>
       <w:tcPr>
@@ -20923,7 +21463,7 @@
         <w:bCs/>
         <w:i w:val="0"/>
         <w:iCs w:val="0"/>
-        <w:color w:val="FFFFFF" w:themeColor="background1"/>
+        <w:color w:val="000000"/>
       </w:rPr>
       <w:tblPr/>
       <w:tcPr>
@@ -20944,7 +21484,7 @@
         <w:bCs/>
         <w:i w:val="0"/>
         <w:iCs w:val="0"/>
-        <w:color w:val="FFFFFF" w:themeColor="background1"/>
+        <w:color w:val="000000"/>
       </w:rPr>
       <w:tblPr/>
       <w:tcPr>
@@ -20965,7 +21505,7 @@
         <w:bCs/>
         <w:i w:val="0"/>
         <w:iCs w:val="0"/>
-        <w:color w:val="FFFFFF" w:themeColor="background1"/>
+        <w:color w:val="000000"/>
       </w:rPr>
       <w:tblPr/>
       <w:tcPr>
@@ -20984,7 +21524,7 @@
         <w:bCs/>
         <w:i w:val="0"/>
         <w:iCs w:val="0"/>
-        <w:color w:val="FFFFFF" w:themeColor="background1"/>
+        <w:color w:val="000000"/>
       </w:rPr>
       <w:tblPr/>
       <w:tcPr>
@@ -21064,7 +21604,7 @@
         <w:bCs/>
         <w:i w:val="0"/>
         <w:iCs w:val="0"/>
-        <w:color w:val="FFFFFF" w:themeColor="background1"/>
+        <w:color w:val="000000"/>
       </w:rPr>
       <w:tblPr/>
       <w:tcPr>
@@ -21085,7 +21625,7 @@
         <w:bCs/>
         <w:i w:val="0"/>
         <w:iCs w:val="0"/>
-        <w:color w:val="FFFFFF" w:themeColor="background1"/>
+        <w:color w:val="000000"/>
       </w:rPr>
       <w:tblPr/>
       <w:tcPr>
@@ -21106,7 +21646,7 @@
         <w:bCs/>
         <w:i w:val="0"/>
         <w:iCs w:val="0"/>
-        <w:color w:val="FFFFFF" w:themeColor="background1"/>
+        <w:color w:val="000000"/>
       </w:rPr>
       <w:tblPr/>
       <w:tcPr>
@@ -21125,7 +21665,7 @@
         <w:bCs/>
         <w:i w:val="0"/>
         <w:iCs w:val="0"/>
-        <w:color w:val="FFFFFF" w:themeColor="background1"/>
+        <w:color w:val="000000"/>
       </w:rPr>
       <w:tblPr/>
       <w:tcPr>
@@ -21178,7 +21718,7 @@
       <w:spacing w:after="0" w:line="240" w:lineRule="auto"/>
     </w:pPr>
     <w:rPr>
-      <w:color w:val="FFFFFF" w:themeColor="background1"/>
+      <w:color w:val="000000"/>
     </w:rPr>
     <w:tblPr>
       <w:tblStyleRowBandSize w:val="1"/>
@@ -21292,7 +21832,7 @@
       <w:spacing w:after="0" w:line="240" w:lineRule="auto"/>
     </w:pPr>
     <w:rPr>
-      <w:color w:val="FFFFFF" w:themeColor="background1"/>
+      <w:color w:val="000000"/>
     </w:rPr>
     <w:tblPr>
       <w:tblStyleRowBandSize w:val="1"/>
@@ -21406,7 +21946,7 @@
       <w:spacing w:after="0" w:line="240" w:lineRule="auto"/>
     </w:pPr>
     <w:rPr>
-      <w:color w:val="FFFFFF" w:themeColor="background1"/>
+      <w:color w:val="000000"/>
     </w:rPr>
     <w:tblPr>
       <w:tblStyleRowBandSize w:val="1"/>
@@ -21520,7 +22060,7 @@
       <w:spacing w:after="0" w:line="240" w:lineRule="auto"/>
     </w:pPr>
     <w:rPr>
-      <w:color w:val="FFFFFF" w:themeColor="background1"/>
+      <w:color w:val="000000"/>
     </w:rPr>
     <w:tblPr>
       <w:tblStyleRowBandSize w:val="1"/>
@@ -21634,7 +22174,7 @@
       <w:spacing w:after="0" w:line="240" w:lineRule="auto"/>
     </w:pPr>
     <w:rPr>
-      <w:color w:val="FFFFFF" w:themeColor="background1"/>
+      <w:color w:val="000000"/>
     </w:rPr>
     <w:tblPr>
       <w:tblStyleRowBandSize w:val="1"/>
@@ -21748,7 +22288,7 @@
       <w:spacing w:after="0" w:line="240" w:lineRule="auto"/>
     </w:pPr>
     <w:rPr>
-      <w:color w:val="FFFFFF" w:themeColor="background1"/>
+      <w:color w:val="000000"/>
     </w:rPr>
     <w:tblPr>
       <w:tblStyleRowBandSize w:val="1"/>
@@ -21862,7 +22402,7 @@
       <w:spacing w:after="0" w:line="240" w:lineRule="auto"/>
     </w:pPr>
     <w:rPr>
-      <w:color w:val="FFFFFF" w:themeColor="background1"/>
+      <w:color w:val="000000"/>
     </w:rPr>
     <w:tblPr>
       <w:tblStyleRowBandSize w:val="1"/>
@@ -21976,7 +22516,7 @@
       <w:spacing w:after="0" w:line="240" w:lineRule="auto"/>
     </w:pPr>
     <w:rPr>
-      <w:color w:val="000000" w:themeColor="text1"/>
+      <w:color w:val="000000"/>
     </w:rPr>
     <w:tblPr>
       <w:tblStyleRowBandSize w:val="1"/>
@@ -22022,7 +22562,7 @@
       <w:rPr>
         <w:b/>
         <w:bCs/>
-        <w:color w:val="FFFFFF" w:themeColor="background1"/>
+        <w:color w:val="000000"/>
       </w:rPr>
       <w:tblPr/>
       <w:tcPr>
@@ -22034,7 +22574,7 @@
     </w:tblStylePr>
     <w:tblStylePr w:type="firstCol">
       <w:rPr>
-        <w:color w:val="FFFFFF" w:themeColor="background1"/>
+        <w:color w:val="000000"/>
       </w:rPr>
       <w:tblPr/>
       <w:tcPr>
@@ -22051,7 +22591,7 @@
     </w:tblStylePr>
     <w:tblStylePr w:type="lastCol">
       <w:rPr>
-        <w:color w:val="FFFFFF" w:themeColor="background1"/>
+        <w:color w:val="000000"/>
       </w:rPr>
       <w:tblPr/>
       <w:tcPr>
@@ -22080,12 +22620,12 @@
     </w:tblStylePr>
     <w:tblStylePr w:type="neCell">
       <w:rPr>
-        <w:color w:val="000000" w:themeColor="text1"/>
+        <w:color w:val="000000"/>
       </w:rPr>
     </w:tblStylePr>
     <w:tblStylePr w:type="nwCell">
       <w:rPr>
-        <w:color w:val="000000" w:themeColor="text1"/>
+        <w:color w:val="000000"/>
       </w:rPr>
     </w:tblStylePr>
   </w:style>
@@ -22098,7 +22638,7 @@
       <w:spacing w:after="0" w:line="240" w:lineRule="auto"/>
     </w:pPr>
     <w:rPr>
-      <w:color w:val="000000" w:themeColor="text1"/>
+      <w:color w:val="000000"/>
     </w:rPr>
     <w:tblPr>
       <w:tblStyleRowBandSize w:val="1"/>
@@ -22144,7 +22684,7 @@
       <w:rPr>
         <w:b/>
         <w:bCs/>
-        <w:color w:val="FFFFFF" w:themeColor="background1"/>
+        <w:color w:val="000000"/>
       </w:rPr>
       <w:tblPr/>
       <w:tcPr>
@@ -22156,7 +22696,7 @@
     </w:tblStylePr>
     <w:tblStylePr w:type="firstCol">
       <w:rPr>
-        <w:color w:val="FFFFFF" w:themeColor="background1"/>
+        <w:color w:val="000000"/>
       </w:rPr>
       <w:tblPr/>
       <w:tcPr>
@@ -22173,7 +22713,7 @@
     </w:tblStylePr>
     <w:tblStylePr w:type="lastCol">
       <w:rPr>
-        <w:color w:val="FFFFFF" w:themeColor="background1"/>
+        <w:color w:val="000000"/>
       </w:rPr>
       <w:tblPr/>
       <w:tcPr>
@@ -22202,12 +22742,12 @@
     </w:tblStylePr>
     <w:tblStylePr w:type="neCell">
       <w:rPr>
-        <w:color w:val="000000" w:themeColor="text1"/>
+        <w:color w:val="000000"/>
       </w:rPr>
     </w:tblStylePr>
     <w:tblStylePr w:type="nwCell">
       <w:rPr>
-        <w:color w:val="000000" w:themeColor="text1"/>
+        <w:color w:val="000000"/>
       </w:rPr>
     </w:tblStylePr>
   </w:style>
@@ -22220,7 +22760,7 @@
       <w:spacing w:after="0" w:line="240" w:lineRule="auto"/>
     </w:pPr>
     <w:rPr>
-      <w:color w:val="000000" w:themeColor="text1"/>
+      <w:color w:val="000000"/>
     </w:rPr>
     <w:tblPr>
       <w:tblStyleRowBandSize w:val="1"/>
@@ -22266,7 +22806,7 @@
       <w:rPr>
         <w:b/>
         <w:bCs/>
-        <w:color w:val="FFFFFF" w:themeColor="background1"/>
+        <w:color w:val="000000"/>
       </w:rPr>
       <w:tblPr/>
       <w:tcPr>
@@ -22278,7 +22818,7 @@
     </w:tblStylePr>
     <w:tblStylePr w:type="firstCol">
       <w:rPr>
-        <w:color w:val="FFFFFF" w:themeColor="background1"/>
+        <w:color w:val="000000"/>
       </w:rPr>
       <w:tblPr/>
       <w:tcPr>
@@ -22295,7 +22835,7 @@
     </w:tblStylePr>
     <w:tblStylePr w:type="lastCol">
       <w:rPr>
-        <w:color w:val="FFFFFF" w:themeColor="background1"/>
+        <w:color w:val="000000"/>
       </w:rPr>
       <w:tblPr/>
       <w:tcPr>
@@ -22324,12 +22864,12 @@
     </w:tblStylePr>
     <w:tblStylePr w:type="neCell">
       <w:rPr>
-        <w:color w:val="000000" w:themeColor="text1"/>
+        <w:color w:val="000000"/>
       </w:rPr>
     </w:tblStylePr>
     <w:tblStylePr w:type="nwCell">
       <w:rPr>
-        <w:color w:val="000000" w:themeColor="text1"/>
+        <w:color w:val="000000"/>
       </w:rPr>
     </w:tblStylePr>
   </w:style>
@@ -22342,7 +22882,7 @@
       <w:spacing w:after="0" w:line="240" w:lineRule="auto"/>
     </w:pPr>
     <w:rPr>
-      <w:color w:val="000000" w:themeColor="text1"/>
+      <w:color w:val="000000"/>
     </w:rPr>
     <w:tblPr>
       <w:tblStyleRowBandSize w:val="1"/>
@@ -22388,7 +22928,7 @@
       <w:rPr>
         <w:b/>
         <w:bCs/>
-        <w:color w:val="FFFFFF" w:themeColor="background1"/>
+        <w:color w:val="000000"/>
       </w:rPr>
       <w:tblPr/>
       <w:tcPr>
@@ -22400,7 +22940,7 @@
     </w:tblStylePr>
     <w:tblStylePr w:type="firstCol">
       <w:rPr>
-        <w:color w:val="FFFFFF" w:themeColor="background1"/>
+        <w:color w:val="000000"/>
       </w:rPr>
       <w:tblPr/>
       <w:tcPr>
@@ -22417,7 +22957,7 @@
     </w:tblStylePr>
     <w:tblStylePr w:type="lastCol">
       <w:rPr>
-        <w:color w:val="FFFFFF" w:themeColor="background1"/>
+        <w:color w:val="000000"/>
       </w:rPr>
       <w:tblPr/>
       <w:tcPr>
@@ -22454,7 +22994,7 @@
       <w:spacing w:after="0" w:line="240" w:lineRule="auto"/>
     </w:pPr>
     <w:rPr>
-      <w:color w:val="000000" w:themeColor="text1"/>
+      <w:color w:val="000000"/>
     </w:rPr>
     <w:tblPr>
       <w:tblStyleRowBandSize w:val="1"/>
@@ -22500,7 +23040,7 @@
       <w:rPr>
         <w:b/>
         <w:bCs/>
-        <w:color w:val="FFFFFF" w:themeColor="background1"/>
+        <w:color w:val="000000"/>
       </w:rPr>
       <w:tblPr/>
       <w:tcPr>
@@ -22512,7 +23052,7 @@
     </w:tblStylePr>
     <w:tblStylePr w:type="firstCol">
       <w:rPr>
-        <w:color w:val="FFFFFF" w:themeColor="background1"/>
+        <w:color w:val="000000"/>
       </w:rPr>
       <w:tblPr/>
       <w:tcPr>
@@ -22529,7 +23069,7 @@
     </w:tblStylePr>
     <w:tblStylePr w:type="lastCol">
       <w:rPr>
-        <w:color w:val="FFFFFF" w:themeColor="background1"/>
+        <w:color w:val="000000"/>
       </w:rPr>
       <w:tblPr/>
       <w:tcPr>
@@ -22558,12 +23098,12 @@
     </w:tblStylePr>
     <w:tblStylePr w:type="neCell">
       <w:rPr>
-        <w:color w:val="000000" w:themeColor="text1"/>
+        <w:color w:val="000000"/>
       </w:rPr>
     </w:tblStylePr>
     <w:tblStylePr w:type="nwCell">
       <w:rPr>
-        <w:color w:val="000000" w:themeColor="text1"/>
+        <w:color w:val="000000"/>
       </w:rPr>
     </w:tblStylePr>
   </w:style>
@@ -22576,7 +23116,7 @@
       <w:spacing w:after="0" w:line="240" w:lineRule="auto"/>
     </w:pPr>
     <w:rPr>
-      <w:color w:val="000000" w:themeColor="text1"/>
+      <w:color w:val="000000"/>
     </w:rPr>
     <w:tblPr>
       <w:tblStyleRowBandSize w:val="1"/>
@@ -22622,7 +23162,7 @@
       <w:rPr>
         <w:b/>
         <w:bCs/>
-        <w:color w:val="FFFFFF" w:themeColor="background1"/>
+        <w:color w:val="000000"/>
       </w:rPr>
       <w:tblPr/>
       <w:tcPr>
@@ -22634,7 +23174,7 @@
     </w:tblStylePr>
     <w:tblStylePr w:type="firstCol">
       <w:rPr>
-        <w:color w:val="FFFFFF" w:themeColor="background1"/>
+        <w:color w:val="000000"/>
       </w:rPr>
       <w:tblPr/>
       <w:tcPr>
@@ -22651,7 +23191,7 @@
     </w:tblStylePr>
     <w:tblStylePr w:type="lastCol">
       <w:rPr>
-        <w:color w:val="FFFFFF" w:themeColor="background1"/>
+        <w:color w:val="000000"/>
       </w:rPr>
       <w:tblPr/>
       <w:tcPr>
@@ -22680,12 +23220,12 @@
     </w:tblStylePr>
     <w:tblStylePr w:type="neCell">
       <w:rPr>
-        <w:color w:val="000000" w:themeColor="text1"/>
+        <w:color w:val="000000"/>
       </w:rPr>
     </w:tblStylePr>
     <w:tblStylePr w:type="nwCell">
       <w:rPr>
-        <w:color w:val="000000" w:themeColor="text1"/>
+        <w:color w:val="000000"/>
       </w:rPr>
     </w:tblStylePr>
   </w:style>
@@ -22698,7 +23238,7 @@
       <w:spacing w:after="0" w:line="240" w:lineRule="auto"/>
     </w:pPr>
     <w:rPr>
-      <w:color w:val="000000" w:themeColor="text1"/>
+      <w:color w:val="000000"/>
     </w:rPr>
     <w:tblPr>
       <w:tblStyleRowBandSize w:val="1"/>
@@ -22744,7 +23284,7 @@
       <w:rPr>
         <w:b/>
         <w:bCs/>
-        <w:color w:val="FFFFFF" w:themeColor="background1"/>
+        <w:color w:val="000000"/>
       </w:rPr>
       <w:tblPr/>
       <w:tcPr>
@@ -22756,7 +23296,7 @@
     </w:tblStylePr>
     <w:tblStylePr w:type="firstCol">
       <w:rPr>
-        <w:color w:val="FFFFFF" w:themeColor="background1"/>
+        <w:color w:val="000000"/>
       </w:rPr>
       <w:tblPr/>
       <w:tcPr>
@@ -22773,7 +23313,7 @@
     </w:tblStylePr>
     <w:tblStylePr w:type="lastCol">
       <w:rPr>
-        <w:color w:val="FFFFFF" w:themeColor="background1"/>
+        <w:color w:val="000000"/>
       </w:rPr>
       <w:tblPr/>
       <w:tcPr>
@@ -22802,12 +23342,12 @@
     </w:tblStylePr>
     <w:tblStylePr w:type="neCell">
       <w:rPr>
-        <w:color w:val="000000" w:themeColor="text1"/>
+        <w:color w:val="000000"/>
       </w:rPr>
     </w:tblStylePr>
     <w:tblStylePr w:type="nwCell">
       <w:rPr>
-        <w:color w:val="000000" w:themeColor="text1"/>
+        <w:color w:val="000000"/>
       </w:rPr>
     </w:tblStylePr>
   </w:style>
@@ -22820,7 +23360,7 @@
       <w:spacing w:after="0" w:line="240" w:lineRule="auto"/>
     </w:pPr>
     <w:rPr>
-      <w:color w:val="000000" w:themeColor="text1"/>
+      <w:color w:val="000000"/>
     </w:rPr>
     <w:tblPr>
       <w:tblStyleRowBandSize w:val="1"/>
@@ -22840,7 +23380,7 @@
       <w:rPr>
         <w:b/>
         <w:bCs/>
-        <w:color w:val="FFFFFF" w:themeColor="background1"/>
+        <w:color w:val="000000"/>
       </w:rPr>
       <w:tblPr/>
       <w:tcPr>
@@ -22854,7 +23394,7 @@
       <w:rPr>
         <w:b/>
         <w:bCs/>
-        <w:color w:val="9E3A38" w:themeColor="accent2" w:themeShade="CC"/>
+        <w:color w:val="000000"/>
       </w:rPr>
       <w:tblPr/>
       <w:tcPr>
@@ -22906,7 +23446,7 @@
       <w:spacing w:after="0" w:line="240" w:lineRule="auto"/>
     </w:pPr>
     <w:rPr>
-      <w:color w:val="000000" w:themeColor="text1"/>
+      <w:color w:val="000000"/>
     </w:rPr>
     <w:tblPr>
       <w:tblStyleRowBandSize w:val="1"/>
@@ -22926,7 +23466,7 @@
       <w:rPr>
         <w:b/>
         <w:bCs/>
-        <w:color w:val="FFFFFF" w:themeColor="background1"/>
+        <w:color w:val="000000"/>
       </w:rPr>
       <w:tblPr/>
       <w:tcPr>
@@ -22940,7 +23480,7 @@
       <w:rPr>
         <w:b/>
         <w:bCs/>
-        <w:color w:val="9E3A38" w:themeColor="accent2" w:themeShade="CC"/>
+        <w:color w:val="000000"/>
       </w:rPr>
       <w:tblPr/>
       <w:tcPr>
@@ -22992,7 +23532,7 @@
       <w:spacing w:after="0" w:line="240" w:lineRule="auto"/>
     </w:pPr>
     <w:rPr>
-      <w:color w:val="000000" w:themeColor="text1"/>
+      <w:color w:val="000000"/>
     </w:rPr>
     <w:tblPr>
       <w:tblStyleRowBandSize w:val="1"/>
@@ -23012,7 +23552,7 @@
       <w:rPr>
         <w:b/>
         <w:bCs/>
-        <w:color w:val="FFFFFF" w:themeColor="background1"/>
+        <w:color w:val="000000"/>
       </w:rPr>
       <w:tblPr/>
       <w:tcPr>
@@ -23026,7 +23566,7 @@
       <w:rPr>
         <w:b/>
         <w:bCs/>
-        <w:color w:val="9E3A38" w:themeColor="accent2" w:themeShade="CC"/>
+        <w:color w:val="000000"/>
       </w:rPr>
       <w:tblPr/>
       <w:tcPr>
@@ -23078,7 +23618,7 @@
       <w:spacing w:after="0" w:line="240" w:lineRule="auto"/>
     </w:pPr>
     <w:rPr>
-      <w:color w:val="000000" w:themeColor="text1"/>
+      <w:color w:val="000000"/>
     </w:rPr>
     <w:tblPr>
       <w:tblStyleRowBandSize w:val="1"/>
@@ -23098,7 +23638,7 @@
       <w:rPr>
         <w:b/>
         <w:bCs/>
-        <w:color w:val="FFFFFF" w:themeColor="background1"/>
+        <w:color w:val="000000"/>
       </w:rPr>
       <w:tblPr/>
       <w:tcPr>
@@ -23112,7 +23652,7 @@
       <w:rPr>
         <w:b/>
         <w:bCs/>
-        <w:color w:val="664E82" w:themeColor="accent4" w:themeShade="CC"/>
+        <w:color w:val="000000"/>
       </w:rPr>
       <w:tblPr/>
       <w:tcPr>
@@ -23164,7 +23704,7 @@
       <w:spacing w:after="0" w:line="240" w:lineRule="auto"/>
     </w:pPr>
     <w:rPr>
-      <w:color w:val="000000" w:themeColor="text1"/>
+      <w:color w:val="000000"/>
     </w:rPr>
     <w:tblPr>
       <w:tblStyleRowBandSize w:val="1"/>
@@ -23184,7 +23724,7 @@
       <w:rPr>
         <w:b/>
         <w:bCs/>
-        <w:color w:val="FFFFFF" w:themeColor="background1"/>
+        <w:color w:val="000000"/>
       </w:rPr>
       <w:tblPr/>
       <w:tcPr>
@@ -23198,7 +23738,7 @@
       <w:rPr>
         <w:b/>
         <w:bCs/>
-        <w:color w:val="7E9C40" w:themeColor="accent3" w:themeShade="CC"/>
+        <w:color w:val="000000"/>
       </w:rPr>
       <w:tblPr/>
       <w:tcPr>
@@ -23250,7 +23790,7 @@
       <w:spacing w:after="0" w:line="240" w:lineRule="auto"/>
     </w:pPr>
     <w:rPr>
-      <w:color w:val="000000" w:themeColor="text1"/>
+      <w:color w:val="000000"/>
     </w:rPr>
     <w:tblPr>
       <w:tblStyleRowBandSize w:val="1"/>
@@ -23270,7 +23810,7 @@
       <w:rPr>
         <w:b/>
         <w:bCs/>
-        <w:color w:val="FFFFFF" w:themeColor="background1"/>
+        <w:color w:val="000000"/>
       </w:rPr>
       <w:tblPr/>
       <w:tcPr>
@@ -23284,7 +23824,7 @@
       <w:rPr>
         <w:b/>
         <w:bCs/>
-        <w:color w:val="F2730A" w:themeColor="accent6" w:themeShade="CC"/>
+        <w:color w:val="000000"/>
       </w:rPr>
       <w:tblPr/>
       <w:tcPr>
@@ -23336,7 +23876,7 @@
       <w:spacing w:after="0" w:line="240" w:lineRule="auto"/>
     </w:pPr>
     <w:rPr>
-      <w:color w:val="000000" w:themeColor="text1"/>
+      <w:color w:val="000000"/>
     </w:rPr>
     <w:tblPr>
       <w:tblStyleRowBandSize w:val="1"/>
@@ -23356,7 +23896,7 @@
       <w:rPr>
         <w:b/>
         <w:bCs/>
-        <w:color w:val="FFFFFF" w:themeColor="background1"/>
+        <w:color w:val="000000"/>
       </w:rPr>
       <w:tblPr/>
       <w:tcPr>
@@ -23370,7 +23910,7 @@
       <w:rPr>
         <w:b/>
         <w:bCs/>
-        <w:color w:val="348DA5" w:themeColor="accent5" w:themeShade="CC"/>
+        <w:color w:val="000000"/>
       </w:rPr>
       <w:tblPr/>
       <w:tcPr>
@@ -23422,7 +23962,7 @@
       <w:spacing w:after="0" w:line="240" w:lineRule="auto"/>
     </w:pPr>
     <w:rPr>
-      <w:color w:val="000000" w:themeColor="text1"/>
+      <w:color w:val="000000"/>
     </w:rPr>
     <w:tblPr>
       <w:tblStyleRowBandSize w:val="1"/>
@@ -23455,7 +23995,7 @@
       <w:rPr>
         <w:b/>
         <w:bCs/>
-        <w:color w:val="000000" w:themeColor="text1"/>
+        <w:color w:val="000000"/>
       </w:rPr>
       <w:tblPr/>
       <w:tcPr>
@@ -23464,7 +24004,7 @@
     </w:tblStylePr>
     <w:tblStylePr w:type="firstCol">
       <w:rPr>
-        <w:color w:val="FFFFFF" w:themeColor="background1"/>
+        <w:color w:val="000000"/>
       </w:rPr>
       <w:tblPr/>
       <w:tcPr>
@@ -23473,7 +24013,7 @@
     </w:tblStylePr>
     <w:tblStylePr w:type="lastCol">
       <w:rPr>
-        <w:color w:val="FFFFFF" w:themeColor="background1"/>
+        <w:color w:val="000000"/>
       </w:rPr>
       <w:tblPr/>
       <w:tcPr>
@@ -23502,7 +24042,7 @@
       <w:spacing w:after="0" w:line="240" w:lineRule="auto"/>
     </w:pPr>
     <w:rPr>
-      <w:color w:val="000000" w:themeColor="text1"/>
+      <w:color w:val="000000"/>
     </w:rPr>
     <w:tblPr>
       <w:tblStyleRowBandSize w:val="1"/>
@@ -23535,7 +24075,7 @@
       <w:rPr>
         <w:b/>
         <w:bCs/>
-        <w:color w:val="000000" w:themeColor="text1"/>
+        <w:color w:val="000000"/>
       </w:rPr>
       <w:tblPr/>
       <w:tcPr>
@@ -23544,7 +24084,7 @@
     </w:tblStylePr>
     <w:tblStylePr w:type="firstCol">
       <w:rPr>
-        <w:color w:val="FFFFFF" w:themeColor="background1"/>
+        <w:color w:val="000000"/>
       </w:rPr>
       <w:tblPr/>
       <w:tcPr>
@@ -23553,7 +24093,7 @@
     </w:tblStylePr>
     <w:tblStylePr w:type="lastCol">
       <w:rPr>
-        <w:color w:val="FFFFFF" w:themeColor="background1"/>
+        <w:color w:val="000000"/>
       </w:rPr>
       <w:tblPr/>
       <w:tcPr>
@@ -23582,7 +24122,7 @@
       <w:spacing w:after="0" w:line="240" w:lineRule="auto"/>
     </w:pPr>
     <w:rPr>
-      <w:color w:val="000000" w:themeColor="text1"/>
+      <w:color w:val="000000"/>
     </w:rPr>
     <w:tblPr>
       <w:tblStyleRowBandSize w:val="1"/>
@@ -23615,7 +24155,7 @@
       <w:rPr>
         <w:b/>
         <w:bCs/>
-        <w:color w:val="000000" w:themeColor="text1"/>
+        <w:color w:val="000000"/>
       </w:rPr>
       <w:tblPr/>
       <w:tcPr>
@@ -23624,7 +24164,7 @@
     </w:tblStylePr>
     <w:tblStylePr w:type="firstCol">
       <w:rPr>
-        <w:color w:val="FFFFFF" w:themeColor="background1"/>
+        <w:color w:val="000000"/>
       </w:rPr>
       <w:tblPr/>
       <w:tcPr>
@@ -23633,7 +24173,7 @@
     </w:tblStylePr>
     <w:tblStylePr w:type="lastCol">
       <w:rPr>
-        <w:color w:val="FFFFFF" w:themeColor="background1"/>
+        <w:color w:val="000000"/>
       </w:rPr>
       <w:tblPr/>
       <w:tcPr>
@@ -23662,7 +24202,7 @@
       <w:spacing w:after="0" w:line="240" w:lineRule="auto"/>
     </w:pPr>
     <w:rPr>
-      <w:color w:val="000000" w:themeColor="text1"/>
+      <w:color w:val="000000"/>
     </w:rPr>
     <w:tblPr>
       <w:tblStyleRowBandSize w:val="1"/>
@@ -23695,7 +24235,7 @@
       <w:rPr>
         <w:b/>
         <w:bCs/>
-        <w:color w:val="000000" w:themeColor="text1"/>
+        <w:color w:val="000000"/>
       </w:rPr>
       <w:tblPr/>
       <w:tcPr>
@@ -23704,7 +24244,7 @@
     </w:tblStylePr>
     <w:tblStylePr w:type="firstCol">
       <w:rPr>
-        <w:color w:val="FFFFFF" w:themeColor="background1"/>
+        <w:color w:val="000000"/>
       </w:rPr>
       <w:tblPr/>
       <w:tcPr>
@@ -23713,7 +24253,7 @@
     </w:tblStylePr>
     <w:tblStylePr w:type="lastCol">
       <w:rPr>
-        <w:color w:val="FFFFFF" w:themeColor="background1"/>
+        <w:color w:val="000000"/>
       </w:rPr>
       <w:tblPr/>
       <w:tcPr>
@@ -23742,7 +24282,7 @@
       <w:spacing w:after="0" w:line="240" w:lineRule="auto"/>
     </w:pPr>
     <w:rPr>
-      <w:color w:val="000000" w:themeColor="text1"/>
+      <w:color w:val="000000"/>
     </w:rPr>
     <w:tblPr>
       <w:tblStyleRowBandSize w:val="1"/>
@@ -23775,7 +24315,7 @@
       <w:rPr>
         <w:b/>
         <w:bCs/>
-        <w:color w:val="000000" w:themeColor="text1"/>
+        <w:color w:val="000000"/>
       </w:rPr>
       <w:tblPr/>
       <w:tcPr>
@@ -23784,7 +24324,7 @@
     </w:tblStylePr>
     <w:tblStylePr w:type="firstCol">
       <w:rPr>
-        <w:color w:val="FFFFFF" w:themeColor="background1"/>
+        <w:color w:val="000000"/>
       </w:rPr>
       <w:tblPr/>
       <w:tcPr>
@@ -23793,7 +24333,7 @@
     </w:tblStylePr>
     <w:tblStylePr w:type="lastCol">
       <w:rPr>
-        <w:color w:val="FFFFFF" w:themeColor="background1"/>
+        <w:color w:val="000000"/>
       </w:rPr>
       <w:tblPr/>
       <w:tcPr>
@@ -23822,7 +24362,7 @@
       <w:spacing w:after="0" w:line="240" w:lineRule="auto"/>
     </w:pPr>
     <w:rPr>
-      <w:color w:val="000000" w:themeColor="text1"/>
+      <w:color w:val="000000"/>
     </w:rPr>
     <w:tblPr>
       <w:tblStyleRowBandSize w:val="1"/>
@@ -23855,7 +24395,7 @@
       <w:rPr>
         <w:b/>
         <w:bCs/>
-        <w:color w:val="000000" w:themeColor="text1"/>
+        <w:color w:val="000000"/>
       </w:rPr>
       <w:tblPr/>
       <w:tcPr>
@@ -23864,7 +24404,7 @@
     </w:tblStylePr>
     <w:tblStylePr w:type="firstCol">
       <w:rPr>
-        <w:color w:val="FFFFFF" w:themeColor="background1"/>
+        <w:color w:val="000000"/>
       </w:rPr>
       <w:tblPr/>
       <w:tcPr>
@@ -23873,7 +24413,7 @@
     </w:tblStylePr>
     <w:tblStylePr w:type="lastCol">
       <w:rPr>
-        <w:color w:val="FFFFFF" w:themeColor="background1"/>
+        <w:color w:val="000000"/>
       </w:rPr>
       <w:tblPr/>
       <w:tcPr>
@@ -23902,7 +24442,7 @@
       <w:spacing w:after="0" w:line="240" w:lineRule="auto"/>
     </w:pPr>
     <w:rPr>
-      <w:color w:val="000000" w:themeColor="text1"/>
+      <w:color w:val="000000"/>
     </w:rPr>
     <w:tblPr>
       <w:tblStyleRowBandSize w:val="1"/>
@@ -23935,7 +24475,7 @@
       <w:rPr>
         <w:b/>
         <w:bCs/>
-        <w:color w:val="000000" w:themeColor="text1"/>
+        <w:color w:val="000000"/>
       </w:rPr>
       <w:tblPr/>
       <w:tcPr>
@@ -23944,7 +24484,7 @@
     </w:tblStylePr>
     <w:tblStylePr w:type="firstCol">
       <w:rPr>
-        <w:color w:val="FFFFFF" w:themeColor="background1"/>
+        <w:color w:val="000000"/>
       </w:rPr>
       <w:tblPr/>
       <w:tcPr>
@@ -23953,7 +24493,7 @@
     </w:tblStylePr>
     <w:tblStylePr w:type="lastCol">
       <w:rPr>
-        <w:color w:val="FFFFFF" w:themeColor="background1"/>
+        <w:color w:val="000000"/>
       </w:rPr>
       <w:tblPr/>
       <w:tcPr>
